--- a/work_agents/Daniel - Project Manager /deliverables/0-LST-0001.docx
+++ b/work_agents/Daniel - Project Manager /deliverables/0-LST-0001.docx
@@ -63,7 +63,252 @@
           </w:tcPr>
           <w:p>
             <w:r>
-              <w:t>Project</w:t>
+              <w:t>Document ID</w:t>
+            </w:r>
+          </w:p>
+        </w:tc>
+        <w:tc>
+          <w:tcPr>
+            <w:tcW w:type="dxa" w:w="4320"/>
+          </w:tcPr>
+          <w:p>
+            <w:r>
+              <w:t>0-LST-0001</w:t>
+            </w:r>
+          </w:p>
+        </w:tc>
+      </w:tr>
+      <w:tr>
+        <w:tc>
+          <w:tcPr>
+            <w:tcW w:type="dxa" w:w="4320"/>
+          </w:tcPr>
+          <w:p>
+            <w:r>
+              <w:t>Title</w:t>
+            </w:r>
+          </w:p>
+        </w:tc>
+        <w:tc>
+          <w:tcPr>
+            <w:tcW w:type="dxa" w:w="4320"/>
+          </w:tcPr>
+          <w:p>
+            <w:r>
+              <w:t>Document Register</w:t>
+            </w:r>
+          </w:p>
+        </w:tc>
+      </w:tr>
+      <w:tr>
+        <w:tc>
+          <w:tcPr>
+            <w:tcW w:type="dxa" w:w="4320"/>
+          </w:tcPr>
+          <w:p>
+            <w:r>
+              <w:t>Type</w:t>
+            </w:r>
+          </w:p>
+        </w:tc>
+        <w:tc>
+          <w:tcPr>
+            <w:tcW w:type="dxa" w:w="4320"/>
+          </w:tcPr>
+          <w:p>
+            <w:r>
+              <w:t>LST (Documentation)</w:t>
+            </w:r>
+          </w:p>
+        </w:tc>
+      </w:tr>
+      <w:tr>
+        <w:tc>
+          <w:tcPr>
+            <w:tcW w:type="dxa" w:w="4320"/>
+          </w:tcPr>
+          <w:p>
+            <w:r>
+              <w:t>Revision</w:t>
+            </w:r>
+          </w:p>
+        </w:tc>
+        <w:tc>
+          <w:tcPr>
+            <w:tcW w:type="dxa" w:w="4320"/>
+          </w:tcPr>
+          <w:p>
+            <w:r>
+              <w:t>0.0</w:t>
+            </w:r>
+          </w:p>
+        </w:tc>
+      </w:tr>
+      <w:tr>
+        <w:tc>
+          <w:tcPr>
+            <w:tcW w:type="dxa" w:w="4320"/>
+          </w:tcPr>
+          <w:p>
+            <w:r>
+              <w:t>Issue Date</w:t>
+            </w:r>
+          </w:p>
+        </w:tc>
+        <w:tc>
+          <w:tcPr>
+            <w:tcW w:type="dxa" w:w="4320"/>
+          </w:tcPr>
+          <w:p>
+            <w:r>
+              <w:t>2026-03-14</w:t>
+            </w:r>
+          </w:p>
+        </w:tc>
+      </w:tr>
+      <w:tr>
+        <w:tc>
+          <w:tcPr>
+            <w:tcW w:type="dxa" w:w="4320"/>
+          </w:tcPr>
+          <w:p>
+            <w:r>
+              <w:t>Status</w:t>
+            </w:r>
+          </w:p>
+        </w:tc>
+        <w:tc>
+          <w:tcPr>
+            <w:tcW w:type="dxa" w:w="4320"/>
+          </w:tcPr>
+          <w:p>
+            <w:r>
+              <w:t>Issued for Review</w:t>
+            </w:r>
+          </w:p>
+        </w:tc>
+      </w:tr>
+      <w:tr>
+        <w:tc>
+          <w:tcPr>
+            <w:tcW w:type="dxa" w:w="4320"/>
+          </w:tcPr>
+          <w:p>
+            <w:r>
+              <w:t>Prepared By</w:t>
+            </w:r>
+          </w:p>
+        </w:tc>
+        <w:tc>
+          <w:tcPr>
+            <w:tcW w:type="dxa" w:w="4320"/>
+          </w:tcPr>
+          <w:p>
+            <w:r>
+              <w:t>Project Manager</w:t>
+            </w:r>
+          </w:p>
+        </w:tc>
+      </w:tr>
+      <w:tr>
+        <w:tc>
+          <w:tcPr>
+            <w:tcW w:type="dxa" w:w="4320"/>
+          </w:tcPr>
+          <w:p>
+            <w:r>
+              <w:t>Checked By</w:t>
+            </w:r>
+          </w:p>
+        </w:tc>
+        <w:tc>
+          <w:tcPr>
+            <w:tcW w:type="dxa" w:w="4320"/>
+          </w:tcPr>
+          <w:p>
+            <w:r>
+              <w:t>Project Lead</w:t>
+            </w:r>
+          </w:p>
+        </w:tc>
+      </w:tr>
+      <w:tr>
+        <w:tc>
+          <w:tcPr>
+            <w:tcW w:type="dxa" w:w="4320"/>
+          </w:tcPr>
+          <w:p>
+            <w:r>
+              <w:t>Approved By</w:t>
+            </w:r>
+          </w:p>
+        </w:tc>
+        <w:tc>
+          <w:tcPr>
+            <w:tcW w:type="dxa" w:w="4320"/>
+          </w:tcPr>
+          <w:p>
+            <w:r>
+              <w:t>Client Representative</w:t>
+            </w:r>
+          </w:p>
+        </w:tc>
+      </w:tr>
+    </w:tbl>
+    <w:p>
+      <w:pPr>
+        <w:pStyle w:val="Heading2"/>
+      </w:pPr>
+      <w:r>
+        <w:t>2.0 Project Details</w:t>
+      </w:r>
+    </w:p>
+    <w:tbl>
+      <w:tblPr>
+        <w:tblStyle w:val="TableGrid"/>
+        <w:tblW w:type="auto" w:w="0"/>
+        <w:tblLook w:firstColumn="1" w:firstRow="1" w:lastColumn="0" w:lastRow="0" w:noHBand="0" w:noVBand="1" w:val="04A0"/>
+      </w:tblPr>
+      <w:tblGrid>
+        <w:gridCol w:w="4320"/>
+        <w:gridCol w:w="4320"/>
+      </w:tblGrid>
+      <w:tr>
+        <w:tc>
+          <w:tcPr>
+            <w:tcW w:type="dxa" w:w="4320"/>
+          </w:tcPr>
+          <w:p>
+            <w:r>
+              <w:rPr>
+                <w:b/>
+              </w:rPr>
+              <w:t>Field</w:t>
+            </w:r>
+          </w:p>
+        </w:tc>
+        <w:tc>
+          <w:tcPr>
+            <w:tcW w:type="dxa" w:w="4320"/>
+          </w:tcPr>
+          <w:p>
+            <w:r>
+              <w:rPr>
+                <w:b/>
+              </w:rPr>
+              <w:t>Value</w:t>
+            </w:r>
+          </w:p>
+        </w:tc>
+      </w:tr>
+      <w:tr>
+        <w:tc>
+          <w:tcPr>
+            <w:tcW w:type="dxa" w:w="4320"/>
+          </w:tcPr>
+          <w:p>
+            <w:r>
+              <w:t>Project Name</w:t>
             </w:r>
           </w:p>
         </w:tc>
@@ -117,95 +362,7 @@
           </w:tcPr>
           <w:p>
             <w:r>
-              <w:t>Sarnia, Ontario, Canada</w:t>
-            </w:r>
-          </w:p>
-        </w:tc>
-      </w:tr>
-      <w:tr>
-        <w:tc>
-          <w:tcPr>
-            <w:tcW w:type="dxa" w:w="4320"/>
-          </w:tcPr>
-          <w:p>
-            <w:r>
-              <w:t>Document ID</w:t>
-            </w:r>
-          </w:p>
-        </w:tc>
-        <w:tc>
-          <w:tcPr>
-            <w:tcW w:type="dxa" w:w="4320"/>
-          </w:tcPr>
-          <w:p>
-            <w:r>
-              <w:t>0-LST-0001</w:t>
-            </w:r>
-          </w:p>
-        </w:tc>
-      </w:tr>
-      <w:tr>
-        <w:tc>
-          <w:tcPr>
-            <w:tcW w:type="dxa" w:w="4320"/>
-          </w:tcPr>
-          <w:p>
-            <w:r>
-              <w:t>Document Title</w:t>
-            </w:r>
-          </w:p>
-        </w:tc>
-        <w:tc>
-          <w:tcPr>
-            <w:tcW w:type="dxa" w:w="4320"/>
-          </w:tcPr>
-          <w:p>
-            <w:r>
-              <w:t>Document Register</w:t>
-            </w:r>
-          </w:p>
-        </w:tc>
-      </w:tr>
-      <w:tr>
-        <w:tc>
-          <w:tcPr>
-            <w:tcW w:type="dxa" w:w="4320"/>
-          </w:tcPr>
-          <w:p>
-            <w:r>
-              <w:t>Document Type</w:t>
-            </w:r>
-          </w:p>
-        </w:tc>
-        <w:tc>
-          <w:tcPr>
-            <w:tcW w:type="dxa" w:w="4320"/>
-          </w:tcPr>
-          <w:p>
-            <w:r>
-              <w:t>LST (Documentation)</w:t>
-            </w:r>
-          </w:p>
-        </w:tc>
-      </w:tr>
-      <w:tr>
-        <w:tc>
-          <w:tcPr>
-            <w:tcW w:type="dxa" w:w="4320"/>
-          </w:tcPr>
-          <w:p>
-            <w:r>
-              <w:t>Due Date</w:t>
-            </w:r>
-          </w:p>
-        </w:tc>
-        <w:tc>
-          <w:tcPr>
-            <w:tcW w:type="dxa" w:w="4320"/>
-          </w:tcPr>
-          <w:p>
-            <w:r>
-              <w:t>2026-03-14</w:t>
+              <w:t>Sarnia, Canada</w:t>
             </w:r>
           </w:p>
         </w:tc>
@@ -239,7 +396,117 @@
           </w:tcPr>
           <w:p>
             <w:r>
-              <w:t>Risk Flags Active</w:t>
+              <w:t>Equipment</w:t>
+            </w:r>
+          </w:p>
+        </w:tc>
+        <w:tc>
+          <w:tcPr>
+            <w:tcW w:type="dxa" w:w="4320"/>
+          </w:tcPr>
+          <w:p>
+            <w:r>
+              <w:t>Horizontal Centrifugal Pump</w:t>
+            </w:r>
+          </w:p>
+        </w:tc>
+      </w:tr>
+      <w:tr>
+        <w:tc>
+          <w:tcPr>
+            <w:tcW w:type="dxa" w:w="4320"/>
+          </w:tcPr>
+          <w:p>
+            <w:r>
+              <w:t>Fluid</w:t>
+            </w:r>
+          </w:p>
+        </w:tc>
+        <w:tc>
+          <w:tcPr>
+            <w:tcW w:type="dxa" w:w="4320"/>
+          </w:tcPr>
+          <w:p>
+            <w:r>
+              <w:t>Monoethylene Glycol (MEG), 95% by weight</w:t>
+            </w:r>
+          </w:p>
+        </w:tc>
+      </w:tr>
+      <w:tr>
+        <w:tc>
+          <w:tcPr>
+            <w:tcW w:type="dxa" w:w="4320"/>
+          </w:tcPr>
+          <w:p>
+            <w:r>
+              <w:t>Flow Rate</w:t>
+            </w:r>
+          </w:p>
+        </w:tc>
+        <w:tc>
+          <w:tcPr>
+            <w:tcW w:type="dxa" w:w="4320"/>
+          </w:tcPr>
+          <w:p>
+            <w:r>
+              <w:t>45 m³/h</w:t>
+            </w:r>
+          </w:p>
+        </w:tc>
+      </w:tr>
+      <w:tr>
+        <w:tc>
+          <w:tcPr>
+            <w:tcW w:type="dxa" w:w="4320"/>
+          </w:tcPr>
+          <w:p>
+            <w:r>
+              <w:t>Pressure</w:t>
+            </w:r>
+          </w:p>
+        </w:tc>
+        <w:tc>
+          <w:tcPr>
+            <w:tcW w:type="dxa" w:w="4320"/>
+          </w:tcPr>
+          <w:p>
+            <w:r>
+              <w:t>10 bar</w:t>
+            </w:r>
+          </w:p>
+        </w:tc>
+      </w:tr>
+      <w:tr>
+        <w:tc>
+          <w:tcPr>
+            <w:tcW w:type="dxa" w:w="4320"/>
+          </w:tcPr>
+          <w:p>
+            <w:r>
+              <w:t>Temperature</w:t>
+            </w:r>
+          </w:p>
+        </w:tc>
+        <w:tc>
+          <w:tcPr>
+            <w:tcW w:type="dxa" w:w="4320"/>
+          </w:tcPr>
+          <w:p>
+            <w:r>
+              <w:t>65 °C</w:t>
+            </w:r>
+          </w:p>
+        </w:tc>
+      </w:tr>
+      <w:tr>
+        <w:tc>
+          <w:tcPr>
+            <w:tcW w:type="dxa" w:w="4320"/>
+          </w:tcPr>
+          <w:p>
+            <w:r>
+              <w:t>Active Risk Flags</w:t>
             </w:r>
           </w:p>
         </w:tc>
@@ -260,7 +527,20 @@
         <w:pStyle w:val="Heading2"/>
       </w:pPr>
       <w:r>
-        <w:t>2.0 Revision History</w:t>
+        <w:t>3.0 Purpose</w:t>
+      </w:r>
+    </w:p>
+    <w:p>
+      <w:r>
+        <w:t>The Document Register is a key planning and control document used to record all formal documents that will be produced on the MEG Transfer Pump Skid project. It is developed as part of project planning and will be maintained throughout the project lifecycle by the respective disciplines to ensure comprehensive documentation management and tracking. This document adheres to internal standard [0-LST-0001-1] for document numbering and control.</w:t>
+      </w:r>
+    </w:p>
+    <w:p>
+      <w:pPr>
+        <w:pStyle w:val="Heading2"/>
+      </w:pPr>
+      <w:r>
+        <w:t>4.0 Revision History</w:t>
       </w:r>
     </w:p>
     <w:tbl>
@@ -388,7 +668,7 @@
           </w:tcPr>
           <w:p>
             <w:r>
-              <w:t>2024-01-23</w:t>
+              <w:t>2026-03-14</w:t>
             </w:r>
           </w:p>
         </w:tc>
@@ -418,7 +698,7 @@
           </w:tcPr>
           <w:p>
             <w:r>
-              <w:t>Lead Engineer</w:t>
+              <w:t>Project Lead</w:t>
             </w:r>
           </w:p>
         </w:tc>
@@ -428,7 +708,7 @@
           </w:tcPr>
           <w:p>
             <w:r>
-              <w:t>Client PM</w:t>
+              <w:t>Client Representative</w:t>
             </w:r>
           </w:p>
         </w:tc>
@@ -438,177 +718,7 @@
           </w:tcPr>
           <w:p>
             <w:r>
-              <w:t>Initial Issue for Project Planning Review</w:t>
-            </w:r>
-          </w:p>
-        </w:tc>
-      </w:tr>
-    </w:tbl>
-    <w:p>
-      <w:pPr>
-        <w:pStyle w:val="Heading2"/>
-      </w:pPr>
-      <w:r>
-        <w:t>3.0 Purpose</w:t>
-      </w:r>
-    </w:p>
-    <w:p>
-      <w:r>
-        <w:t>The Document Register is a key planning and control document to record all documents that will be produced on a project. It is developed as part of project planning and maintained throughout the project by the respective disciplines. This register ensures that all required deliverables are identified, assigned, and tracked against their due dates, facilitating effective project execution and control.</w:t>
-      </w:r>
-    </w:p>
-    <w:p>
-      <w:pPr>
-        <w:pStyle w:val="Heading2"/>
-      </w:pPr>
-      <w:r>
-        <w:t>4.0 Project Data Summary</w:t>
-      </w:r>
-    </w:p>
-    <w:tbl>
-      <w:tblPr>
-        <w:tblStyle w:val="TableGrid"/>
-        <w:tblW w:type="auto" w:w="0"/>
-        <w:tblLook w:firstColumn="1" w:firstRow="1" w:lastColumn="0" w:lastRow="0" w:noHBand="0" w:noVBand="1" w:val="04A0"/>
-      </w:tblPr>
-      <w:tblGrid>
-        <w:gridCol w:w="4320"/>
-        <w:gridCol w:w="4320"/>
-      </w:tblGrid>
-      <w:tr>
-        <w:tc>
-          <w:tcPr>
-            <w:tcW w:type="dxa" w:w="4320"/>
-          </w:tcPr>
-          <w:p>
-            <w:r>
-              <w:rPr>
-                <w:b/>
-              </w:rPr>
-              <w:t>Field</w:t>
-            </w:r>
-          </w:p>
-        </w:tc>
-        <w:tc>
-          <w:tcPr>
-            <w:tcW w:type="dxa" w:w="4320"/>
-          </w:tcPr>
-          <w:p>
-            <w:r>
-              <w:rPr>
-                <w:b/>
-              </w:rPr>
-              <w:t>Value</w:t>
-            </w:r>
-          </w:p>
-        </w:tc>
-      </w:tr>
-      <w:tr>
-        <w:tc>
-          <w:tcPr>
-            <w:tcW w:type="dxa" w:w="4320"/>
-          </w:tcPr>
-          <w:p>
-            <w:r>
-              <w:t>Equipment</w:t>
-            </w:r>
-          </w:p>
-        </w:tc>
-        <w:tc>
-          <w:tcPr>
-            <w:tcW w:type="dxa" w:w="4320"/>
-          </w:tcPr>
-          <w:p>
-            <w:r>
-              <w:t>horizontal centrifugal pump</w:t>
-            </w:r>
-          </w:p>
-        </w:tc>
-      </w:tr>
-      <w:tr>
-        <w:tc>
-          <w:tcPr>
-            <w:tcW w:type="dxa" w:w="4320"/>
-          </w:tcPr>
-          <w:p>
-            <w:r>
-              <w:t>Fluid</w:t>
-            </w:r>
-          </w:p>
-        </w:tc>
-        <w:tc>
-          <w:tcPr>
-            <w:tcW w:type="dxa" w:w="4320"/>
-          </w:tcPr>
-          <w:p>
-            <w:r>
-              <w:t>Monoethylene Glycol (MEG), 95% by weight</w:t>
-            </w:r>
-          </w:p>
-        </w:tc>
-      </w:tr>
-      <w:tr>
-        <w:tc>
-          <w:tcPr>
-            <w:tcW w:type="dxa" w:w="4320"/>
-          </w:tcPr>
-          <w:p>
-            <w:r>
-              <w:t>Flow</w:t>
-            </w:r>
-          </w:p>
-        </w:tc>
-        <w:tc>
-          <w:tcPr>
-            <w:tcW w:type="dxa" w:w="4320"/>
-          </w:tcPr>
-          <w:p>
-            <w:r>
-              <w:t>45 m³/h</w:t>
-            </w:r>
-          </w:p>
-        </w:tc>
-      </w:tr>
-      <w:tr>
-        <w:tc>
-          <w:tcPr>
-            <w:tcW w:type="dxa" w:w="4320"/>
-          </w:tcPr>
-          <w:p>
-            <w:r>
-              <w:t>Pressure</w:t>
-            </w:r>
-          </w:p>
-        </w:tc>
-        <w:tc>
-          <w:tcPr>
-            <w:tcW w:type="dxa" w:w="4320"/>
-          </w:tcPr>
-          <w:p>
-            <w:r>
-              <w:t>10 bar</w:t>
-            </w:r>
-          </w:p>
-        </w:tc>
-      </w:tr>
-      <w:tr>
-        <w:tc>
-          <w:tcPr>
-            <w:tcW w:type="dxa" w:w="4320"/>
-          </w:tcPr>
-          <w:p>
-            <w:r>
-              <w:t>Temp</w:t>
-            </w:r>
-          </w:p>
-        </w:tc>
-        <w:tc>
-          <w:tcPr>
-            <w:tcW w:type="dxa" w:w="4320"/>
-          </w:tcPr>
-          <w:p>
-            <w:r>
-              <w:t>65 °C</w:t>
+              <w:t>Initial issue for project planning review.</w:t>
             </w:r>
           </w:p>
         </w:tc>
@@ -624,7 +734,15 @@
     </w:p>
     <w:p>
       <w:r>
-        <w:t>The following table lists all planned deliverables for the MEG Transfer Pump Skid project, including their unique identifiers, titles, responsible disciplines, and target due dates.</w:t>
+        <w:t>This section lists all planned deliverables for the MEG Transfer Pump Skid project, categorized by their primary discipline code.</w:t>
+      </w:r>
+    </w:p>
+    <w:p>
+      <w:pPr>
+        <w:pStyle w:val="Heading3"/>
+      </w:pPr>
+      <w:r>
+        <w:t>5.1 Project Management Documents (0-XXX)</w:t>
       </w:r>
     </w:p>
     <w:tbl>
@@ -664,19 +782,6 @@
               <w:rPr>
                 <w:b/>
               </w:rPr>
-              <w:t>Type</w:t>
-            </w:r>
-          </w:p>
-        </w:tc>
-        <w:tc>
-          <w:tcPr>
-            <w:tcW w:type="dxa" w:w="1440"/>
-          </w:tcPr>
-          <w:p>
-            <w:r>
-              <w:rPr>
-                <w:b/>
-              </w:rPr>
               <w:t>Title</w:t>
             </w:r>
           </w:p>
@@ -690,7 +795,7 @@
               <w:rPr>
                 <w:b/>
               </w:rPr>
-              <w:t>Responsible Discipline</w:t>
+              <w:t>Discipline</w:t>
             </w:r>
           </w:p>
         </w:tc>
@@ -720,6 +825,19 @@
             </w:r>
           </w:p>
         </w:tc>
+        <w:tc>
+          <w:tcPr>
+            <w:tcW w:type="dxa" w:w="1440"/>
+          </w:tcPr>
+          <w:p>
+            <w:r>
+              <w:rPr>
+                <w:b/>
+              </w:rPr>
+              <w:t>Remarks</w:t>
+            </w:r>
+          </w:p>
+        </w:tc>
       </w:tr>
       <w:tr>
         <w:tc>
@@ -729,16 +847,6 @@
           <w:p>
             <w:r>
               <w:t>0-LST-0001</w:t>
-            </w:r>
-          </w:p>
-        </w:tc>
-        <w:tc>
-          <w:tcPr>
-            <w:tcW w:type="dxa" w:w="1440"/>
-          </w:tcPr>
-          <w:p>
-            <w:r>
-              <w:t>LST</w:t>
             </w:r>
           </w:p>
         </w:tc>
@@ -778,8 +886,16 @@
           </w:tcPr>
           <w:p>
             <w:r>
-              <w:t>Issued</w:t>
+              <w:t>Planned</w:t>
             </w:r>
+          </w:p>
+        </w:tc>
+        <w:tc>
+          <w:tcPr>
+            <w:tcW w:type="dxa" w:w="1440"/>
+          </w:tcPr>
+          <w:p>
+            <w:r/>
           </w:p>
         </w:tc>
       </w:tr>
@@ -791,16 +907,6 @@
           <w:p>
             <w:r>
               <w:t>0-PRC-2003</w:t>
-            </w:r>
-          </w:p>
-        </w:tc>
-        <w:tc>
-          <w:tcPr>
-            <w:tcW w:type="dxa" w:w="1440"/>
-          </w:tcPr>
-          <w:p>
-            <w:r>
-              <w:t>PRC</w:t>
             </w:r>
           </w:p>
         </w:tc>
@@ -844,6 +950,14 @@
             </w:r>
           </w:p>
         </w:tc>
+        <w:tc>
+          <w:tcPr>
+            <w:tcW w:type="dxa" w:w="1440"/>
+          </w:tcPr>
+          <w:p>
+            <w:r/>
+          </w:p>
+        </w:tc>
       </w:tr>
       <w:tr>
         <w:tc>
@@ -853,16 +967,6 @@
           <w:p>
             <w:r>
               <w:t>0-DAT-3001.0</w:t>
-            </w:r>
-          </w:p>
-        </w:tc>
-        <w:tc>
-          <w:tcPr>
-            <w:tcW w:type="dxa" w:w="1440"/>
-          </w:tcPr>
-          <w:p>
-            <w:r>
-              <w:t>DAT</w:t>
             </w:r>
           </w:p>
         </w:tc>
@@ -906,6 +1010,117 @@
             </w:r>
           </w:p>
         </w:tc>
+        <w:tc>
+          <w:tcPr>
+            <w:tcW w:type="dxa" w:w="1440"/>
+          </w:tcPr>
+          <w:p>
+            <w:r/>
+          </w:p>
+        </w:tc>
+      </w:tr>
+    </w:tbl>
+    <w:p>
+      <w:pPr>
+        <w:pStyle w:val="Heading3"/>
+      </w:pPr>
+      <w:r>
+        <w:t>5.2 Process Engineering Documents (1-XXX)</w:t>
+      </w:r>
+    </w:p>
+    <w:tbl>
+      <w:tblPr>
+        <w:tblStyle w:val="TableGrid"/>
+        <w:tblW w:type="auto" w:w="0"/>
+        <w:tblLook w:firstColumn="1" w:firstRow="1" w:lastColumn="0" w:lastRow="0" w:noHBand="0" w:noVBand="1" w:val="04A0"/>
+      </w:tblPr>
+      <w:tblGrid>
+        <w:gridCol w:w="1440"/>
+        <w:gridCol w:w="1440"/>
+        <w:gridCol w:w="1440"/>
+        <w:gridCol w:w="1440"/>
+        <w:gridCol w:w="1440"/>
+        <w:gridCol w:w="1440"/>
+      </w:tblGrid>
+      <w:tr>
+        <w:tc>
+          <w:tcPr>
+            <w:tcW w:type="dxa" w:w="1440"/>
+          </w:tcPr>
+          <w:p>
+            <w:r>
+              <w:rPr>
+                <w:b/>
+              </w:rPr>
+              <w:t>Document ID</w:t>
+            </w:r>
+          </w:p>
+        </w:tc>
+        <w:tc>
+          <w:tcPr>
+            <w:tcW w:type="dxa" w:w="1440"/>
+          </w:tcPr>
+          <w:p>
+            <w:r>
+              <w:rPr>
+                <w:b/>
+              </w:rPr>
+              <w:t>Title</w:t>
+            </w:r>
+          </w:p>
+        </w:tc>
+        <w:tc>
+          <w:tcPr>
+            <w:tcW w:type="dxa" w:w="1440"/>
+          </w:tcPr>
+          <w:p>
+            <w:r>
+              <w:rPr>
+                <w:b/>
+              </w:rPr>
+              <w:t>Discipline</w:t>
+            </w:r>
+          </w:p>
+        </w:tc>
+        <w:tc>
+          <w:tcPr>
+            <w:tcW w:type="dxa" w:w="1440"/>
+          </w:tcPr>
+          <w:p>
+            <w:r>
+              <w:rPr>
+                <w:b/>
+              </w:rPr>
+              <w:t>Due Date</w:t>
+            </w:r>
+          </w:p>
+        </w:tc>
+        <w:tc>
+          <w:tcPr>
+            <w:tcW w:type="dxa" w:w="1440"/>
+          </w:tcPr>
+          <w:p>
+            <w:r>
+              <w:rPr>
+                <w:b/>
+              </w:rPr>
+              <w:t>Status</w:t>
+            </w:r>
+          </w:p>
+        </w:tc>
+        <w:tc>
+          <w:tcPr>
+            <w:tcW w:type="dxa" w:w="1440"/>
+          </w:tcPr>
+          <w:p>
+            <w:r>
+              <w:rPr>
+                <w:b/>
+              </w:rPr>
+              <w:t>Remarks</w:t>
+            </w:r>
+          </w:p>
+        </w:tc>
       </w:tr>
       <w:tr>
         <w:tc>
@@ -915,16 +1130,6 @@
           <w:p>
             <w:r>
               <w:t>1-PRC-0001</w:t>
-            </w:r>
-          </w:p>
-        </w:tc>
-        <w:tc>
-          <w:tcPr>
-            <w:tcW w:type="dxa" w:w="1440"/>
-          </w:tcPr>
-          <w:p>
-            <w:r>
-              <w:t>PRC</w:t>
             </w:r>
           </w:p>
         </w:tc>
@@ -968,6 +1173,14 @@
             </w:r>
           </w:p>
         </w:tc>
+        <w:tc>
+          <w:tcPr>
+            <w:tcW w:type="dxa" w:w="1440"/>
+          </w:tcPr>
+          <w:p>
+            <w:r/>
+          </w:p>
+        </w:tc>
       </w:tr>
       <w:tr>
         <w:tc>
@@ -977,16 +1190,6 @@
           <w:p>
             <w:r>
               <w:t>1-CAL-XXXX</w:t>
-            </w:r>
-          </w:p>
-        </w:tc>
-        <w:tc>
-          <w:tcPr>
-            <w:tcW w:type="dxa" w:w="1440"/>
-          </w:tcPr>
-          <w:p>
-            <w:r>
-              <w:t>CAL</w:t>
             </w:r>
           </w:p>
         </w:tc>
@@ -1030,6 +1233,117 @@
             </w:r>
           </w:p>
         </w:tc>
+        <w:tc>
+          <w:tcPr>
+            <w:tcW w:type="dxa" w:w="1440"/>
+          </w:tcPr>
+          <w:p>
+            <w:r/>
+          </w:p>
+        </w:tc>
+      </w:tr>
+    </w:tbl>
+    <w:p>
+      <w:pPr>
+        <w:pStyle w:val="Heading3"/>
+      </w:pPr>
+      <w:r>
+        <w:t>5.3 Mechanical Engineering Documents (4-XXX)</w:t>
+      </w:r>
+    </w:p>
+    <w:tbl>
+      <w:tblPr>
+        <w:tblStyle w:val="TableGrid"/>
+        <w:tblW w:type="auto" w:w="0"/>
+        <w:tblLook w:firstColumn="1" w:firstRow="1" w:lastColumn="0" w:lastRow="0" w:noHBand="0" w:noVBand="1" w:val="04A0"/>
+      </w:tblPr>
+      <w:tblGrid>
+        <w:gridCol w:w="1440"/>
+        <w:gridCol w:w="1440"/>
+        <w:gridCol w:w="1440"/>
+        <w:gridCol w:w="1440"/>
+        <w:gridCol w:w="1440"/>
+        <w:gridCol w:w="1440"/>
+      </w:tblGrid>
+      <w:tr>
+        <w:tc>
+          <w:tcPr>
+            <w:tcW w:type="dxa" w:w="1440"/>
+          </w:tcPr>
+          <w:p>
+            <w:r>
+              <w:rPr>
+                <w:b/>
+              </w:rPr>
+              <w:t>Document ID</w:t>
+            </w:r>
+          </w:p>
+        </w:tc>
+        <w:tc>
+          <w:tcPr>
+            <w:tcW w:type="dxa" w:w="1440"/>
+          </w:tcPr>
+          <w:p>
+            <w:r>
+              <w:rPr>
+                <w:b/>
+              </w:rPr>
+              <w:t>Title</w:t>
+            </w:r>
+          </w:p>
+        </w:tc>
+        <w:tc>
+          <w:tcPr>
+            <w:tcW w:type="dxa" w:w="1440"/>
+          </w:tcPr>
+          <w:p>
+            <w:r>
+              <w:rPr>
+                <w:b/>
+              </w:rPr>
+              <w:t>Discipline</w:t>
+            </w:r>
+          </w:p>
+        </w:tc>
+        <w:tc>
+          <w:tcPr>
+            <w:tcW w:type="dxa" w:w="1440"/>
+          </w:tcPr>
+          <w:p>
+            <w:r>
+              <w:rPr>
+                <w:b/>
+              </w:rPr>
+              <w:t>Due Date</w:t>
+            </w:r>
+          </w:p>
+        </w:tc>
+        <w:tc>
+          <w:tcPr>
+            <w:tcW w:type="dxa" w:w="1440"/>
+          </w:tcPr>
+          <w:p>
+            <w:r>
+              <w:rPr>
+                <w:b/>
+              </w:rPr>
+              <w:t>Status</w:t>
+            </w:r>
+          </w:p>
+        </w:tc>
+        <w:tc>
+          <w:tcPr>
+            <w:tcW w:type="dxa" w:w="1440"/>
+          </w:tcPr>
+          <w:p>
+            <w:r>
+              <w:rPr>
+                <w:b/>
+              </w:rPr>
+              <w:t>Remarks</w:t>
+            </w:r>
+          </w:p>
+        </w:tc>
       </w:tr>
       <w:tr>
         <w:tc>
@@ -1039,16 +1353,6 @@
           <w:p>
             <w:r>
               <w:t>4-PRC-0007</w:t>
-            </w:r>
-          </w:p>
-        </w:tc>
-        <w:tc>
-          <w:tcPr>
-            <w:tcW w:type="dxa" w:w="1440"/>
-          </w:tcPr>
-          <w:p>
-            <w:r>
-              <w:t>PRC</w:t>
             </w:r>
           </w:p>
         </w:tc>
@@ -1092,6 +1396,14 @@
             </w:r>
           </w:p>
         </w:tc>
+        <w:tc>
+          <w:tcPr>
+            <w:tcW w:type="dxa" w:w="1440"/>
+          </w:tcPr>
+          <w:p>
+            <w:r/>
+          </w:p>
+        </w:tc>
       </w:tr>
       <w:tr>
         <w:tc>
@@ -1101,16 +1413,6 @@
           <w:p>
             <w:r>
               <w:t>4-CAL-0001</w:t>
-            </w:r>
-          </w:p>
-        </w:tc>
-        <w:tc>
-          <w:tcPr>
-            <w:tcW w:type="dxa" w:w="1440"/>
-          </w:tcPr>
-          <w:p>
-            <w:r>
-              <w:t>CAL</w:t>
             </w:r>
           </w:p>
         </w:tc>
@@ -1154,6 +1456,14 @@
             </w:r>
           </w:p>
         </w:tc>
+        <w:tc>
+          <w:tcPr>
+            <w:tcW w:type="dxa" w:w="1440"/>
+          </w:tcPr>
+          <w:p>
+            <w:r/>
+          </w:p>
+        </w:tc>
       </w:tr>
       <w:tr>
         <w:tc>
@@ -1163,16 +1473,6 @@
           <w:p>
             <w:r>
               <w:t>4-DST-XXXX</w:t>
-            </w:r>
-          </w:p>
-        </w:tc>
-        <w:tc>
-          <w:tcPr>
-            <w:tcW w:type="dxa" w:w="1440"/>
-          </w:tcPr>
-          <w:p>
-            <w:r>
-              <w:t>DST</w:t>
             </w:r>
           </w:p>
         </w:tc>
@@ -1216,6 +1516,14 @@
             </w:r>
           </w:p>
         </w:tc>
+        <w:tc>
+          <w:tcPr>
+            <w:tcW w:type="dxa" w:w="1440"/>
+          </w:tcPr>
+          <w:p>
+            <w:r/>
+          </w:p>
+        </w:tc>
       </w:tr>
       <w:tr>
         <w:tc>
@@ -1225,16 +1533,6 @@
           <w:p>
             <w:r>
               <w:t>4-SPC-0002</w:t>
-            </w:r>
-          </w:p>
-        </w:tc>
-        <w:tc>
-          <w:tcPr>
-            <w:tcW w:type="dxa" w:w="1440"/>
-          </w:tcPr>
-          <w:p>
-            <w:r>
-              <w:t>SPC</w:t>
             </w:r>
           </w:p>
         </w:tc>
@@ -1278,6 +1576,14 @@
             </w:r>
           </w:p>
         </w:tc>
+        <w:tc>
+          <w:tcPr>
+            <w:tcW w:type="dxa" w:w="1440"/>
+          </w:tcPr>
+          <w:p>
+            <w:r/>
+          </w:p>
+        </w:tc>
       </w:tr>
       <w:tr>
         <w:tc>
@@ -1287,16 +1593,6 @@
           <w:p>
             <w:r>
               <w:t>4-SPC-0001</w:t>
-            </w:r>
-          </w:p>
-        </w:tc>
-        <w:tc>
-          <w:tcPr>
-            <w:tcW w:type="dxa" w:w="1440"/>
-          </w:tcPr>
-          <w:p>
-            <w:r>
-              <w:t>SPC</w:t>
             </w:r>
           </w:p>
         </w:tc>
@@ -1340,6 +1636,14 @@
             </w:r>
           </w:p>
         </w:tc>
+        <w:tc>
+          <w:tcPr>
+            <w:tcW w:type="dxa" w:w="1440"/>
+          </w:tcPr>
+          <w:p>
+            <w:r/>
+          </w:p>
+        </w:tc>
       </w:tr>
       <w:tr>
         <w:tc>
@@ -1349,16 +1653,6 @@
           <w:p>
             <w:r>
               <w:t>4-TAB-XXXX</w:t>
-            </w:r>
-          </w:p>
-        </w:tc>
-        <w:tc>
-          <w:tcPr>
-            <w:tcW w:type="dxa" w:w="1440"/>
-          </w:tcPr>
-          <w:p>
-            <w:r>
-              <w:t>TAB</w:t>
             </w:r>
           </w:p>
         </w:tc>
@@ -1400,6 +1694,14 @@
             <w:r>
               <w:t>Planned</w:t>
             </w:r>
+          </w:p>
+        </w:tc>
+        <w:tc>
+          <w:tcPr>
+            <w:tcW w:type="dxa" w:w="1440"/>
+          </w:tcPr>
+          <w:p>
+            <w:r/>
           </w:p>
         </w:tc>
       </w:tr>

--- a/work_agents/Daniel - Project Manager /deliverables/0-LST-0001.docx
+++ b/work_agents/Daniel - Project Manager /deliverables/0-LST-0001.docx
@@ -129,7 +129,7 @@
           </w:tcPr>
           <w:p>
             <w:r>
-              <w:t>Revision</w:t>
+              <w:t>Purpose</w:t>
             </w:r>
           </w:p>
         </w:tc>
@@ -139,7 +139,7 @@
           </w:tcPr>
           <w:p>
             <w:r>
-              <w:t>0.0</w:t>
+              <w:t>Master register of all deliverables produced on the project.</w:t>
             </w:r>
           </w:p>
         </w:tc>
@@ -151,7 +151,7 @@
           </w:tcPr>
           <w:p>
             <w:r>
-              <w:t>Issue Date</w:t>
+              <w:t>Project</w:t>
             </w:r>
           </w:p>
         </w:tc>
@@ -161,7 +161,7 @@
           </w:tcPr>
           <w:p>
             <w:r>
-              <w:t>2026-03-14</w:t>
+              <w:t>Y-Office Tower</w:t>
             </w:r>
           </w:p>
         </w:tc>
@@ -173,7 +173,7 @@
           </w:tcPr>
           <w:p>
             <w:r>
-              <w:t>Status</w:t>
+              <w:t>Client</w:t>
             </w:r>
           </w:p>
         </w:tc>
@@ -183,7 +183,7 @@
           </w:tcPr>
           <w:p>
             <w:r>
-              <w:t>Issued for Review</w:t>
+              <w:t>AE Prime</w:t>
             </w:r>
           </w:p>
         </w:tc>
@@ -195,7 +195,7 @@
           </w:tcPr>
           <w:p>
             <w:r>
-              <w:t>Prepared By</w:t>
+              <w:t>Location</w:t>
             </w:r>
           </w:p>
         </w:tc>
@@ -205,7 +205,7 @@
           </w:tcPr>
           <w:p>
             <w:r>
-              <w:t>Project Manager</w:t>
+              <w:t>New Cairo, Egypt</w:t>
             </w:r>
           </w:p>
         </w:tc>
@@ -217,7 +217,7 @@
           </w:tcPr>
           <w:p>
             <w:r>
-              <w:t>Checked By</w:t>
+              <w:t>Project End Date</w:t>
             </w:r>
           </w:p>
         </w:tc>
@@ -227,7 +227,7 @@
           </w:tcPr>
           <w:p>
             <w:r>
-              <w:t>Project Lead</w:t>
+              <w:t>2026-08-01</w:t>
             </w:r>
           </w:p>
         </w:tc>
@@ -239,7 +239,7 @@
           </w:tcPr>
           <w:p>
             <w:r>
-              <w:t>Approved By</w:t>
+              <w:t>Due Date</w:t>
             </w:r>
           </w:p>
         </w:tc>
@@ -249,7 +249,7 @@
           </w:tcPr>
           <w:p>
             <w:r>
-              <w:t>Client Representative</w:t>
+              <w:t>2026-03-14</w:t>
             </w:r>
           </w:p>
         </w:tc>
@@ -260,7 +260,7 @@
         <w:pStyle w:val="Heading2"/>
       </w:pPr>
       <w:r>
-        <w:t>2.0 Project Details</w:t>
+        <w:t>2.0 Revision History</w:t>
       </w:r>
     </w:p>
     <w:tbl>
@@ -270,33 +270,89 @@
         <w:tblLook w:firstColumn="1" w:firstRow="1" w:lastColumn="0" w:lastRow="0" w:noHBand="0" w:noVBand="1" w:val="04A0"/>
       </w:tblPr>
       <w:tblGrid>
-        <w:gridCol w:w="4320"/>
-        <w:gridCol w:w="4320"/>
+        <w:gridCol w:w="1440"/>
+        <w:gridCol w:w="1440"/>
+        <w:gridCol w:w="1440"/>
+        <w:gridCol w:w="1440"/>
+        <w:gridCol w:w="1440"/>
+        <w:gridCol w:w="1440"/>
       </w:tblGrid>
       <w:tr>
         <w:tc>
           <w:tcPr>
-            <w:tcW w:type="dxa" w:w="4320"/>
+            <w:tcW w:type="dxa" w:w="1440"/>
           </w:tcPr>
           <w:p>
             <w:r>
               <w:rPr>
                 <w:b/>
               </w:rPr>
-              <w:t>Field</w:t>
-            </w:r>
-          </w:p>
-        </w:tc>
-        <w:tc>
-          <w:tcPr>
-            <w:tcW w:type="dxa" w:w="4320"/>
+              <w:t>Rev</w:t>
+            </w:r>
+          </w:p>
+        </w:tc>
+        <w:tc>
+          <w:tcPr>
+            <w:tcW w:type="dxa" w:w="1440"/>
           </w:tcPr>
           <w:p>
             <w:r>
               <w:rPr>
                 <w:b/>
               </w:rPr>
-              <w:t>Value</w:t>
+              <w:t>Date</w:t>
+            </w:r>
+          </w:p>
+        </w:tc>
+        <w:tc>
+          <w:tcPr>
+            <w:tcW w:type="dxa" w:w="1440"/>
+          </w:tcPr>
+          <w:p>
+            <w:r>
+              <w:rPr>
+                <w:b/>
+              </w:rPr>
+              <w:t>Status</w:t>
+            </w:r>
+          </w:p>
+        </w:tc>
+        <w:tc>
+          <w:tcPr>
+            <w:tcW w:type="dxa" w:w="1440"/>
+          </w:tcPr>
+          <w:p>
+            <w:r>
+              <w:rPr>
+                <w:b/>
+              </w:rPr>
+              <w:t>Prepared By</w:t>
+            </w:r>
+          </w:p>
+        </w:tc>
+        <w:tc>
+          <w:tcPr>
+            <w:tcW w:type="dxa" w:w="1440"/>
+          </w:tcPr>
+          <w:p>
+            <w:r>
+              <w:rPr>
+                <w:b/>
+              </w:rPr>
+              <w:t>Checked By</w:t>
+            </w:r>
+          </w:p>
+        </w:tc>
+        <w:tc>
+          <w:tcPr>
+            <w:tcW w:type="dxa" w:w="1440"/>
+          </w:tcPr>
+          <w:p>
+            <w:r>
+              <w:rPr>
+                <w:b/>
+              </w:rPr>
+              <w:t>Approved By</w:t>
             </w:r>
           </w:p>
         </w:tc>
@@ -304,220 +360,58 @@
       <w:tr>
         <w:tc>
           <w:tcPr>
-            <w:tcW w:type="dxa" w:w="4320"/>
-          </w:tcPr>
-          <w:p>
-            <w:r>
-              <w:t>Project Name</w:t>
-            </w:r>
-          </w:p>
-        </w:tc>
-        <w:tc>
-          <w:tcPr>
-            <w:tcW w:type="dxa" w:w="4320"/>
-          </w:tcPr>
-          <w:p>
-            <w:r>
-              <w:t>MEG Transfer Pump Skid</w:t>
-            </w:r>
-          </w:p>
-        </w:tc>
-      </w:tr>
-      <w:tr>
-        <w:tc>
-          <w:tcPr>
-            <w:tcW w:type="dxa" w:w="4320"/>
-          </w:tcPr>
-          <w:p>
-            <w:r>
-              <w:t>Client</w:t>
-            </w:r>
-          </w:p>
-        </w:tc>
-        <w:tc>
-          <w:tcPr>
-            <w:tcW w:type="dxa" w:w="4320"/>
-          </w:tcPr>
-          <w:p>
-            <w:r>
-              <w:t>B Star Chemetics</w:t>
-            </w:r>
-          </w:p>
-        </w:tc>
-      </w:tr>
-      <w:tr>
-        <w:tc>
-          <w:tcPr>
-            <w:tcW w:type="dxa" w:w="4320"/>
-          </w:tcPr>
-          <w:p>
-            <w:r>
-              <w:t>Location</w:t>
-            </w:r>
-          </w:p>
-        </w:tc>
-        <w:tc>
-          <w:tcPr>
-            <w:tcW w:type="dxa" w:w="4320"/>
-          </w:tcPr>
-          <w:p>
-            <w:r>
-              <w:t>Sarnia, Canada</w:t>
-            </w:r>
-          </w:p>
-        </w:tc>
-      </w:tr>
-      <w:tr>
-        <w:tc>
-          <w:tcPr>
-            <w:tcW w:type="dxa" w:w="4320"/>
-          </w:tcPr>
-          <w:p>
-            <w:r>
-              <w:t>Project End Date</w:t>
-            </w:r>
-          </w:p>
-        </w:tc>
-        <w:tc>
-          <w:tcPr>
-            <w:tcW w:type="dxa" w:w="4320"/>
-          </w:tcPr>
-          <w:p>
-            <w:r>
-              <w:t>2026-08-01</w:t>
-            </w:r>
-          </w:p>
-        </w:tc>
-      </w:tr>
-      <w:tr>
-        <w:tc>
-          <w:tcPr>
-            <w:tcW w:type="dxa" w:w="4320"/>
-          </w:tcPr>
-          <w:p>
-            <w:r>
-              <w:t>Equipment</w:t>
-            </w:r>
-          </w:p>
-        </w:tc>
-        <w:tc>
-          <w:tcPr>
-            <w:tcW w:type="dxa" w:w="4320"/>
-          </w:tcPr>
-          <w:p>
-            <w:r>
-              <w:t>Horizontal Centrifugal Pump</w:t>
-            </w:r>
-          </w:p>
-        </w:tc>
-      </w:tr>
-      <w:tr>
-        <w:tc>
-          <w:tcPr>
-            <w:tcW w:type="dxa" w:w="4320"/>
-          </w:tcPr>
-          <w:p>
-            <w:r>
-              <w:t>Fluid</w:t>
-            </w:r>
-          </w:p>
-        </w:tc>
-        <w:tc>
-          <w:tcPr>
-            <w:tcW w:type="dxa" w:w="4320"/>
-          </w:tcPr>
-          <w:p>
-            <w:r>
-              <w:t>Monoethylene Glycol (MEG), 95% by weight</w:t>
-            </w:r>
-          </w:p>
-        </w:tc>
-      </w:tr>
-      <w:tr>
-        <w:tc>
-          <w:tcPr>
-            <w:tcW w:type="dxa" w:w="4320"/>
-          </w:tcPr>
-          <w:p>
-            <w:r>
-              <w:t>Flow Rate</w:t>
-            </w:r>
-          </w:p>
-        </w:tc>
-        <w:tc>
-          <w:tcPr>
-            <w:tcW w:type="dxa" w:w="4320"/>
-          </w:tcPr>
-          <w:p>
-            <w:r>
-              <w:t>45 m³/h</w:t>
-            </w:r>
-          </w:p>
-        </w:tc>
-      </w:tr>
-      <w:tr>
-        <w:tc>
-          <w:tcPr>
-            <w:tcW w:type="dxa" w:w="4320"/>
-          </w:tcPr>
-          <w:p>
-            <w:r>
-              <w:t>Pressure</w:t>
-            </w:r>
-          </w:p>
-        </w:tc>
-        <w:tc>
-          <w:tcPr>
-            <w:tcW w:type="dxa" w:w="4320"/>
-          </w:tcPr>
-          <w:p>
-            <w:r>
-              <w:t>10 bar</w:t>
-            </w:r>
-          </w:p>
-        </w:tc>
-      </w:tr>
-      <w:tr>
-        <w:tc>
-          <w:tcPr>
-            <w:tcW w:type="dxa" w:w="4320"/>
-          </w:tcPr>
-          <w:p>
-            <w:r>
-              <w:t>Temperature</w:t>
-            </w:r>
-          </w:p>
-        </w:tc>
-        <w:tc>
-          <w:tcPr>
-            <w:tcW w:type="dxa" w:w="4320"/>
-          </w:tcPr>
-          <w:p>
-            <w:r>
-              <w:t>65 °C</w:t>
-            </w:r>
-          </w:p>
-        </w:tc>
-      </w:tr>
-      <w:tr>
-        <w:tc>
-          <w:tcPr>
-            <w:tcW w:type="dxa" w:w="4320"/>
-          </w:tcPr>
-          <w:p>
-            <w:r>
-              <w:t>Active Risk Flags</w:t>
-            </w:r>
-          </w:p>
-        </w:tc>
-        <w:tc>
-          <w:tcPr>
-            <w:tcW w:type="dxa" w:w="4320"/>
-          </w:tcPr>
-          <w:p>
-            <w:r>
-              <w:t>None</w:t>
-            </w:r>
+            <w:tcW w:type="dxa" w:w="1440"/>
+          </w:tcPr>
+          <w:p>
+            <w:r>
+              <w:t>0.0</w:t>
+            </w:r>
+          </w:p>
+        </w:tc>
+        <w:tc>
+          <w:tcPr>
+            <w:tcW w:type="dxa" w:w="1440"/>
+          </w:tcPr>
+          <w:p>
+            <w:r>
+              <w:t>2026-03-14</w:t>
+            </w:r>
+          </w:p>
+        </w:tc>
+        <w:tc>
+          <w:tcPr>
+            <w:tcW w:type="dxa" w:w="1440"/>
+          </w:tcPr>
+          <w:p>
+            <w:r>
+              <w:t>Issued for Review</w:t>
+            </w:r>
+          </w:p>
+        </w:tc>
+        <w:tc>
+          <w:tcPr>
+            <w:tcW w:type="dxa" w:w="1440"/>
+          </w:tcPr>
+          <w:p>
+            <w:r>
+              <w:t>PM</w:t>
+            </w:r>
+          </w:p>
+        </w:tc>
+        <w:tc>
+          <w:tcPr>
+            <w:tcW w:type="dxa" w:w="1440"/>
+          </w:tcPr>
+          <w:p>
+            <w:r/>
+          </w:p>
+        </w:tc>
+        <w:tc>
+          <w:tcPr>
+            <w:tcW w:type="dxa" w:w="1440"/>
+          </w:tcPr>
+          <w:p>
+            <w:r/>
           </w:p>
         </w:tc>
       </w:tr>
@@ -527,12 +421,12 @@
         <w:pStyle w:val="Heading2"/>
       </w:pPr>
       <w:r>
-        <w:t>3.0 Purpose</w:t>
+        <w:t>3.0 Introduction</w:t>
       </w:r>
     </w:p>
     <w:p>
       <w:r>
-        <w:t>The Document Register is a key planning and control document used to record all formal documents that will be produced on the MEG Transfer Pump Skid project. It is developed as part of project planning and will be maintained throughout the project lifecycle by the respective disciplines to ensure comprehensive documentation management and tracking. This document adheres to internal standard [0-LST-0001-1] for document numbering and control.</w:t>
+        <w:t>This document serves as the master register for all formal deliverables produced throughout the Y-Office Tower project. It provides a comprehensive list of all documents, drawings, models, and reports, detailing their unique identification numbers, types, titles, responsible disciplines, and scheduled due dates. This register is a critical tool for project tracking, ensuring all required deliverables are accounted for and managed effectively, in accordance with project standards and client requirements.</w:t>
       </w:r>
     </w:p>
     <w:p>
@@ -540,7 +434,57 @@
         <w:pStyle w:val="Heading2"/>
       </w:pPr>
       <w:r>
-        <w:t>4.0 Revision History</w:t>
+        <w:t>4.0 Project Risk Flags</w:t>
+      </w:r>
+    </w:p>
+    <w:p>
+      <w:r>
+        <w:t>The following risk flags are active for the Y-Office Tower project and are considered in the planning and execution of deliverables:</w:t>
+      </w:r>
+    </w:p>
+    <w:p>
+      <w:pPr>
+        <w:pStyle w:val="ListBullet"/>
+      </w:pPr>
+      <w:r>
+        <w:t xml:space="preserve">  Medium Voltage Intake</w:t>
+      </w:r>
+    </w:p>
+    <w:p>
+      <w:pPr>
+        <w:pStyle w:val="ListBullet"/>
+      </w:pPr>
+      <w:r>
+        <w:t xml:space="preserve">  Standby Power Required</w:t>
+      </w:r>
+    </w:p>
+    <w:p>
+      <w:pPr>
+        <w:pStyle w:val="ListBullet"/>
+      </w:pPr>
+      <w:r>
+        <w:t xml:space="preserve">  High-Rise Structure</w:t>
+      </w:r>
+    </w:p>
+    <w:p>
+      <w:pPr>
+        <w:pStyle w:val="ListBullet"/>
+      </w:pPr>
+      <w:r>
+        <w:t xml:space="preserve">  Deep Basement</w:t>
+      </w:r>
+    </w:p>
+    <w:p>
+      <w:pPr>
+        <w:pStyle w:val="Heading2"/>
+      </w:pPr>
+      <w:r>
+        <w:t>5.0 Document Register</w:t>
+      </w:r>
+    </w:p>
+    <w:p>
+      <w:r>
+        <w:t>The following table lists all 118 deliverables for the Y-Office Tower project. The 'Type' column is derived from the three-letter code within the Document ID, indicating the primary category of the deliverable (e.g., LST for List, REP for Report, DWP for Drawing Package, CAL for Calculation, MOD for Model, BOQ for Bill of Quantity).</w:t>
       </w:r>
     </w:p>
     <w:tbl>
@@ -568,7 +512,7 @@
               <w:rPr>
                 <w:b/>
               </w:rPr>
-              <w:t>Rev.</w:t>
+              <w:t>Document ID</w:t>
             </w:r>
           </w:p>
         </w:tc>
@@ -581,7 +525,46 @@
               <w:rPr>
                 <w:b/>
               </w:rPr>
-              <w:t>Date</w:t>
+              <w:t>Type</w:t>
+            </w:r>
+          </w:p>
+        </w:tc>
+        <w:tc>
+          <w:tcPr>
+            <w:tcW w:type="dxa" w:w="1234"/>
+          </w:tcPr>
+          <w:p>
+            <w:r>
+              <w:rPr>
+                <w:b/>
+              </w:rPr>
+              <w:t>Title</w:t>
+            </w:r>
+          </w:p>
+        </w:tc>
+        <w:tc>
+          <w:tcPr>
+            <w:tcW w:type="dxa" w:w="1234"/>
+          </w:tcPr>
+          <w:p>
+            <w:r>
+              <w:rPr>
+                <w:b/>
+              </w:rPr>
+              <w:t>Discipline/Owner</w:t>
+            </w:r>
+          </w:p>
+        </w:tc>
+        <w:tc>
+          <w:tcPr>
+            <w:tcW w:type="dxa" w:w="1234"/>
+          </w:tcPr>
+          <w:p>
+            <w:r>
+              <w:rPr>
+                <w:b/>
+              </w:rPr>
+              <w:t>Due Date</w:t>
             </w:r>
           </w:p>
         </w:tc>
@@ -607,46 +590,7 @@
               <w:rPr>
                 <w:b/>
               </w:rPr>
-              <w:t>Prepared By</w:t>
-            </w:r>
-          </w:p>
-        </w:tc>
-        <w:tc>
-          <w:tcPr>
-            <w:tcW w:type="dxa" w:w="1234"/>
-          </w:tcPr>
-          <w:p>
-            <w:r>
-              <w:rPr>
-                <w:b/>
-              </w:rPr>
-              <w:t>Checked By</w:t>
-            </w:r>
-          </w:p>
-        </w:tc>
-        <w:tc>
-          <w:tcPr>
-            <w:tcW w:type="dxa" w:w="1234"/>
-          </w:tcPr>
-          <w:p>
-            <w:r>
-              <w:rPr>
-                <w:b/>
-              </w:rPr>
-              <w:t>Approved By</w:t>
-            </w:r>
-          </w:p>
-        </w:tc>
-        <w:tc>
-          <w:tcPr>
-            <w:tcW w:type="dxa" w:w="1234"/>
-          </w:tcPr>
-          <w:p>
-            <w:r>
-              <w:rPr>
-                <w:b/>
-              </w:rPr>
-              <w:t>Comments</w:t>
+              <w:t>Remarks</w:t>
             </w:r>
           </w:p>
         </w:tc>
@@ -658,7 +602,37 @@
           </w:tcPr>
           <w:p>
             <w:r>
-              <w:t>0.0</w:t>
+              <w:t>0-LST-0001</w:t>
+            </w:r>
+          </w:p>
+        </w:tc>
+        <w:tc>
+          <w:tcPr>
+            <w:tcW w:type="dxa" w:w="1234"/>
+          </w:tcPr>
+          <w:p>
+            <w:r>
+              <w:t>LST</w:t>
+            </w:r>
+          </w:p>
+        </w:tc>
+        <w:tc>
+          <w:tcPr>
+            <w:tcW w:type="dxa" w:w="1234"/>
+          </w:tcPr>
+          <w:p>
+            <w:r>
+              <w:t>Document Register</w:t>
+            </w:r>
+          </w:p>
+        </w:tc>
+        <w:tc>
+          <w:tcPr>
+            <w:tcW w:type="dxa" w:w="1234"/>
+          </w:tcPr>
+          <w:p>
+            <w:r>
+              <w:t>PM</w:t>
             </w:r>
           </w:p>
         </w:tc>
@@ -678,191 +652,53 @@
           </w:tcPr>
           <w:p>
             <w:r>
-              <w:t>Issued for Review</w:t>
-            </w:r>
-          </w:p>
-        </w:tc>
-        <w:tc>
-          <w:tcPr>
-            <w:tcW w:type="dxa" w:w="1234"/>
-          </w:tcPr>
-          <w:p>
-            <w:r>
-              <w:t>Project Manager</w:t>
-            </w:r>
-          </w:p>
-        </w:tc>
-        <w:tc>
-          <w:tcPr>
-            <w:tcW w:type="dxa" w:w="1234"/>
-          </w:tcPr>
-          <w:p>
-            <w:r>
-              <w:t>Project Lead</w:t>
-            </w:r>
-          </w:p>
-        </w:tc>
-        <w:tc>
-          <w:tcPr>
-            <w:tcW w:type="dxa" w:w="1234"/>
-          </w:tcPr>
-          <w:p>
-            <w:r>
-              <w:t>Client Representative</w:t>
-            </w:r>
-          </w:p>
-        </w:tc>
-        <w:tc>
-          <w:tcPr>
-            <w:tcW w:type="dxa" w:w="1234"/>
-          </w:tcPr>
-          <w:p>
-            <w:r>
-              <w:t>Initial issue for project planning review.</w:t>
-            </w:r>
-          </w:p>
-        </w:tc>
-      </w:tr>
-    </w:tbl>
-    <w:p>
-      <w:pPr>
-        <w:pStyle w:val="Heading2"/>
-      </w:pPr>
-      <w:r>
-        <w:t>5.0 Document Register</w:t>
-      </w:r>
-    </w:p>
-    <w:p>
-      <w:r>
-        <w:t>This section lists all planned deliverables for the MEG Transfer Pump Skid project, categorized by their primary discipline code.</w:t>
-      </w:r>
-    </w:p>
-    <w:p>
-      <w:pPr>
-        <w:pStyle w:val="Heading3"/>
-      </w:pPr>
-      <w:r>
-        <w:t>5.1 Project Management Documents (0-XXX)</w:t>
-      </w:r>
-    </w:p>
-    <w:tbl>
-      <w:tblPr>
-        <w:tblStyle w:val="TableGrid"/>
-        <w:tblW w:type="auto" w:w="0"/>
-        <w:tblLook w:firstColumn="1" w:firstRow="1" w:lastColumn="0" w:lastRow="0" w:noHBand="0" w:noVBand="1" w:val="04A0"/>
-      </w:tblPr>
-      <w:tblGrid>
-        <w:gridCol w:w="1440"/>
-        <w:gridCol w:w="1440"/>
-        <w:gridCol w:w="1440"/>
-        <w:gridCol w:w="1440"/>
-        <w:gridCol w:w="1440"/>
-        <w:gridCol w:w="1440"/>
-      </w:tblGrid>
-      <w:tr>
-        <w:tc>
-          <w:tcPr>
-            <w:tcW w:type="dxa" w:w="1440"/>
-          </w:tcPr>
-          <w:p>
-            <w:r>
-              <w:rPr>
-                <w:b/>
-              </w:rPr>
-              <w:t>Document ID</w:t>
-            </w:r>
-          </w:p>
-        </w:tc>
-        <w:tc>
-          <w:tcPr>
-            <w:tcW w:type="dxa" w:w="1440"/>
-          </w:tcPr>
-          <w:p>
-            <w:r>
-              <w:rPr>
-                <w:b/>
-              </w:rPr>
-              <w:t>Title</w:t>
-            </w:r>
-          </w:p>
-        </w:tc>
-        <w:tc>
-          <w:tcPr>
-            <w:tcW w:type="dxa" w:w="1440"/>
-          </w:tcPr>
-          <w:p>
-            <w:r>
-              <w:rPr>
-                <w:b/>
-              </w:rPr>
-              <w:t>Discipline</w:t>
-            </w:r>
-          </w:p>
-        </w:tc>
-        <w:tc>
-          <w:tcPr>
-            <w:tcW w:type="dxa" w:w="1440"/>
-          </w:tcPr>
-          <w:p>
-            <w:r>
-              <w:rPr>
-                <w:b/>
-              </w:rPr>
-              <w:t>Due Date</w:t>
-            </w:r>
-          </w:p>
-        </w:tc>
-        <w:tc>
-          <w:tcPr>
-            <w:tcW w:type="dxa" w:w="1440"/>
-          </w:tcPr>
-          <w:p>
-            <w:r>
-              <w:rPr>
-                <w:b/>
-              </w:rPr>
-              <w:t>Status</w:t>
-            </w:r>
-          </w:p>
-        </w:tc>
-        <w:tc>
-          <w:tcPr>
-            <w:tcW w:type="dxa" w:w="1440"/>
-          </w:tcPr>
-          <w:p>
-            <w:r>
-              <w:rPr>
-                <w:b/>
-              </w:rPr>
-              <w:t>Remarks</w:t>
-            </w:r>
+              <w:t>Issued</w:t>
+            </w:r>
+          </w:p>
+        </w:tc>
+        <w:tc>
+          <w:tcPr>
+            <w:tcW w:type="dxa" w:w="1234"/>
+          </w:tcPr>
+          <w:p>
+            <w:r/>
           </w:p>
         </w:tc>
       </w:tr>
       <w:tr>
         <w:tc>
           <w:tcPr>
-            <w:tcW w:type="dxa" w:w="1440"/>
-          </w:tcPr>
-          <w:p>
-            <w:r>
-              <w:t>0-LST-0001</w:t>
-            </w:r>
-          </w:p>
-        </w:tc>
-        <w:tc>
-          <w:tcPr>
-            <w:tcW w:type="dxa" w:w="1440"/>
-          </w:tcPr>
-          <w:p>
-            <w:r>
-              <w:t>Document Register</w:t>
-            </w:r>
-          </w:p>
-        </w:tc>
-        <w:tc>
-          <w:tcPr>
-            <w:tcW w:type="dxa" w:w="1440"/>
+            <w:tcW w:type="dxa" w:w="1234"/>
+          </w:tcPr>
+          <w:p>
+            <w:r>
+              <w:t>0-PRC-2003</w:t>
+            </w:r>
+          </w:p>
+        </w:tc>
+        <w:tc>
+          <w:tcPr>
+            <w:tcW w:type="dxa" w:w="1234"/>
+          </w:tcPr>
+          <w:p>
+            <w:r>
+              <w:t>PRC</w:t>
+            </w:r>
+          </w:p>
+        </w:tc>
+        <w:tc>
+          <w:tcPr>
+            <w:tcW w:type="dxa" w:w="1234"/>
+          </w:tcPr>
+          <w:p>
+            <w:r>
+              <w:t>Project Execution Plan</w:t>
+            </w:r>
+          </w:p>
+        </w:tc>
+        <w:tc>
+          <w:tcPr>
+            <w:tcW w:type="dxa" w:w="1234"/>
           </w:tcPr>
           <w:p>
             <w:r>
@@ -872,17 +708,17 @@
         </w:tc>
         <w:tc>
           <w:tcPr>
-            <w:tcW w:type="dxa" w:w="1440"/>
-          </w:tcPr>
-          <w:p>
-            <w:r>
-              <w:t>2026-03-14</w:t>
-            </w:r>
-          </w:p>
-        </w:tc>
-        <w:tc>
-          <w:tcPr>
-            <w:tcW w:type="dxa" w:w="1440"/>
+            <w:tcW w:type="dxa" w:w="1234"/>
+          </w:tcPr>
+          <w:p>
+            <w:r>
+              <w:t>2026-03-28</w:t>
+            </w:r>
+          </w:p>
+        </w:tc>
+        <w:tc>
+          <w:tcPr>
+            <w:tcW w:type="dxa" w:w="1234"/>
           </w:tcPr>
           <w:p>
             <w:r>
@@ -892,7 +728,7 @@
         </w:tc>
         <w:tc>
           <w:tcPr>
-            <w:tcW w:type="dxa" w:w="1440"/>
+            <w:tcW w:type="dxa" w:w="1234"/>
           </w:tcPr>
           <w:p>
             <w:r/>
@@ -902,27 +738,37 @@
       <w:tr>
         <w:tc>
           <w:tcPr>
-            <w:tcW w:type="dxa" w:w="1440"/>
-          </w:tcPr>
-          <w:p>
-            <w:r>
-              <w:t>0-PRC-2003</w:t>
-            </w:r>
-          </w:p>
-        </w:tc>
-        <w:tc>
-          <w:tcPr>
-            <w:tcW w:type="dxa" w:w="1440"/>
-          </w:tcPr>
-          <w:p>
-            <w:r>
-              <w:t>Project Execution Plan</w:t>
-            </w:r>
-          </w:p>
-        </w:tc>
-        <w:tc>
-          <w:tcPr>
-            <w:tcW w:type="dxa" w:w="1440"/>
+            <w:tcW w:type="dxa" w:w="1234"/>
+          </w:tcPr>
+          <w:p>
+            <w:r>
+              <w:t>0-DAT-3001.0</w:t>
+            </w:r>
+          </w:p>
+        </w:tc>
+        <w:tc>
+          <w:tcPr>
+            <w:tcW w:type="dxa" w:w="1234"/>
+          </w:tcPr>
+          <w:p>
+            <w:r>
+              <w:t>DAT</w:t>
+            </w:r>
+          </w:p>
+        </w:tc>
+        <w:tc>
+          <w:tcPr>
+            <w:tcW w:type="dxa" w:w="1234"/>
+          </w:tcPr>
+          <w:p>
+            <w:r>
+              <w:t>Project Schedule</w:t>
+            </w:r>
+          </w:p>
+        </w:tc>
+        <w:tc>
+          <w:tcPr>
+            <w:tcW w:type="dxa" w:w="1234"/>
           </w:tcPr>
           <w:p>
             <w:r>
@@ -932,17 +778,17 @@
         </w:tc>
         <w:tc>
           <w:tcPr>
-            <w:tcW w:type="dxa" w:w="1440"/>
-          </w:tcPr>
-          <w:p>
-            <w:r>
-              <w:t>2026-03-28</w:t>
-            </w:r>
-          </w:p>
-        </w:tc>
-        <w:tc>
-          <w:tcPr>
-            <w:tcW w:type="dxa" w:w="1440"/>
+            <w:tcW w:type="dxa" w:w="1234"/>
+          </w:tcPr>
+          <w:p>
+            <w:r>
+              <w:t>2026-04-04</w:t>
+            </w:r>
+          </w:p>
+        </w:tc>
+        <w:tc>
+          <w:tcPr>
+            <w:tcW w:type="dxa" w:w="1234"/>
           </w:tcPr>
           <w:p>
             <w:r>
@@ -952,7 +798,7 @@
         </w:tc>
         <w:tc>
           <w:tcPr>
-            <w:tcW w:type="dxa" w:w="1440"/>
+            <w:tcW w:type="dxa" w:w="1234"/>
           </w:tcPr>
           <w:p>
             <w:r/>
@@ -962,27 +808,37 @@
       <w:tr>
         <w:tc>
           <w:tcPr>
-            <w:tcW w:type="dxa" w:w="1440"/>
-          </w:tcPr>
-          <w:p>
-            <w:r>
-              <w:t>0-DAT-3001.0</w:t>
-            </w:r>
-          </w:p>
-        </w:tc>
-        <w:tc>
-          <w:tcPr>
-            <w:tcW w:type="dxa" w:w="1440"/>
-          </w:tcPr>
-          <w:p>
-            <w:r>
-              <w:t>Project Schedule</w:t>
-            </w:r>
-          </w:p>
-        </w:tc>
-        <w:tc>
-          <w:tcPr>
-            <w:tcW w:type="dxa" w:w="1440"/>
+            <w:tcW w:type="dxa" w:w="1234"/>
+          </w:tcPr>
+          <w:p>
+            <w:r>
+              <w:t>PRJ.23026-GE-REP-0001</w:t>
+            </w:r>
+          </w:p>
+        </w:tc>
+        <w:tc>
+          <w:tcPr>
+            <w:tcW w:type="dxa" w:w="1234"/>
+          </w:tcPr>
+          <w:p>
+            <w:r>
+              <w:t>REP</w:t>
+            </w:r>
+          </w:p>
+        </w:tc>
+        <w:tc>
+          <w:tcPr>
+            <w:tcW w:type="dxa" w:w="1234"/>
+          </w:tcPr>
+          <w:p>
+            <w:r>
+              <w:t>Architectural and Structural Concept Design Report</w:t>
+            </w:r>
+          </w:p>
+        </w:tc>
+        <w:tc>
+          <w:tcPr>
+            <w:tcW w:type="dxa" w:w="1234"/>
           </w:tcPr>
           <w:p>
             <w:r>
@@ -992,17 +848,17 @@
         </w:tc>
         <w:tc>
           <w:tcPr>
-            <w:tcW w:type="dxa" w:w="1440"/>
-          </w:tcPr>
-          <w:p>
-            <w:r>
-              <w:t>2026-03-28</w:t>
-            </w:r>
-          </w:p>
-        </w:tc>
-        <w:tc>
-          <w:tcPr>
-            <w:tcW w:type="dxa" w:w="1440"/>
+            <w:tcW w:type="dxa" w:w="1234"/>
+          </w:tcPr>
+          <w:p>
+            <w:r>
+              <w:t>2026-02-28</w:t>
+            </w:r>
+          </w:p>
+        </w:tc>
+        <w:tc>
+          <w:tcPr>
+            <w:tcW w:type="dxa" w:w="1234"/>
           </w:tcPr>
           <w:p>
             <w:r>
@@ -1012,160 +868,67 @@
         </w:tc>
         <w:tc>
           <w:tcPr>
-            <w:tcW w:type="dxa" w:w="1440"/>
+            <w:tcW w:type="dxa" w:w="1234"/>
           </w:tcPr>
           <w:p>
             <w:r/>
-          </w:p>
-        </w:tc>
-      </w:tr>
-    </w:tbl>
-    <w:p>
-      <w:pPr>
-        <w:pStyle w:val="Heading3"/>
-      </w:pPr>
-      <w:r>
-        <w:t>5.2 Process Engineering Documents (1-XXX)</w:t>
-      </w:r>
-    </w:p>
-    <w:tbl>
-      <w:tblPr>
-        <w:tblStyle w:val="TableGrid"/>
-        <w:tblW w:type="auto" w:w="0"/>
-        <w:tblLook w:firstColumn="1" w:firstRow="1" w:lastColumn="0" w:lastRow="0" w:noHBand="0" w:noVBand="1" w:val="04A0"/>
-      </w:tblPr>
-      <w:tblGrid>
-        <w:gridCol w:w="1440"/>
-        <w:gridCol w:w="1440"/>
-        <w:gridCol w:w="1440"/>
-        <w:gridCol w:w="1440"/>
-        <w:gridCol w:w="1440"/>
-        <w:gridCol w:w="1440"/>
-      </w:tblGrid>
-      <w:tr>
-        <w:tc>
-          <w:tcPr>
-            <w:tcW w:type="dxa" w:w="1440"/>
-          </w:tcPr>
-          <w:p>
-            <w:r>
-              <w:rPr>
-                <w:b/>
-              </w:rPr>
-              <w:t>Document ID</w:t>
-            </w:r>
-          </w:p>
-        </w:tc>
-        <w:tc>
-          <w:tcPr>
-            <w:tcW w:type="dxa" w:w="1440"/>
-          </w:tcPr>
-          <w:p>
-            <w:r>
-              <w:rPr>
-                <w:b/>
-              </w:rPr>
-              <w:t>Title</w:t>
-            </w:r>
-          </w:p>
-        </w:tc>
-        <w:tc>
-          <w:tcPr>
-            <w:tcW w:type="dxa" w:w="1440"/>
-          </w:tcPr>
-          <w:p>
-            <w:r>
-              <w:rPr>
-                <w:b/>
-              </w:rPr>
-              <w:t>Discipline</w:t>
-            </w:r>
-          </w:p>
-        </w:tc>
-        <w:tc>
-          <w:tcPr>
-            <w:tcW w:type="dxa" w:w="1440"/>
-          </w:tcPr>
-          <w:p>
-            <w:r>
-              <w:rPr>
-                <w:b/>
-              </w:rPr>
-              <w:t>Due Date</w:t>
-            </w:r>
-          </w:p>
-        </w:tc>
-        <w:tc>
-          <w:tcPr>
-            <w:tcW w:type="dxa" w:w="1440"/>
-          </w:tcPr>
-          <w:p>
-            <w:r>
-              <w:rPr>
-                <w:b/>
-              </w:rPr>
-              <w:t>Status</w:t>
-            </w:r>
-          </w:p>
-        </w:tc>
-        <w:tc>
-          <w:tcPr>
-            <w:tcW w:type="dxa" w:w="1440"/>
-          </w:tcPr>
-          <w:p>
-            <w:r>
-              <w:rPr>
-                <w:b/>
-              </w:rPr>
-              <w:t>Remarks</w:t>
-            </w:r>
           </w:p>
         </w:tc>
       </w:tr>
       <w:tr>
         <w:tc>
           <w:tcPr>
-            <w:tcW w:type="dxa" w:w="1440"/>
-          </w:tcPr>
-          <w:p>
-            <w:r>
-              <w:t>1-PRC-0001</w:t>
-            </w:r>
-          </w:p>
-        </w:tc>
-        <w:tc>
-          <w:tcPr>
-            <w:tcW w:type="dxa" w:w="1440"/>
-          </w:tcPr>
-          <w:p>
-            <w:r>
-              <w:t>Process Design Criteria</w:t>
-            </w:r>
-          </w:p>
-        </w:tc>
-        <w:tc>
-          <w:tcPr>
-            <w:tcW w:type="dxa" w:w="1440"/>
-          </w:tcPr>
-          <w:p>
-            <w:r>
-              <w:t>Process Engineer</w:t>
-            </w:r>
-          </w:p>
-        </w:tc>
-        <w:tc>
-          <w:tcPr>
-            <w:tcW w:type="dxa" w:w="1440"/>
-          </w:tcPr>
-          <w:p>
-            <w:r>
-              <w:t>2026-06-20</w:t>
-            </w:r>
-          </w:p>
-        </w:tc>
-        <w:tc>
-          <w:tcPr>
-            <w:tcW w:type="dxa" w:w="1440"/>
+            <w:tcW w:type="dxa" w:w="1234"/>
+          </w:tcPr>
+          <w:p>
+            <w:r>
+              <w:t>PRJ.23026-GE-REP-0002</w:t>
+            </w:r>
+          </w:p>
+        </w:tc>
+        <w:tc>
+          <w:tcPr>
+            <w:tcW w:type="dxa" w:w="1234"/>
+          </w:tcPr>
+          <w:p>
+            <w:r>
+              <w:t>REP</w:t>
+            </w:r>
+          </w:p>
+        </w:tc>
+        <w:tc>
+          <w:tcPr>
+            <w:tcW w:type="dxa" w:w="1234"/>
+          </w:tcPr>
+          <w:p>
+            <w:r>
+              <w:t>MEP Concept Design Report</w:t>
+            </w:r>
+          </w:p>
+        </w:tc>
+        <w:tc>
+          <w:tcPr>
+            <w:tcW w:type="dxa" w:w="1234"/>
+          </w:tcPr>
+          <w:p>
+            <w:r>
+              <w:t>PM</w:t>
+            </w:r>
+          </w:p>
+        </w:tc>
+        <w:tc>
+          <w:tcPr>
+            <w:tcW w:type="dxa" w:w="1234"/>
+          </w:tcPr>
+          <w:p>
+            <w:r>
+              <w:t>2026-02-28</w:t>
+            </w:r>
+          </w:p>
+        </w:tc>
+        <w:tc>
+          <w:tcPr>
+            <w:tcW w:type="dxa" w:w="1234"/>
           </w:tcPr>
           <w:p>
             <w:r>
@@ -1175,7 +938,7 @@
         </w:tc>
         <w:tc>
           <w:tcPr>
-            <w:tcW w:type="dxa" w:w="1440"/>
+            <w:tcW w:type="dxa" w:w="1234"/>
           </w:tcPr>
           <w:p>
             <w:r/>
@@ -1185,47 +948,57 @@
       <w:tr>
         <w:tc>
           <w:tcPr>
-            <w:tcW w:type="dxa" w:w="1440"/>
-          </w:tcPr>
-          <w:p>
-            <w:r>
-              <w:t>1-CAL-XXXX</w:t>
-            </w:r>
-          </w:p>
-        </w:tc>
-        <w:tc>
-          <w:tcPr>
-            <w:tcW w:type="dxa" w:w="1440"/>
-          </w:tcPr>
-          <w:p>
-            <w:r>
-              <w:t>Process Calculations</w:t>
-            </w:r>
-          </w:p>
-        </w:tc>
-        <w:tc>
-          <w:tcPr>
-            <w:tcW w:type="dxa" w:w="1440"/>
-          </w:tcPr>
-          <w:p>
-            <w:r>
-              <w:t>Process Engineer</w:t>
-            </w:r>
-          </w:p>
-        </w:tc>
-        <w:tc>
-          <w:tcPr>
-            <w:tcW w:type="dxa" w:w="1440"/>
-          </w:tcPr>
-          <w:p>
-            <w:r>
-              <w:t>2026-05-09</w:t>
-            </w:r>
-          </w:p>
-        </w:tc>
-        <w:tc>
-          <w:tcPr>
-            <w:tcW w:type="dxa" w:w="1440"/>
+            <w:tcW w:type="dxa" w:w="1234"/>
+          </w:tcPr>
+          <w:p>
+            <w:r>
+              <w:t>PRJ.23026-AR-DWP-1001</w:t>
+            </w:r>
+          </w:p>
+        </w:tc>
+        <w:tc>
+          <w:tcPr>
+            <w:tcW w:type="dxa" w:w="1234"/>
+          </w:tcPr>
+          <w:p>
+            <w:r>
+              <w:t>DWP</w:t>
+            </w:r>
+          </w:p>
+        </w:tc>
+        <w:tc>
+          <w:tcPr>
+            <w:tcW w:type="dxa" w:w="1234"/>
+          </w:tcPr>
+          <w:p>
+            <w:r>
+              <w:t>Schematic Architecture Drawings</w:t>
+            </w:r>
+          </w:p>
+        </w:tc>
+        <w:tc>
+          <w:tcPr>
+            <w:tcW w:type="dxa" w:w="1234"/>
+          </w:tcPr>
+          <w:p>
+            <w:r>
+              <w:t>Architect</w:t>
+            </w:r>
+          </w:p>
+        </w:tc>
+        <w:tc>
+          <w:tcPr>
+            <w:tcW w:type="dxa" w:w="1234"/>
+          </w:tcPr>
+          <w:p>
+            <w:r>
+              <w:t>2026-03-14</w:t>
+            </w:r>
+          </w:p>
+        </w:tc>
+        <w:tc>
+          <w:tcPr>
+            <w:tcW w:type="dxa" w:w="1234"/>
           </w:tcPr>
           <w:p>
             <w:r>
@@ -1235,160 +1008,67 @@
         </w:tc>
         <w:tc>
           <w:tcPr>
-            <w:tcW w:type="dxa" w:w="1440"/>
+            <w:tcW w:type="dxa" w:w="1234"/>
           </w:tcPr>
           <w:p>
             <w:r/>
-          </w:p>
-        </w:tc>
-      </w:tr>
-    </w:tbl>
-    <w:p>
-      <w:pPr>
-        <w:pStyle w:val="Heading3"/>
-      </w:pPr>
-      <w:r>
-        <w:t>5.3 Mechanical Engineering Documents (4-XXX)</w:t>
-      </w:r>
-    </w:p>
-    <w:tbl>
-      <w:tblPr>
-        <w:tblStyle w:val="TableGrid"/>
-        <w:tblW w:type="auto" w:w="0"/>
-        <w:tblLook w:firstColumn="1" w:firstRow="1" w:lastColumn="0" w:lastRow="0" w:noHBand="0" w:noVBand="1" w:val="04A0"/>
-      </w:tblPr>
-      <w:tblGrid>
-        <w:gridCol w:w="1440"/>
-        <w:gridCol w:w="1440"/>
-        <w:gridCol w:w="1440"/>
-        <w:gridCol w:w="1440"/>
-        <w:gridCol w:w="1440"/>
-        <w:gridCol w:w="1440"/>
-      </w:tblGrid>
-      <w:tr>
-        <w:tc>
-          <w:tcPr>
-            <w:tcW w:type="dxa" w:w="1440"/>
-          </w:tcPr>
-          <w:p>
-            <w:r>
-              <w:rPr>
-                <w:b/>
-              </w:rPr>
-              <w:t>Document ID</w:t>
-            </w:r>
-          </w:p>
-        </w:tc>
-        <w:tc>
-          <w:tcPr>
-            <w:tcW w:type="dxa" w:w="1440"/>
-          </w:tcPr>
-          <w:p>
-            <w:r>
-              <w:rPr>
-                <w:b/>
-              </w:rPr>
-              <w:t>Title</w:t>
-            </w:r>
-          </w:p>
-        </w:tc>
-        <w:tc>
-          <w:tcPr>
-            <w:tcW w:type="dxa" w:w="1440"/>
-          </w:tcPr>
-          <w:p>
-            <w:r>
-              <w:rPr>
-                <w:b/>
-              </w:rPr>
-              <w:t>Discipline</w:t>
-            </w:r>
-          </w:p>
-        </w:tc>
-        <w:tc>
-          <w:tcPr>
-            <w:tcW w:type="dxa" w:w="1440"/>
-          </w:tcPr>
-          <w:p>
-            <w:r>
-              <w:rPr>
-                <w:b/>
-              </w:rPr>
-              <w:t>Due Date</w:t>
-            </w:r>
-          </w:p>
-        </w:tc>
-        <w:tc>
-          <w:tcPr>
-            <w:tcW w:type="dxa" w:w="1440"/>
-          </w:tcPr>
-          <w:p>
-            <w:r>
-              <w:rPr>
-                <w:b/>
-              </w:rPr>
-              <w:t>Status</w:t>
-            </w:r>
-          </w:p>
-        </w:tc>
-        <w:tc>
-          <w:tcPr>
-            <w:tcW w:type="dxa" w:w="1440"/>
-          </w:tcPr>
-          <w:p>
-            <w:r>
-              <w:rPr>
-                <w:b/>
-              </w:rPr>
-              <w:t>Remarks</w:t>
-            </w:r>
           </w:p>
         </w:tc>
       </w:tr>
       <w:tr>
         <w:tc>
           <w:tcPr>
-            <w:tcW w:type="dxa" w:w="1440"/>
-          </w:tcPr>
-          <w:p>
-            <w:r>
-              <w:t>4-PRC-0007</w:t>
-            </w:r>
-          </w:p>
-        </w:tc>
-        <w:tc>
-          <w:tcPr>
-            <w:tcW w:type="dxa" w:w="1440"/>
-          </w:tcPr>
-          <w:p>
-            <w:r>
-              <w:t>Pump Calculation Procedure</w:t>
-            </w:r>
-          </w:p>
-        </w:tc>
-        <w:tc>
-          <w:tcPr>
-            <w:tcW w:type="dxa" w:w="1440"/>
-          </w:tcPr>
-          <w:p>
-            <w:r>
-              <w:t>Mechanical Engineer</w:t>
-            </w:r>
-          </w:p>
-        </w:tc>
-        <w:tc>
-          <w:tcPr>
-            <w:tcW w:type="dxa" w:w="1440"/>
-          </w:tcPr>
-          <w:p>
-            <w:r>
-              <w:t>2026-04-25</w:t>
-            </w:r>
-          </w:p>
-        </w:tc>
-        <w:tc>
-          <w:tcPr>
-            <w:tcW w:type="dxa" w:w="1440"/>
+            <w:tcW w:type="dxa" w:w="1234"/>
+          </w:tcPr>
+          <w:p>
+            <w:r>
+              <w:t>PRJ.23026-AR-ARP-1001</w:t>
+            </w:r>
+          </w:p>
+        </w:tc>
+        <w:tc>
+          <w:tcPr>
+            <w:tcW w:type="dxa" w:w="1234"/>
+          </w:tcPr>
+          <w:p>
+            <w:r>
+              <w:t>ARP</w:t>
+            </w:r>
+          </w:p>
+        </w:tc>
+        <w:tc>
+          <w:tcPr>
+            <w:tcW w:type="dxa" w:w="1234"/>
+          </w:tcPr>
+          <w:p>
+            <w:r>
+              <w:t>Architecture Plans Drawings</w:t>
+            </w:r>
+          </w:p>
+        </w:tc>
+        <w:tc>
+          <w:tcPr>
+            <w:tcW w:type="dxa" w:w="1234"/>
+          </w:tcPr>
+          <w:p>
+            <w:r>
+              <w:t>Architect</w:t>
+            </w:r>
+          </w:p>
+        </w:tc>
+        <w:tc>
+          <w:tcPr>
+            <w:tcW w:type="dxa" w:w="1234"/>
+          </w:tcPr>
+          <w:p>
+            <w:r>
+              <w:t>2026-04-11</w:t>
+            </w:r>
+          </w:p>
+        </w:tc>
+        <w:tc>
+          <w:tcPr>
+            <w:tcW w:type="dxa" w:w="1234"/>
           </w:tcPr>
           <w:p>
             <w:r>
@@ -1398,7 +1078,7 @@
         </w:tc>
         <w:tc>
           <w:tcPr>
-            <w:tcW w:type="dxa" w:w="1440"/>
+            <w:tcW w:type="dxa" w:w="1234"/>
           </w:tcPr>
           <w:p>
             <w:r/>
@@ -1408,47 +1088,57 @@
       <w:tr>
         <w:tc>
           <w:tcPr>
-            <w:tcW w:type="dxa" w:w="1440"/>
-          </w:tcPr>
-          <w:p>
-            <w:r>
-              <w:t>4-CAL-0001</w:t>
-            </w:r>
-          </w:p>
-        </w:tc>
-        <w:tc>
-          <w:tcPr>
-            <w:tcW w:type="dxa" w:w="1440"/>
-          </w:tcPr>
-          <w:p>
-            <w:r>
-              <w:t>Pump Calculations</w:t>
-            </w:r>
-          </w:p>
-        </w:tc>
-        <w:tc>
-          <w:tcPr>
-            <w:tcW w:type="dxa" w:w="1440"/>
-          </w:tcPr>
-          <w:p>
-            <w:r>
-              <w:t>Mechanical Engineer</w:t>
-            </w:r>
-          </w:p>
-        </w:tc>
-        <w:tc>
-          <w:tcPr>
-            <w:tcW w:type="dxa" w:w="1440"/>
-          </w:tcPr>
-          <w:p>
-            <w:r>
-              <w:t>2026-07-11</w:t>
-            </w:r>
-          </w:p>
-        </w:tc>
-        <w:tc>
-          <w:tcPr>
-            <w:tcW w:type="dxa" w:w="1440"/>
+            <w:tcW w:type="dxa" w:w="1234"/>
+          </w:tcPr>
+          <w:p>
+            <w:r>
+              <w:t>PRJ.23026-AR-ARE-1001</w:t>
+            </w:r>
+          </w:p>
+        </w:tc>
+        <w:tc>
+          <w:tcPr>
+            <w:tcW w:type="dxa" w:w="1234"/>
+          </w:tcPr>
+          <w:p>
+            <w:r>
+              <w:t>ARE</w:t>
+            </w:r>
+          </w:p>
+        </w:tc>
+        <w:tc>
+          <w:tcPr>
+            <w:tcW w:type="dxa" w:w="1234"/>
+          </w:tcPr>
+          <w:p>
+            <w:r>
+              <w:t>Architecture Elevations Drawings</w:t>
+            </w:r>
+          </w:p>
+        </w:tc>
+        <w:tc>
+          <w:tcPr>
+            <w:tcW w:type="dxa" w:w="1234"/>
+          </w:tcPr>
+          <w:p>
+            <w:r>
+              <w:t>Architect</w:t>
+            </w:r>
+          </w:p>
+        </w:tc>
+        <w:tc>
+          <w:tcPr>
+            <w:tcW w:type="dxa" w:w="1234"/>
+          </w:tcPr>
+          <w:p>
+            <w:r>
+              <w:t>2026-04-25</w:t>
+            </w:r>
+          </w:p>
+        </w:tc>
+        <w:tc>
+          <w:tcPr>
+            <w:tcW w:type="dxa" w:w="1234"/>
           </w:tcPr>
           <w:p>
             <w:r>
@@ -1458,7 +1148,7 @@
         </w:tc>
         <w:tc>
           <w:tcPr>
-            <w:tcW w:type="dxa" w:w="1440"/>
+            <w:tcW w:type="dxa" w:w="1234"/>
           </w:tcPr>
           <w:p>
             <w:r/>
@@ -1468,47 +1158,57 @@
       <w:tr>
         <w:tc>
           <w:tcPr>
-            <w:tcW w:type="dxa" w:w="1440"/>
-          </w:tcPr>
-          <w:p>
-            <w:r>
-              <w:t>4-DST-XXXX</w:t>
-            </w:r>
-          </w:p>
-        </w:tc>
-        <w:tc>
-          <w:tcPr>
-            <w:tcW w:type="dxa" w:w="1440"/>
-          </w:tcPr>
-          <w:p>
-            <w:r>
-              <w:t>Pump Data Sheets</w:t>
-            </w:r>
-          </w:p>
-        </w:tc>
-        <w:tc>
-          <w:tcPr>
-            <w:tcW w:type="dxa" w:w="1440"/>
-          </w:tcPr>
-          <w:p>
-            <w:r>
-              <w:t>Mechanical Engineer</w:t>
-            </w:r>
-          </w:p>
-        </w:tc>
-        <w:tc>
-          <w:tcPr>
-            <w:tcW w:type="dxa" w:w="1440"/>
-          </w:tcPr>
-          <w:p>
-            <w:r>
-              <w:t>2026-06-06</w:t>
-            </w:r>
-          </w:p>
-        </w:tc>
-        <w:tc>
-          <w:tcPr>
-            <w:tcW w:type="dxa" w:w="1440"/>
+            <w:tcW w:type="dxa" w:w="1234"/>
+          </w:tcPr>
+          <w:p>
+            <w:r>
+              <w:t>PRJ.23026-AR-ARS-1001</w:t>
+            </w:r>
+          </w:p>
+        </w:tc>
+        <w:tc>
+          <w:tcPr>
+            <w:tcW w:type="dxa" w:w="1234"/>
+          </w:tcPr>
+          <w:p>
+            <w:r>
+              <w:t>ARS</w:t>
+            </w:r>
+          </w:p>
+        </w:tc>
+        <w:tc>
+          <w:tcPr>
+            <w:tcW w:type="dxa" w:w="1234"/>
+          </w:tcPr>
+          <w:p>
+            <w:r>
+              <w:t>Architecture Sections Drawings</w:t>
+            </w:r>
+          </w:p>
+        </w:tc>
+        <w:tc>
+          <w:tcPr>
+            <w:tcW w:type="dxa" w:w="1234"/>
+          </w:tcPr>
+          <w:p>
+            <w:r>
+              <w:t>Architect</w:t>
+            </w:r>
+          </w:p>
+        </w:tc>
+        <w:tc>
+          <w:tcPr>
+            <w:tcW w:type="dxa" w:w="1234"/>
+          </w:tcPr>
+          <w:p>
+            <w:r>
+              <w:t>2026-04-25</w:t>
+            </w:r>
+          </w:p>
+        </w:tc>
+        <w:tc>
+          <w:tcPr>
+            <w:tcW w:type="dxa" w:w="1234"/>
           </w:tcPr>
           <w:p>
             <w:r>
@@ -1518,7 +1218,7 @@
         </w:tc>
         <w:tc>
           <w:tcPr>
-            <w:tcW w:type="dxa" w:w="1440"/>
+            <w:tcW w:type="dxa" w:w="1234"/>
           </w:tcPr>
           <w:p>
             <w:r/>
@@ -1528,47 +1228,57 @@
       <w:tr>
         <w:tc>
           <w:tcPr>
-            <w:tcW w:type="dxa" w:w="1440"/>
-          </w:tcPr>
-          <w:p>
-            <w:r>
-              <w:t>4-SPC-0002</w:t>
-            </w:r>
-          </w:p>
-        </w:tc>
-        <w:tc>
-          <w:tcPr>
-            <w:tcW w:type="dxa" w:w="1440"/>
-          </w:tcPr>
-          <w:p>
-            <w:r>
-              <w:t>Horizontal Centrifugal Pumps</w:t>
-            </w:r>
-          </w:p>
-        </w:tc>
-        <w:tc>
-          <w:tcPr>
-            <w:tcW w:type="dxa" w:w="1440"/>
-          </w:tcPr>
-          <w:p>
-            <w:r>
-              <w:t>Mechanical Engineer</w:t>
-            </w:r>
-          </w:p>
-        </w:tc>
-        <w:tc>
-          <w:tcPr>
-            <w:tcW w:type="dxa" w:w="1440"/>
-          </w:tcPr>
-          <w:p>
-            <w:r>
-              <w:t>2026-07-18</w:t>
-            </w:r>
-          </w:p>
-        </w:tc>
-        <w:tc>
-          <w:tcPr>
-            <w:tcW w:type="dxa" w:w="1440"/>
+            <w:tcW w:type="dxa" w:w="1234"/>
+          </w:tcPr>
+          <w:p>
+            <w:r>
+              <w:t>PRJ.23026-AR-ASD-1001</w:t>
+            </w:r>
+          </w:p>
+        </w:tc>
+        <w:tc>
+          <w:tcPr>
+            <w:tcW w:type="dxa" w:w="1234"/>
+          </w:tcPr>
+          <w:p>
+            <w:r>
+              <w:t>ASD</w:t>
+            </w:r>
+          </w:p>
+        </w:tc>
+        <w:tc>
+          <w:tcPr>
+            <w:tcW w:type="dxa" w:w="1234"/>
+          </w:tcPr>
+          <w:p>
+            <w:r>
+              <w:t>Architecture Stair Details Drawings</w:t>
+            </w:r>
+          </w:p>
+        </w:tc>
+        <w:tc>
+          <w:tcPr>
+            <w:tcW w:type="dxa" w:w="1234"/>
+          </w:tcPr>
+          <w:p>
+            <w:r>
+              <w:t>Architect</w:t>
+            </w:r>
+          </w:p>
+        </w:tc>
+        <w:tc>
+          <w:tcPr>
+            <w:tcW w:type="dxa" w:w="1234"/>
+          </w:tcPr>
+          <w:p>
+            <w:r>
+              <w:t>2026-05-23</w:t>
+            </w:r>
+          </w:p>
+        </w:tc>
+        <w:tc>
+          <w:tcPr>
+            <w:tcW w:type="dxa" w:w="1234"/>
           </w:tcPr>
           <w:p>
             <w:r>
@@ -1578,7 +1288,7 @@
         </w:tc>
         <w:tc>
           <w:tcPr>
-            <w:tcW w:type="dxa" w:w="1440"/>
+            <w:tcW w:type="dxa" w:w="1234"/>
           </w:tcPr>
           <w:p>
             <w:r/>
@@ -1588,47 +1298,57 @@
       <w:tr>
         <w:tc>
           <w:tcPr>
-            <w:tcW w:type="dxa" w:w="1440"/>
-          </w:tcPr>
-          <w:p>
-            <w:r>
-              <w:t>4-SPC-0001</w:t>
-            </w:r>
-          </w:p>
-        </w:tc>
-        <w:tc>
-          <w:tcPr>
-            <w:tcW w:type="dxa" w:w="1440"/>
-          </w:tcPr>
-          <w:p>
-            <w:r>
-              <w:t>General Equipment Requirements</w:t>
-            </w:r>
-          </w:p>
-        </w:tc>
-        <w:tc>
-          <w:tcPr>
-            <w:tcW w:type="dxa" w:w="1440"/>
-          </w:tcPr>
-          <w:p>
-            <w:r>
-              <w:t>Mechanical Engineer</w:t>
-            </w:r>
-          </w:p>
-        </w:tc>
-        <w:tc>
-          <w:tcPr>
-            <w:tcW w:type="dxa" w:w="1440"/>
-          </w:tcPr>
-          <w:p>
-            <w:r>
-              <w:t>2026-06-20</w:t>
-            </w:r>
-          </w:p>
-        </w:tc>
-        <w:tc>
-          <w:tcPr>
-            <w:tcW w:type="dxa" w:w="1440"/>
+            <w:tcW w:type="dxa" w:w="1234"/>
+          </w:tcPr>
+          <w:p>
+            <w:r>
+              <w:t>PRJ.23026-AR-AWD-1001</w:t>
+            </w:r>
+          </w:p>
+        </w:tc>
+        <w:tc>
+          <w:tcPr>
+            <w:tcW w:type="dxa" w:w="1234"/>
+          </w:tcPr>
+          <w:p>
+            <w:r>
+              <w:t>AWD</w:t>
+            </w:r>
+          </w:p>
+        </w:tc>
+        <w:tc>
+          <w:tcPr>
+            <w:tcW w:type="dxa" w:w="1234"/>
+          </w:tcPr>
+          <w:p>
+            <w:r>
+              <w:t>Architecture Wet Areas Details Drawings</w:t>
+            </w:r>
+          </w:p>
+        </w:tc>
+        <w:tc>
+          <w:tcPr>
+            <w:tcW w:type="dxa" w:w="1234"/>
+          </w:tcPr>
+          <w:p>
+            <w:r>
+              <w:t>Architect</w:t>
+            </w:r>
+          </w:p>
+        </w:tc>
+        <w:tc>
+          <w:tcPr>
+            <w:tcW w:type="dxa" w:w="1234"/>
+          </w:tcPr>
+          <w:p>
+            <w:r>
+              <w:t>2026-05-23</w:t>
+            </w:r>
+          </w:p>
+        </w:tc>
+        <w:tc>
+          <w:tcPr>
+            <w:tcW w:type="dxa" w:w="1234"/>
           </w:tcPr>
           <w:p>
             <w:r>
@@ -1638,7 +1358,7 @@
         </w:tc>
         <w:tc>
           <w:tcPr>
-            <w:tcW w:type="dxa" w:w="1440"/>
+            <w:tcW w:type="dxa" w:w="1234"/>
           </w:tcPr>
           <w:p>
             <w:r/>
@@ -1648,47 +1368,57 @@
       <w:tr>
         <w:tc>
           <w:tcPr>
-            <w:tcW w:type="dxa" w:w="1440"/>
-          </w:tcPr>
-          <w:p>
-            <w:r>
-              <w:t>4-TAB-XXXX</w:t>
-            </w:r>
-          </w:p>
-        </w:tc>
-        <w:tc>
-          <w:tcPr>
-            <w:tcW w:type="dxa" w:w="1440"/>
-          </w:tcPr>
-          <w:p>
-            <w:r>
-              <w:t>Equipment Bid Tabulations</w:t>
-            </w:r>
-          </w:p>
-        </w:tc>
-        <w:tc>
-          <w:tcPr>
-            <w:tcW w:type="dxa" w:w="1440"/>
-          </w:tcPr>
-          <w:p>
-            <w:r>
-              <w:t>Mechanical Engineer</w:t>
-            </w:r>
-          </w:p>
-        </w:tc>
-        <w:tc>
-          <w:tcPr>
-            <w:tcW w:type="dxa" w:w="1440"/>
-          </w:tcPr>
-          <w:p>
-            <w:r>
-              <w:t>2026-07-25</w:t>
-            </w:r>
-          </w:p>
-        </w:tc>
-        <w:tc>
-          <w:tcPr>
-            <w:tcW w:type="dxa" w:w="1440"/>
+            <w:tcW w:type="dxa" w:w="1234"/>
+          </w:tcPr>
+          <w:p>
+            <w:r>
+              <w:t>PRJ.23026-AR-AWS-1001</w:t>
+            </w:r>
+          </w:p>
+        </w:tc>
+        <w:tc>
+          <w:tcPr>
+            <w:tcW w:type="dxa" w:w="1234"/>
+          </w:tcPr>
+          <w:p>
+            <w:r>
+              <w:t>AWS</w:t>
+            </w:r>
+          </w:p>
+        </w:tc>
+        <w:tc>
+          <w:tcPr>
+            <w:tcW w:type="dxa" w:w="1234"/>
+          </w:tcPr>
+          <w:p>
+            <w:r>
+              <w:t>Architecture Wall Sections Drawings</w:t>
+            </w:r>
+          </w:p>
+        </w:tc>
+        <w:tc>
+          <w:tcPr>
+            <w:tcW w:type="dxa" w:w="1234"/>
+          </w:tcPr>
+          <w:p>
+            <w:r>
+              <w:t>Architect</w:t>
+            </w:r>
+          </w:p>
+        </w:tc>
+        <w:tc>
+          <w:tcPr>
+            <w:tcW w:type="dxa" w:w="1234"/>
+          </w:tcPr>
+          <w:p>
+            <w:r>
+              <w:t>2026-05-23</w:t>
+            </w:r>
+          </w:p>
+        </w:tc>
+        <w:tc>
+          <w:tcPr>
+            <w:tcW w:type="dxa" w:w="1234"/>
           </w:tcPr>
           <w:p>
             <w:r>
@@ -1698,7 +1428,7427 @@
         </w:tc>
         <w:tc>
           <w:tcPr>
-            <w:tcW w:type="dxa" w:w="1440"/>
+            <w:tcW w:type="dxa" w:w="1234"/>
+          </w:tcPr>
+          <w:p>
+            <w:r/>
+          </w:p>
+        </w:tc>
+      </w:tr>
+      <w:tr>
+        <w:tc>
+          <w:tcPr>
+            <w:tcW w:type="dxa" w:w="1234"/>
+          </w:tcPr>
+          <w:p>
+            <w:r>
+              <w:t>PRJ.23026-AR-GEN-1001</w:t>
+            </w:r>
+          </w:p>
+        </w:tc>
+        <w:tc>
+          <w:tcPr>
+            <w:tcW w:type="dxa" w:w="1234"/>
+          </w:tcPr>
+          <w:p>
+            <w:r>
+              <w:t>GEN</w:t>
+            </w:r>
+          </w:p>
+        </w:tc>
+        <w:tc>
+          <w:tcPr>
+            <w:tcW w:type="dxa" w:w="1234"/>
+          </w:tcPr>
+          <w:p>
+            <w:r>
+              <w:t>Architecture General Drawings</w:t>
+            </w:r>
+          </w:p>
+        </w:tc>
+        <w:tc>
+          <w:tcPr>
+            <w:tcW w:type="dxa" w:w="1234"/>
+          </w:tcPr>
+          <w:p>
+            <w:r>
+              <w:t>Architect</w:t>
+            </w:r>
+          </w:p>
+        </w:tc>
+        <w:tc>
+          <w:tcPr>
+            <w:tcW w:type="dxa" w:w="1234"/>
+          </w:tcPr>
+          <w:p>
+            <w:r>
+              <w:t>2026-05-30</w:t>
+            </w:r>
+          </w:p>
+        </w:tc>
+        <w:tc>
+          <w:tcPr>
+            <w:tcW w:type="dxa" w:w="1234"/>
+          </w:tcPr>
+          <w:p>
+            <w:r>
+              <w:t>Planned</w:t>
+            </w:r>
+          </w:p>
+        </w:tc>
+        <w:tc>
+          <w:tcPr>
+            <w:tcW w:type="dxa" w:w="1234"/>
+          </w:tcPr>
+          <w:p>
+            <w:r/>
+          </w:p>
+        </w:tc>
+      </w:tr>
+      <w:tr>
+        <w:tc>
+          <w:tcPr>
+            <w:tcW w:type="dxa" w:w="1234"/>
+          </w:tcPr>
+          <w:p>
+            <w:r>
+              <w:t>PRJ.23026-AR-BOQ-1001</w:t>
+            </w:r>
+          </w:p>
+        </w:tc>
+        <w:tc>
+          <w:tcPr>
+            <w:tcW w:type="dxa" w:w="1234"/>
+          </w:tcPr>
+          <w:p>
+            <w:r>
+              <w:t>BOQ</w:t>
+            </w:r>
+          </w:p>
+        </w:tc>
+        <w:tc>
+          <w:tcPr>
+            <w:tcW w:type="dxa" w:w="1234"/>
+          </w:tcPr>
+          <w:p>
+            <w:r>
+              <w:t>Architecture Bill Of Quantity</w:t>
+            </w:r>
+          </w:p>
+        </w:tc>
+        <w:tc>
+          <w:tcPr>
+            <w:tcW w:type="dxa" w:w="1234"/>
+          </w:tcPr>
+          <w:p>
+            <w:r>
+              <w:t>Architect</w:t>
+            </w:r>
+          </w:p>
+        </w:tc>
+        <w:tc>
+          <w:tcPr>
+            <w:tcW w:type="dxa" w:w="1234"/>
+          </w:tcPr>
+          <w:p>
+            <w:r>
+              <w:t>2026-06-27</w:t>
+            </w:r>
+          </w:p>
+        </w:tc>
+        <w:tc>
+          <w:tcPr>
+            <w:tcW w:type="dxa" w:w="1234"/>
+          </w:tcPr>
+          <w:p>
+            <w:r>
+              <w:t>Planned</w:t>
+            </w:r>
+          </w:p>
+        </w:tc>
+        <w:tc>
+          <w:tcPr>
+            <w:tcW w:type="dxa" w:w="1234"/>
+          </w:tcPr>
+          <w:p>
+            <w:r/>
+          </w:p>
+        </w:tc>
+      </w:tr>
+      <w:tr>
+        <w:tc>
+          <w:tcPr>
+            <w:tcW w:type="dxa" w:w="1234"/>
+          </w:tcPr>
+          <w:p>
+            <w:r>
+              <w:t>PRJ.23026-AR-MOD-1001</w:t>
+            </w:r>
+          </w:p>
+        </w:tc>
+        <w:tc>
+          <w:tcPr>
+            <w:tcW w:type="dxa" w:w="1234"/>
+          </w:tcPr>
+          <w:p>
+            <w:r>
+              <w:t>MOD</w:t>
+            </w:r>
+          </w:p>
+        </w:tc>
+        <w:tc>
+          <w:tcPr>
+            <w:tcW w:type="dxa" w:w="1234"/>
+          </w:tcPr>
+          <w:p>
+            <w:r>
+              <w:t>Architectural Revit Model (LOD 350)</w:t>
+            </w:r>
+          </w:p>
+        </w:tc>
+        <w:tc>
+          <w:tcPr>
+            <w:tcW w:type="dxa" w:w="1234"/>
+          </w:tcPr>
+          <w:p>
+            <w:r>
+              <w:t>Architect</w:t>
+            </w:r>
+          </w:p>
+        </w:tc>
+        <w:tc>
+          <w:tcPr>
+            <w:tcW w:type="dxa" w:w="1234"/>
+          </w:tcPr>
+          <w:p>
+            <w:r>
+              <w:t>2026-05-09</w:t>
+            </w:r>
+          </w:p>
+        </w:tc>
+        <w:tc>
+          <w:tcPr>
+            <w:tcW w:type="dxa" w:w="1234"/>
+          </w:tcPr>
+          <w:p>
+            <w:r>
+              <w:t>Planned</w:t>
+            </w:r>
+          </w:p>
+        </w:tc>
+        <w:tc>
+          <w:tcPr>
+            <w:tcW w:type="dxa" w:w="1234"/>
+          </w:tcPr>
+          <w:p>
+            <w:r/>
+          </w:p>
+        </w:tc>
+      </w:tr>
+      <w:tr>
+        <w:tc>
+          <w:tcPr>
+            <w:tcW w:type="dxa" w:w="1234"/>
+          </w:tcPr>
+          <w:p>
+            <w:r>
+              <w:t>PRJ.23026-AR-3DS-1001</w:t>
+            </w:r>
+          </w:p>
+        </w:tc>
+        <w:tc>
+          <w:tcPr>
+            <w:tcW w:type="dxa" w:w="1234"/>
+          </w:tcPr>
+          <w:p>
+            <w:r>
+              <w:t>3DS</w:t>
+            </w:r>
+          </w:p>
+        </w:tc>
+        <w:tc>
+          <w:tcPr>
+            <w:tcW w:type="dxa" w:w="1234"/>
+          </w:tcPr>
+          <w:p>
+            <w:r>
+              <w:t>3D Shots</w:t>
+            </w:r>
+          </w:p>
+        </w:tc>
+        <w:tc>
+          <w:tcPr>
+            <w:tcW w:type="dxa" w:w="1234"/>
+          </w:tcPr>
+          <w:p>
+            <w:r>
+              <w:t>Architect</w:t>
+            </w:r>
+          </w:p>
+        </w:tc>
+        <w:tc>
+          <w:tcPr>
+            <w:tcW w:type="dxa" w:w="1234"/>
+          </w:tcPr>
+          <w:p>
+            <w:r>
+              <w:t>2026-03-28</w:t>
+            </w:r>
+          </w:p>
+        </w:tc>
+        <w:tc>
+          <w:tcPr>
+            <w:tcW w:type="dxa" w:w="1234"/>
+          </w:tcPr>
+          <w:p>
+            <w:r>
+              <w:t>Planned</w:t>
+            </w:r>
+          </w:p>
+        </w:tc>
+        <w:tc>
+          <w:tcPr>
+            <w:tcW w:type="dxa" w:w="1234"/>
+          </w:tcPr>
+          <w:p>
+            <w:r/>
+          </w:p>
+        </w:tc>
+      </w:tr>
+      <w:tr>
+        <w:tc>
+          <w:tcPr>
+            <w:tcW w:type="dxa" w:w="1234"/>
+          </w:tcPr>
+          <w:p>
+            <w:r>
+              <w:t>PRJ.23026-AR-3DV-1001</w:t>
+            </w:r>
+          </w:p>
+        </w:tc>
+        <w:tc>
+          <w:tcPr>
+            <w:tcW w:type="dxa" w:w="1234"/>
+          </w:tcPr>
+          <w:p>
+            <w:r>
+              <w:t>3DV</w:t>
+            </w:r>
+          </w:p>
+        </w:tc>
+        <w:tc>
+          <w:tcPr>
+            <w:tcW w:type="dxa" w:w="1234"/>
+          </w:tcPr>
+          <w:p>
+            <w:r>
+              <w:t>3D Views</w:t>
+            </w:r>
+          </w:p>
+        </w:tc>
+        <w:tc>
+          <w:tcPr>
+            <w:tcW w:type="dxa" w:w="1234"/>
+          </w:tcPr>
+          <w:p>
+            <w:r>
+              <w:t>Architect</w:t>
+            </w:r>
+          </w:p>
+        </w:tc>
+        <w:tc>
+          <w:tcPr>
+            <w:tcW w:type="dxa" w:w="1234"/>
+          </w:tcPr>
+          <w:p>
+            <w:r>
+              <w:t>2026-03-28</w:t>
+            </w:r>
+          </w:p>
+        </w:tc>
+        <w:tc>
+          <w:tcPr>
+            <w:tcW w:type="dxa" w:w="1234"/>
+          </w:tcPr>
+          <w:p>
+            <w:r>
+              <w:t>Planned</w:t>
+            </w:r>
+          </w:p>
+        </w:tc>
+        <w:tc>
+          <w:tcPr>
+            <w:tcW w:type="dxa" w:w="1234"/>
+          </w:tcPr>
+          <w:p>
+            <w:r/>
+          </w:p>
+        </w:tc>
+      </w:tr>
+      <w:tr>
+        <w:tc>
+          <w:tcPr>
+            <w:tcW w:type="dxa" w:w="1234"/>
+          </w:tcPr>
+          <w:p>
+            <w:r>
+              <w:t>PRJ.23026-AR-PSP-1001</w:t>
+            </w:r>
+          </w:p>
+        </w:tc>
+        <w:tc>
+          <w:tcPr>
+            <w:tcW w:type="dxa" w:w="1234"/>
+          </w:tcPr>
+          <w:p>
+            <w:r>
+              <w:t>PSP</w:t>
+            </w:r>
+          </w:p>
+        </w:tc>
+        <w:tc>
+          <w:tcPr>
+            <w:tcW w:type="dxa" w:w="1234"/>
+          </w:tcPr>
+          <w:p>
+            <w:r>
+              <w:t>Perspectives</w:t>
+            </w:r>
+          </w:p>
+        </w:tc>
+        <w:tc>
+          <w:tcPr>
+            <w:tcW w:type="dxa" w:w="1234"/>
+          </w:tcPr>
+          <w:p>
+            <w:r>
+              <w:t>Architect</w:t>
+            </w:r>
+          </w:p>
+        </w:tc>
+        <w:tc>
+          <w:tcPr>
+            <w:tcW w:type="dxa" w:w="1234"/>
+          </w:tcPr>
+          <w:p>
+            <w:r>
+              <w:t>2026-03-28</w:t>
+            </w:r>
+          </w:p>
+        </w:tc>
+        <w:tc>
+          <w:tcPr>
+            <w:tcW w:type="dxa" w:w="1234"/>
+          </w:tcPr>
+          <w:p>
+            <w:r>
+              <w:t>Planned</w:t>
+            </w:r>
+          </w:p>
+        </w:tc>
+        <w:tc>
+          <w:tcPr>
+            <w:tcW w:type="dxa" w:w="1234"/>
+          </w:tcPr>
+          <w:p>
+            <w:r/>
+          </w:p>
+        </w:tc>
+      </w:tr>
+      <w:tr>
+        <w:tc>
+          <w:tcPr>
+            <w:tcW w:type="dxa" w:w="1234"/>
+          </w:tcPr>
+          <w:p>
+            <w:r>
+              <w:t>PRJ.23026-AR-BSP-1001</w:t>
+            </w:r>
+          </w:p>
+        </w:tc>
+        <w:tc>
+          <w:tcPr>
+            <w:tcW w:type="dxa" w:w="1234"/>
+          </w:tcPr>
+          <w:p>
+            <w:r>
+              <w:t>BSP</w:t>
+            </w:r>
+          </w:p>
+        </w:tc>
+        <w:tc>
+          <w:tcPr>
+            <w:tcW w:type="dxa" w:w="1234"/>
+          </w:tcPr>
+          <w:p>
+            <w:r>
+              <w:t>Basement Sections (Presentation)</w:t>
+            </w:r>
+          </w:p>
+        </w:tc>
+        <w:tc>
+          <w:tcPr>
+            <w:tcW w:type="dxa" w:w="1234"/>
+          </w:tcPr>
+          <w:p>
+            <w:r>
+              <w:t>Architect</w:t>
+            </w:r>
+          </w:p>
+        </w:tc>
+        <w:tc>
+          <w:tcPr>
+            <w:tcW w:type="dxa" w:w="1234"/>
+          </w:tcPr>
+          <w:p>
+            <w:r>
+              <w:t>2026-04-25</w:t>
+            </w:r>
+          </w:p>
+        </w:tc>
+        <w:tc>
+          <w:tcPr>
+            <w:tcW w:type="dxa" w:w="1234"/>
+          </w:tcPr>
+          <w:p>
+            <w:r>
+              <w:t>Planned</w:t>
+            </w:r>
+          </w:p>
+        </w:tc>
+        <w:tc>
+          <w:tcPr>
+            <w:tcW w:type="dxa" w:w="1234"/>
+          </w:tcPr>
+          <w:p>
+            <w:r/>
+          </w:p>
+        </w:tc>
+      </w:tr>
+      <w:tr>
+        <w:tc>
+          <w:tcPr>
+            <w:tcW w:type="dxa" w:w="1234"/>
+          </w:tcPr>
+          <w:p>
+            <w:r>
+              <w:t>PRJ.23026-AR-ECP-1001</w:t>
+            </w:r>
+          </w:p>
+        </w:tc>
+        <w:tc>
+          <w:tcPr>
+            <w:tcW w:type="dxa" w:w="1234"/>
+          </w:tcPr>
+          <w:p>
+            <w:r>
+              <w:t>ECP</w:t>
+            </w:r>
+          </w:p>
+        </w:tc>
+        <w:tc>
+          <w:tcPr>
+            <w:tcW w:type="dxa" w:w="1234"/>
+          </w:tcPr>
+          <w:p>
+            <w:r>
+              <w:t>Elevation Comparison</w:t>
+            </w:r>
+          </w:p>
+        </w:tc>
+        <w:tc>
+          <w:tcPr>
+            <w:tcW w:type="dxa" w:w="1234"/>
+          </w:tcPr>
+          <w:p>
+            <w:r>
+              <w:t>Architect</w:t>
+            </w:r>
+          </w:p>
+        </w:tc>
+        <w:tc>
+          <w:tcPr>
+            <w:tcW w:type="dxa" w:w="1234"/>
+          </w:tcPr>
+          <w:p>
+            <w:r>
+              <w:t>2026-04-25</w:t>
+            </w:r>
+          </w:p>
+        </w:tc>
+        <w:tc>
+          <w:tcPr>
+            <w:tcW w:type="dxa" w:w="1234"/>
+          </w:tcPr>
+          <w:p>
+            <w:r>
+              <w:t>Planned</w:t>
+            </w:r>
+          </w:p>
+        </w:tc>
+        <w:tc>
+          <w:tcPr>
+            <w:tcW w:type="dxa" w:w="1234"/>
+          </w:tcPr>
+          <w:p>
+            <w:r/>
+          </w:p>
+        </w:tc>
+      </w:tr>
+      <w:tr>
+        <w:tc>
+          <w:tcPr>
+            <w:tcW w:type="dxa" w:w="1234"/>
+          </w:tcPr>
+          <w:p>
+            <w:r>
+              <w:t>PRJ.23026-AR-CVR-1001</w:t>
+            </w:r>
+          </w:p>
+        </w:tc>
+        <w:tc>
+          <w:tcPr>
+            <w:tcW w:type="dxa" w:w="1234"/>
+          </w:tcPr>
+          <w:p>
+            <w:r>
+              <w:t>CVR</w:t>
+            </w:r>
+          </w:p>
+        </w:tc>
+        <w:tc>
+          <w:tcPr>
+            <w:tcW w:type="dxa" w:w="1234"/>
+          </w:tcPr>
+          <w:p>
+            <w:r>
+              <w:t>Cover Page</w:t>
+            </w:r>
+          </w:p>
+        </w:tc>
+        <w:tc>
+          <w:tcPr>
+            <w:tcW w:type="dxa" w:w="1234"/>
+          </w:tcPr>
+          <w:p>
+            <w:r>
+              <w:t>Architect</w:t>
+            </w:r>
+          </w:p>
+        </w:tc>
+        <w:tc>
+          <w:tcPr>
+            <w:tcW w:type="dxa" w:w="1234"/>
+          </w:tcPr>
+          <w:p>
+            <w:r>
+              <w:t>2026-05-30</w:t>
+            </w:r>
+          </w:p>
+        </w:tc>
+        <w:tc>
+          <w:tcPr>
+            <w:tcW w:type="dxa" w:w="1234"/>
+          </w:tcPr>
+          <w:p>
+            <w:r>
+              <w:t>Planned</w:t>
+            </w:r>
+          </w:p>
+        </w:tc>
+        <w:tc>
+          <w:tcPr>
+            <w:tcW w:type="dxa" w:w="1234"/>
+          </w:tcPr>
+          <w:p>
+            <w:r/>
+          </w:p>
+        </w:tc>
+      </w:tr>
+      <w:tr>
+        <w:tc>
+          <w:tcPr>
+            <w:tcW w:type="dxa" w:w="1234"/>
+          </w:tcPr>
+          <w:p>
+            <w:r>
+              <w:t>PRJ.23026-AR-PRS-1001</w:t>
+            </w:r>
+          </w:p>
+        </w:tc>
+        <w:tc>
+          <w:tcPr>
+            <w:tcW w:type="dxa" w:w="1234"/>
+          </w:tcPr>
+          <w:p>
+            <w:r>
+              <w:t>PRS</w:t>
+            </w:r>
+          </w:p>
+        </w:tc>
+        <w:tc>
+          <w:tcPr>
+            <w:tcW w:type="dxa" w:w="1234"/>
+          </w:tcPr>
+          <w:p>
+            <w:r>
+              <w:t>Architectural Presentation</w:t>
+            </w:r>
+          </w:p>
+        </w:tc>
+        <w:tc>
+          <w:tcPr>
+            <w:tcW w:type="dxa" w:w="1234"/>
+          </w:tcPr>
+          <w:p>
+            <w:r>
+              <w:t>Architect</w:t>
+            </w:r>
+          </w:p>
+        </w:tc>
+        <w:tc>
+          <w:tcPr>
+            <w:tcW w:type="dxa" w:w="1234"/>
+          </w:tcPr>
+          <w:p>
+            <w:r>
+              <w:t>2026-03-28</w:t>
+            </w:r>
+          </w:p>
+        </w:tc>
+        <w:tc>
+          <w:tcPr>
+            <w:tcW w:type="dxa" w:w="1234"/>
+          </w:tcPr>
+          <w:p>
+            <w:r>
+              <w:t>Planned</w:t>
+            </w:r>
+          </w:p>
+        </w:tc>
+        <w:tc>
+          <w:tcPr>
+            <w:tcW w:type="dxa" w:w="1234"/>
+          </w:tcPr>
+          <w:p>
+            <w:r/>
+          </w:p>
+        </w:tc>
+      </w:tr>
+      <w:tr>
+        <w:tc>
+          <w:tcPr>
+            <w:tcW w:type="dxa" w:w="1234"/>
+          </w:tcPr>
+          <w:p>
+            <w:r>
+              <w:t>PRJ.23026-ST-DWP-9001</w:t>
+            </w:r>
+          </w:p>
+        </w:tc>
+        <w:tc>
+          <w:tcPr>
+            <w:tcW w:type="dxa" w:w="1234"/>
+          </w:tcPr>
+          <w:p>
+            <w:r>
+              <w:t>DWP</w:t>
+            </w:r>
+          </w:p>
+        </w:tc>
+        <w:tc>
+          <w:tcPr>
+            <w:tcW w:type="dxa" w:w="1234"/>
+          </w:tcPr>
+          <w:p>
+            <w:r>
+              <w:t>Schematic Structural Drawings</w:t>
+            </w:r>
+          </w:p>
+        </w:tc>
+        <w:tc>
+          <w:tcPr>
+            <w:tcW w:type="dxa" w:w="1234"/>
+          </w:tcPr>
+          <w:p>
+            <w:r>
+              <w:t>Structural Engineer</w:t>
+            </w:r>
+          </w:p>
+        </w:tc>
+        <w:tc>
+          <w:tcPr>
+            <w:tcW w:type="dxa" w:w="1234"/>
+          </w:tcPr>
+          <w:p>
+            <w:r>
+              <w:t>2026-03-14</w:t>
+            </w:r>
+          </w:p>
+        </w:tc>
+        <w:tc>
+          <w:tcPr>
+            <w:tcW w:type="dxa" w:w="1234"/>
+          </w:tcPr>
+          <w:p>
+            <w:r>
+              <w:t>Planned</w:t>
+            </w:r>
+          </w:p>
+        </w:tc>
+        <w:tc>
+          <w:tcPr>
+            <w:tcW w:type="dxa" w:w="1234"/>
+          </w:tcPr>
+          <w:p>
+            <w:r/>
+          </w:p>
+        </w:tc>
+      </w:tr>
+      <w:tr>
+        <w:tc>
+          <w:tcPr>
+            <w:tcW w:type="dxa" w:w="1234"/>
+          </w:tcPr>
+          <w:p>
+            <w:r>
+              <w:t>PRJ.23026-ST-REP-9001</w:t>
+            </w:r>
+          </w:p>
+        </w:tc>
+        <w:tc>
+          <w:tcPr>
+            <w:tcW w:type="dxa" w:w="1234"/>
+          </w:tcPr>
+          <w:p>
+            <w:r>
+              <w:t>REP</w:t>
+            </w:r>
+          </w:p>
+        </w:tc>
+        <w:tc>
+          <w:tcPr>
+            <w:tcW w:type="dxa" w:w="1234"/>
+          </w:tcPr>
+          <w:p>
+            <w:r>
+              <w:t>Structural Calculation Report</w:t>
+            </w:r>
+          </w:p>
+        </w:tc>
+        <w:tc>
+          <w:tcPr>
+            <w:tcW w:type="dxa" w:w="1234"/>
+          </w:tcPr>
+          <w:p>
+            <w:r>
+              <w:t>Structural Engineer</w:t>
+            </w:r>
+          </w:p>
+        </w:tc>
+        <w:tc>
+          <w:tcPr>
+            <w:tcW w:type="dxa" w:w="1234"/>
+          </w:tcPr>
+          <w:p>
+            <w:r>
+              <w:t>2026-04-18</w:t>
+            </w:r>
+          </w:p>
+        </w:tc>
+        <w:tc>
+          <w:tcPr>
+            <w:tcW w:type="dxa" w:w="1234"/>
+          </w:tcPr>
+          <w:p>
+            <w:r>
+              <w:t>Planned</w:t>
+            </w:r>
+          </w:p>
+        </w:tc>
+        <w:tc>
+          <w:tcPr>
+            <w:tcW w:type="dxa" w:w="1234"/>
+          </w:tcPr>
+          <w:p>
+            <w:r/>
+          </w:p>
+        </w:tc>
+      </w:tr>
+      <w:tr>
+        <w:tc>
+          <w:tcPr>
+            <w:tcW w:type="dxa" w:w="1234"/>
+          </w:tcPr>
+          <w:p>
+            <w:r>
+              <w:t>PRJ.23026-ST-CAL-9001</w:t>
+            </w:r>
+          </w:p>
+        </w:tc>
+        <w:tc>
+          <w:tcPr>
+            <w:tcW w:type="dxa" w:w="1234"/>
+          </w:tcPr>
+          <w:p>
+            <w:r>
+              <w:t>CAL</w:t>
+            </w:r>
+          </w:p>
+        </w:tc>
+        <w:tc>
+          <w:tcPr>
+            <w:tcW w:type="dxa" w:w="1234"/>
+          </w:tcPr>
+          <w:p>
+            <w:r>
+              <w:t>ETABS Columns Design Calculations</w:t>
+            </w:r>
+          </w:p>
+        </w:tc>
+        <w:tc>
+          <w:tcPr>
+            <w:tcW w:type="dxa" w:w="1234"/>
+          </w:tcPr>
+          <w:p>
+            <w:r>
+              <w:t>Structural Engineer</w:t>
+            </w:r>
+          </w:p>
+        </w:tc>
+        <w:tc>
+          <w:tcPr>
+            <w:tcW w:type="dxa" w:w="1234"/>
+          </w:tcPr>
+          <w:p>
+            <w:r>
+              <w:t>2026-05-02</w:t>
+            </w:r>
+          </w:p>
+        </w:tc>
+        <w:tc>
+          <w:tcPr>
+            <w:tcW w:type="dxa" w:w="1234"/>
+          </w:tcPr>
+          <w:p>
+            <w:r>
+              <w:t>Planned</w:t>
+            </w:r>
+          </w:p>
+        </w:tc>
+        <w:tc>
+          <w:tcPr>
+            <w:tcW w:type="dxa" w:w="1234"/>
+          </w:tcPr>
+          <w:p>
+            <w:r/>
+          </w:p>
+        </w:tc>
+      </w:tr>
+      <w:tr>
+        <w:tc>
+          <w:tcPr>
+            <w:tcW w:type="dxa" w:w="1234"/>
+          </w:tcPr>
+          <w:p>
+            <w:r>
+              <w:t>PRJ.23026-ST-CAL-9002</w:t>
+            </w:r>
+          </w:p>
+        </w:tc>
+        <w:tc>
+          <w:tcPr>
+            <w:tcW w:type="dxa" w:w="1234"/>
+          </w:tcPr>
+          <w:p>
+            <w:r>
+              <w:t>CAL</w:t>
+            </w:r>
+          </w:p>
+        </w:tc>
+        <w:tc>
+          <w:tcPr>
+            <w:tcW w:type="dxa" w:w="1234"/>
+          </w:tcPr>
+          <w:p>
+            <w:r>
+              <w:t>ETABS Shear Wall Design Calculations</w:t>
+            </w:r>
+          </w:p>
+        </w:tc>
+        <w:tc>
+          <w:tcPr>
+            <w:tcW w:type="dxa" w:w="1234"/>
+          </w:tcPr>
+          <w:p>
+            <w:r>
+              <w:t>Structural Engineer</w:t>
+            </w:r>
+          </w:p>
+        </w:tc>
+        <w:tc>
+          <w:tcPr>
+            <w:tcW w:type="dxa" w:w="1234"/>
+          </w:tcPr>
+          <w:p>
+            <w:r>
+              <w:t>2026-05-02</w:t>
+            </w:r>
+          </w:p>
+        </w:tc>
+        <w:tc>
+          <w:tcPr>
+            <w:tcW w:type="dxa" w:w="1234"/>
+          </w:tcPr>
+          <w:p>
+            <w:r>
+              <w:t>Planned</w:t>
+            </w:r>
+          </w:p>
+        </w:tc>
+        <w:tc>
+          <w:tcPr>
+            <w:tcW w:type="dxa" w:w="1234"/>
+          </w:tcPr>
+          <w:p>
+            <w:r/>
+          </w:p>
+        </w:tc>
+      </w:tr>
+      <w:tr>
+        <w:tc>
+          <w:tcPr>
+            <w:tcW w:type="dxa" w:w="1234"/>
+          </w:tcPr>
+          <w:p>
+            <w:r>
+              <w:t>PRJ.23026-ST-CAL-9003</w:t>
+            </w:r>
+          </w:p>
+        </w:tc>
+        <w:tc>
+          <w:tcPr>
+            <w:tcW w:type="dxa" w:w="1234"/>
+          </w:tcPr>
+          <w:p>
+            <w:r>
+              <w:t>CAL</w:t>
+            </w:r>
+          </w:p>
+        </w:tc>
+        <w:tc>
+          <w:tcPr>
+            <w:tcW w:type="dxa" w:w="1234"/>
+          </w:tcPr>
+          <w:p>
+            <w:r>
+              <w:t>ETABS Retaining Walls Design Calculations</w:t>
+            </w:r>
+          </w:p>
+        </w:tc>
+        <w:tc>
+          <w:tcPr>
+            <w:tcW w:type="dxa" w:w="1234"/>
+          </w:tcPr>
+          <w:p>
+            <w:r>
+              <w:t>Structural Engineer</w:t>
+            </w:r>
+          </w:p>
+        </w:tc>
+        <w:tc>
+          <w:tcPr>
+            <w:tcW w:type="dxa" w:w="1234"/>
+          </w:tcPr>
+          <w:p>
+            <w:r>
+              <w:t>2026-05-02</w:t>
+            </w:r>
+          </w:p>
+        </w:tc>
+        <w:tc>
+          <w:tcPr>
+            <w:tcW w:type="dxa" w:w="1234"/>
+          </w:tcPr>
+          <w:p>
+            <w:r>
+              <w:t>Planned</w:t>
+            </w:r>
+          </w:p>
+        </w:tc>
+        <w:tc>
+          <w:tcPr>
+            <w:tcW w:type="dxa" w:w="1234"/>
+          </w:tcPr>
+          <w:p>
+            <w:r/>
+          </w:p>
+        </w:tc>
+      </w:tr>
+      <w:tr>
+        <w:tc>
+          <w:tcPr>
+            <w:tcW w:type="dxa" w:w="1234"/>
+          </w:tcPr>
+          <w:p>
+            <w:r>
+              <w:t>PRJ.23026-ST-STP-9001</w:t>
+            </w:r>
+          </w:p>
+        </w:tc>
+        <w:tc>
+          <w:tcPr>
+            <w:tcW w:type="dxa" w:w="1234"/>
+          </w:tcPr>
+          <w:p>
+            <w:r>
+              <w:t>STP</w:t>
+            </w:r>
+          </w:p>
+        </w:tc>
+        <w:tc>
+          <w:tcPr>
+            <w:tcW w:type="dxa" w:w="1234"/>
+          </w:tcPr>
+          <w:p>
+            <w:r>
+              <w:t>Structural Plans Drawings</w:t>
+            </w:r>
+          </w:p>
+        </w:tc>
+        <w:tc>
+          <w:tcPr>
+            <w:tcW w:type="dxa" w:w="1234"/>
+          </w:tcPr>
+          <w:p>
+            <w:r>
+              <w:t>Structural Engineer</w:t>
+            </w:r>
+          </w:p>
+        </w:tc>
+        <w:tc>
+          <w:tcPr>
+            <w:tcW w:type="dxa" w:w="1234"/>
+          </w:tcPr>
+          <w:p>
+            <w:r>
+              <w:t>2026-05-23</w:t>
+            </w:r>
+          </w:p>
+        </w:tc>
+        <w:tc>
+          <w:tcPr>
+            <w:tcW w:type="dxa" w:w="1234"/>
+          </w:tcPr>
+          <w:p>
+            <w:r>
+              <w:t>Planned</w:t>
+            </w:r>
+          </w:p>
+        </w:tc>
+        <w:tc>
+          <w:tcPr>
+            <w:tcW w:type="dxa" w:w="1234"/>
+          </w:tcPr>
+          <w:p>
+            <w:r/>
+          </w:p>
+        </w:tc>
+      </w:tr>
+      <w:tr>
+        <w:tc>
+          <w:tcPr>
+            <w:tcW w:type="dxa" w:w="1234"/>
+          </w:tcPr>
+          <w:p>
+            <w:r>
+              <w:t>PRJ.23026-ST-COL-9001</w:t>
+            </w:r>
+          </w:p>
+        </w:tc>
+        <w:tc>
+          <w:tcPr>
+            <w:tcW w:type="dxa" w:w="1234"/>
+          </w:tcPr>
+          <w:p>
+            <w:r>
+              <w:t>COL</w:t>
+            </w:r>
+          </w:p>
+        </w:tc>
+        <w:tc>
+          <w:tcPr>
+            <w:tcW w:type="dxa" w:w="1234"/>
+          </w:tcPr>
+          <w:p>
+            <w:r>
+              <w:t>Columns &amp; Axis Drawings</w:t>
+            </w:r>
+          </w:p>
+        </w:tc>
+        <w:tc>
+          <w:tcPr>
+            <w:tcW w:type="dxa" w:w="1234"/>
+          </w:tcPr>
+          <w:p>
+            <w:r>
+              <w:t>Structural Engineer</w:t>
+            </w:r>
+          </w:p>
+        </w:tc>
+        <w:tc>
+          <w:tcPr>
+            <w:tcW w:type="dxa" w:w="1234"/>
+          </w:tcPr>
+          <w:p>
+            <w:r>
+              <w:t>2026-05-23</w:t>
+            </w:r>
+          </w:p>
+        </w:tc>
+        <w:tc>
+          <w:tcPr>
+            <w:tcW w:type="dxa" w:w="1234"/>
+          </w:tcPr>
+          <w:p>
+            <w:r>
+              <w:t>Planned</w:t>
+            </w:r>
+          </w:p>
+        </w:tc>
+        <w:tc>
+          <w:tcPr>
+            <w:tcW w:type="dxa" w:w="1234"/>
+          </w:tcPr>
+          <w:p>
+            <w:r/>
+          </w:p>
+        </w:tc>
+      </w:tr>
+      <w:tr>
+        <w:tc>
+          <w:tcPr>
+            <w:tcW w:type="dxa" w:w="1234"/>
+          </w:tcPr>
+          <w:p>
+            <w:r>
+              <w:t>PRJ.23026-ST-DGN-9001</w:t>
+            </w:r>
+          </w:p>
+        </w:tc>
+        <w:tc>
+          <w:tcPr>
+            <w:tcW w:type="dxa" w:w="1234"/>
+          </w:tcPr>
+          <w:p>
+            <w:r>
+              <w:t>DGN</w:t>
+            </w:r>
+          </w:p>
+        </w:tc>
+        <w:tc>
+          <w:tcPr>
+            <w:tcW w:type="dxa" w:w="1234"/>
+          </w:tcPr>
+          <w:p>
+            <w:r>
+              <w:t>Structural General Notes Drawings</w:t>
+            </w:r>
+          </w:p>
+        </w:tc>
+        <w:tc>
+          <w:tcPr>
+            <w:tcW w:type="dxa" w:w="1234"/>
+          </w:tcPr>
+          <w:p>
+            <w:r>
+              <w:t>Structural Engineer</w:t>
+            </w:r>
+          </w:p>
+        </w:tc>
+        <w:tc>
+          <w:tcPr>
+            <w:tcW w:type="dxa" w:w="1234"/>
+          </w:tcPr>
+          <w:p>
+            <w:r>
+              <w:t>2026-05-30</w:t>
+            </w:r>
+          </w:p>
+        </w:tc>
+        <w:tc>
+          <w:tcPr>
+            <w:tcW w:type="dxa" w:w="1234"/>
+          </w:tcPr>
+          <w:p>
+            <w:r>
+              <w:t>Planned</w:t>
+            </w:r>
+          </w:p>
+        </w:tc>
+        <w:tc>
+          <w:tcPr>
+            <w:tcW w:type="dxa" w:w="1234"/>
+          </w:tcPr>
+          <w:p>
+            <w:r/>
+          </w:p>
+        </w:tc>
+      </w:tr>
+      <w:tr>
+        <w:tc>
+          <w:tcPr>
+            <w:tcW w:type="dxa" w:w="1234"/>
+          </w:tcPr>
+          <w:p>
+            <w:r>
+              <w:t>PRJ.23026-ST-GED-9001</w:t>
+            </w:r>
+          </w:p>
+        </w:tc>
+        <w:tc>
+          <w:tcPr>
+            <w:tcW w:type="dxa" w:w="1234"/>
+          </w:tcPr>
+          <w:p>
+            <w:r>
+              <w:t>GED</w:t>
+            </w:r>
+          </w:p>
+        </w:tc>
+        <w:tc>
+          <w:tcPr>
+            <w:tcW w:type="dxa" w:w="1234"/>
+          </w:tcPr>
+          <w:p>
+            <w:r>
+              <w:t>Structural General Details Drawings</w:t>
+            </w:r>
+          </w:p>
+        </w:tc>
+        <w:tc>
+          <w:tcPr>
+            <w:tcW w:type="dxa" w:w="1234"/>
+          </w:tcPr>
+          <w:p>
+            <w:r>
+              <w:t>Structural Engineer</w:t>
+            </w:r>
+          </w:p>
+        </w:tc>
+        <w:tc>
+          <w:tcPr>
+            <w:tcW w:type="dxa" w:w="1234"/>
+          </w:tcPr>
+          <w:p>
+            <w:r>
+              <w:t>2026-05-30</w:t>
+            </w:r>
+          </w:p>
+        </w:tc>
+        <w:tc>
+          <w:tcPr>
+            <w:tcW w:type="dxa" w:w="1234"/>
+          </w:tcPr>
+          <w:p>
+            <w:r>
+              <w:t>Planned</w:t>
+            </w:r>
+          </w:p>
+        </w:tc>
+        <w:tc>
+          <w:tcPr>
+            <w:tcW w:type="dxa" w:w="1234"/>
+          </w:tcPr>
+          <w:p>
+            <w:r/>
+          </w:p>
+        </w:tc>
+      </w:tr>
+      <w:tr>
+        <w:tc>
+          <w:tcPr>
+            <w:tcW w:type="dxa" w:w="1234"/>
+          </w:tcPr>
+          <w:p>
+            <w:r>
+              <w:t>PRJ.23026-ST-RCD-9001</w:t>
+            </w:r>
+          </w:p>
+        </w:tc>
+        <w:tc>
+          <w:tcPr>
+            <w:tcW w:type="dxa" w:w="1234"/>
+          </w:tcPr>
+          <w:p>
+            <w:r>
+              <w:t>RCD</w:t>
+            </w:r>
+          </w:p>
+        </w:tc>
+        <w:tc>
+          <w:tcPr>
+            <w:tcW w:type="dxa" w:w="1234"/>
+          </w:tcPr>
+          <w:p>
+            <w:r>
+              <w:t>RFT. Cores Details Drawings</w:t>
+            </w:r>
+          </w:p>
+        </w:tc>
+        <w:tc>
+          <w:tcPr>
+            <w:tcW w:type="dxa" w:w="1234"/>
+          </w:tcPr>
+          <w:p>
+            <w:r>
+              <w:t>Structural Engineer</w:t>
+            </w:r>
+          </w:p>
+        </w:tc>
+        <w:tc>
+          <w:tcPr>
+            <w:tcW w:type="dxa" w:w="1234"/>
+          </w:tcPr>
+          <w:p>
+            <w:r>
+              <w:t>2026-06-06</w:t>
+            </w:r>
+          </w:p>
+        </w:tc>
+        <w:tc>
+          <w:tcPr>
+            <w:tcW w:type="dxa" w:w="1234"/>
+          </w:tcPr>
+          <w:p>
+            <w:r>
+              <w:t>Planned</w:t>
+            </w:r>
+          </w:p>
+        </w:tc>
+        <w:tc>
+          <w:tcPr>
+            <w:tcW w:type="dxa" w:w="1234"/>
+          </w:tcPr>
+          <w:p>
+            <w:r/>
+          </w:p>
+        </w:tc>
+      </w:tr>
+      <w:tr>
+        <w:tc>
+          <w:tcPr>
+            <w:tcW w:type="dxa" w:w="1234"/>
+          </w:tcPr>
+          <w:p>
+            <w:r>
+              <w:t>PRJ.23026-ST-RFS-9001</w:t>
+            </w:r>
+          </w:p>
+        </w:tc>
+        <w:tc>
+          <w:tcPr>
+            <w:tcW w:type="dxa" w:w="1234"/>
+          </w:tcPr>
+          <w:p>
+            <w:r>
+              <w:t>RFS</w:t>
+            </w:r>
+          </w:p>
+        </w:tc>
+        <w:tc>
+          <w:tcPr>
+            <w:tcW w:type="dxa" w:w="1234"/>
+          </w:tcPr>
+          <w:p>
+            <w:r>
+              <w:t>RFT. Slab Drawings</w:t>
+            </w:r>
+          </w:p>
+        </w:tc>
+        <w:tc>
+          <w:tcPr>
+            <w:tcW w:type="dxa" w:w="1234"/>
+          </w:tcPr>
+          <w:p>
+            <w:r>
+              <w:t>Structural Engineer</w:t>
+            </w:r>
+          </w:p>
+        </w:tc>
+        <w:tc>
+          <w:tcPr>
+            <w:tcW w:type="dxa" w:w="1234"/>
+          </w:tcPr>
+          <w:p>
+            <w:r>
+              <w:t>2026-06-06</w:t>
+            </w:r>
+          </w:p>
+        </w:tc>
+        <w:tc>
+          <w:tcPr>
+            <w:tcW w:type="dxa" w:w="1234"/>
+          </w:tcPr>
+          <w:p>
+            <w:r>
+              <w:t>Planned</w:t>
+            </w:r>
+          </w:p>
+        </w:tc>
+        <w:tc>
+          <w:tcPr>
+            <w:tcW w:type="dxa" w:w="1234"/>
+          </w:tcPr>
+          <w:p>
+            <w:r/>
+          </w:p>
+        </w:tc>
+      </w:tr>
+      <w:tr>
+        <w:tc>
+          <w:tcPr>
+            <w:tcW w:type="dxa" w:w="1234"/>
+          </w:tcPr>
+          <w:p>
+            <w:r>
+              <w:t>PRJ.23026-ST-SOB-9001</w:t>
+            </w:r>
+          </w:p>
+        </w:tc>
+        <w:tc>
+          <w:tcPr>
+            <w:tcW w:type="dxa" w:w="1234"/>
+          </w:tcPr>
+          <w:p>
+            <w:r>
+              <w:t>SOB</w:t>
+            </w:r>
+          </w:p>
+        </w:tc>
+        <w:tc>
+          <w:tcPr>
+            <w:tcW w:type="dxa" w:w="1234"/>
+          </w:tcPr>
+          <w:p>
+            <w:r>
+              <w:t>Soil Borings Drawings</w:t>
+            </w:r>
+          </w:p>
+        </w:tc>
+        <w:tc>
+          <w:tcPr>
+            <w:tcW w:type="dxa" w:w="1234"/>
+          </w:tcPr>
+          <w:p>
+            <w:r>
+              <w:t>Structural Engineer</w:t>
+            </w:r>
+          </w:p>
+        </w:tc>
+        <w:tc>
+          <w:tcPr>
+            <w:tcW w:type="dxa" w:w="1234"/>
+          </w:tcPr>
+          <w:p>
+            <w:r>
+              <w:t>2026-03-28</w:t>
+            </w:r>
+          </w:p>
+        </w:tc>
+        <w:tc>
+          <w:tcPr>
+            <w:tcW w:type="dxa" w:w="1234"/>
+          </w:tcPr>
+          <w:p>
+            <w:r>
+              <w:t>Planned</w:t>
+            </w:r>
+          </w:p>
+        </w:tc>
+        <w:tc>
+          <w:tcPr>
+            <w:tcW w:type="dxa" w:w="1234"/>
+          </w:tcPr>
+          <w:p>
+            <w:r/>
+          </w:p>
+        </w:tc>
+      </w:tr>
+      <w:tr>
+        <w:tc>
+          <w:tcPr>
+            <w:tcW w:type="dxa" w:w="1234"/>
+          </w:tcPr>
+          <w:p>
+            <w:r>
+              <w:t>PRJ.23026-ST-BOQ-9001</w:t>
+            </w:r>
+          </w:p>
+        </w:tc>
+        <w:tc>
+          <w:tcPr>
+            <w:tcW w:type="dxa" w:w="1234"/>
+          </w:tcPr>
+          <w:p>
+            <w:r>
+              <w:t>BOQ</w:t>
+            </w:r>
+          </w:p>
+        </w:tc>
+        <w:tc>
+          <w:tcPr>
+            <w:tcW w:type="dxa" w:w="1234"/>
+          </w:tcPr>
+          <w:p>
+            <w:r>
+              <w:t>Structural Bill Of Quantity</w:t>
+            </w:r>
+          </w:p>
+        </w:tc>
+        <w:tc>
+          <w:tcPr>
+            <w:tcW w:type="dxa" w:w="1234"/>
+          </w:tcPr>
+          <w:p>
+            <w:r>
+              <w:t>Structural Engineer</w:t>
+            </w:r>
+          </w:p>
+        </w:tc>
+        <w:tc>
+          <w:tcPr>
+            <w:tcW w:type="dxa" w:w="1234"/>
+          </w:tcPr>
+          <w:p>
+            <w:r>
+              <w:t>2026-06-27</w:t>
+            </w:r>
+          </w:p>
+        </w:tc>
+        <w:tc>
+          <w:tcPr>
+            <w:tcW w:type="dxa" w:w="1234"/>
+          </w:tcPr>
+          <w:p>
+            <w:r>
+              <w:t>Planned</w:t>
+            </w:r>
+          </w:p>
+        </w:tc>
+        <w:tc>
+          <w:tcPr>
+            <w:tcW w:type="dxa" w:w="1234"/>
+          </w:tcPr>
+          <w:p>
+            <w:r/>
+          </w:p>
+        </w:tc>
+      </w:tr>
+      <w:tr>
+        <w:tc>
+          <w:tcPr>
+            <w:tcW w:type="dxa" w:w="1234"/>
+          </w:tcPr>
+          <w:p>
+            <w:r>
+              <w:t>PRJ.23026-ST-BOQ-9002</w:t>
+            </w:r>
+          </w:p>
+        </w:tc>
+        <w:tc>
+          <w:tcPr>
+            <w:tcW w:type="dxa" w:w="1234"/>
+          </w:tcPr>
+          <w:p>
+            <w:r>
+              <w:t>BOQ</w:t>
+            </w:r>
+          </w:p>
+        </w:tc>
+        <w:tc>
+          <w:tcPr>
+            <w:tcW w:type="dxa" w:w="1234"/>
+          </w:tcPr>
+          <w:p>
+            <w:r>
+              <w:t>Structural Bill Of Quantity For Sub Floors</w:t>
+            </w:r>
+          </w:p>
+        </w:tc>
+        <w:tc>
+          <w:tcPr>
+            <w:tcW w:type="dxa" w:w="1234"/>
+          </w:tcPr>
+          <w:p>
+            <w:r>
+              <w:t>Structural Engineer</w:t>
+            </w:r>
+          </w:p>
+        </w:tc>
+        <w:tc>
+          <w:tcPr>
+            <w:tcW w:type="dxa" w:w="1234"/>
+          </w:tcPr>
+          <w:p>
+            <w:r>
+              <w:t>2026-06-27</w:t>
+            </w:r>
+          </w:p>
+        </w:tc>
+        <w:tc>
+          <w:tcPr>
+            <w:tcW w:type="dxa" w:w="1234"/>
+          </w:tcPr>
+          <w:p>
+            <w:r>
+              <w:t>Planned</w:t>
+            </w:r>
+          </w:p>
+        </w:tc>
+        <w:tc>
+          <w:tcPr>
+            <w:tcW w:type="dxa" w:w="1234"/>
+          </w:tcPr>
+          <w:p>
+            <w:r/>
+          </w:p>
+        </w:tc>
+      </w:tr>
+      <w:tr>
+        <w:tc>
+          <w:tcPr>
+            <w:tcW w:type="dxa" w:w="1234"/>
+          </w:tcPr>
+          <w:p>
+            <w:r>
+              <w:t>PRJ.23026-ST-BOQ-9003</w:t>
+            </w:r>
+          </w:p>
+        </w:tc>
+        <w:tc>
+          <w:tcPr>
+            <w:tcW w:type="dxa" w:w="1234"/>
+          </w:tcPr>
+          <w:p>
+            <w:r>
+              <w:t>BOQ</w:t>
+            </w:r>
+          </w:p>
+        </w:tc>
+        <w:tc>
+          <w:tcPr>
+            <w:tcW w:type="dxa" w:w="1234"/>
+          </w:tcPr>
+          <w:p>
+            <w:r>
+              <w:t>Structural Bill Of Quantity For Super Floors</w:t>
+            </w:r>
+          </w:p>
+        </w:tc>
+        <w:tc>
+          <w:tcPr>
+            <w:tcW w:type="dxa" w:w="1234"/>
+          </w:tcPr>
+          <w:p>
+            <w:r>
+              <w:t>Structural Engineer</w:t>
+            </w:r>
+          </w:p>
+        </w:tc>
+        <w:tc>
+          <w:tcPr>
+            <w:tcW w:type="dxa" w:w="1234"/>
+          </w:tcPr>
+          <w:p>
+            <w:r>
+              <w:t>2026-06-27</w:t>
+            </w:r>
+          </w:p>
+        </w:tc>
+        <w:tc>
+          <w:tcPr>
+            <w:tcW w:type="dxa" w:w="1234"/>
+          </w:tcPr>
+          <w:p>
+            <w:r>
+              <w:t>Planned</w:t>
+            </w:r>
+          </w:p>
+        </w:tc>
+        <w:tc>
+          <w:tcPr>
+            <w:tcW w:type="dxa" w:w="1234"/>
+          </w:tcPr>
+          <w:p>
+            <w:r/>
+          </w:p>
+        </w:tc>
+      </w:tr>
+      <w:tr>
+        <w:tc>
+          <w:tcPr>
+            <w:tcW w:type="dxa" w:w="1234"/>
+          </w:tcPr>
+          <w:p>
+            <w:r>
+              <w:t>PRJ.23026-ST-CRS-9001</w:t>
+            </w:r>
+          </w:p>
+        </w:tc>
+        <w:tc>
+          <w:tcPr>
+            <w:tcW w:type="dxa" w:w="1234"/>
+          </w:tcPr>
+          <w:p>
+            <w:r>
+              <w:t>CRS</w:t>
+            </w:r>
+          </w:p>
+        </w:tc>
+        <w:tc>
+          <w:tcPr>
+            <w:tcW w:type="dxa" w:w="1234"/>
+          </w:tcPr>
+          <w:p>
+            <w:r>
+              <w:t>Structural Comment Response Sheet</w:t>
+            </w:r>
+          </w:p>
+        </w:tc>
+        <w:tc>
+          <w:tcPr>
+            <w:tcW w:type="dxa" w:w="1234"/>
+          </w:tcPr>
+          <w:p>
+            <w:r>
+              <w:t>Structural Engineer</w:t>
+            </w:r>
+          </w:p>
+        </w:tc>
+        <w:tc>
+          <w:tcPr>
+            <w:tcW w:type="dxa" w:w="1234"/>
+          </w:tcPr>
+          <w:p>
+            <w:r>
+              <w:t>2026-07-04</w:t>
+            </w:r>
+          </w:p>
+        </w:tc>
+        <w:tc>
+          <w:tcPr>
+            <w:tcW w:type="dxa" w:w="1234"/>
+          </w:tcPr>
+          <w:p>
+            <w:r>
+              <w:t>Planned</w:t>
+            </w:r>
+          </w:p>
+        </w:tc>
+        <w:tc>
+          <w:tcPr>
+            <w:tcW w:type="dxa" w:w="1234"/>
+          </w:tcPr>
+          <w:p>
+            <w:r/>
+          </w:p>
+        </w:tc>
+      </w:tr>
+      <w:tr>
+        <w:tc>
+          <w:tcPr>
+            <w:tcW w:type="dxa" w:w="1234"/>
+          </w:tcPr>
+          <w:p>
+            <w:r>
+              <w:t>PRJ.23026-ST-ETB-9001</w:t>
+            </w:r>
+          </w:p>
+        </w:tc>
+        <w:tc>
+          <w:tcPr>
+            <w:tcW w:type="dxa" w:w="1234"/>
+          </w:tcPr>
+          <w:p>
+            <w:r>
+              <w:t>ETB</w:t>
+            </w:r>
+          </w:p>
+        </w:tc>
+        <w:tc>
+          <w:tcPr>
+            <w:tcW w:type="dxa" w:w="1234"/>
+          </w:tcPr>
+          <w:p>
+            <w:r>
+              <w:t>ETABS Models</w:t>
+            </w:r>
+          </w:p>
+        </w:tc>
+        <w:tc>
+          <w:tcPr>
+            <w:tcW w:type="dxa" w:w="1234"/>
+          </w:tcPr>
+          <w:p>
+            <w:r>
+              <w:t>Structural Engineer</w:t>
+            </w:r>
+          </w:p>
+        </w:tc>
+        <w:tc>
+          <w:tcPr>
+            <w:tcW w:type="dxa" w:w="1234"/>
+          </w:tcPr>
+          <w:p>
+            <w:r>
+              <w:t>2026-04-25</w:t>
+            </w:r>
+          </w:p>
+        </w:tc>
+        <w:tc>
+          <w:tcPr>
+            <w:tcW w:type="dxa" w:w="1234"/>
+          </w:tcPr>
+          <w:p>
+            <w:r>
+              <w:t>Planned</w:t>
+            </w:r>
+          </w:p>
+        </w:tc>
+        <w:tc>
+          <w:tcPr>
+            <w:tcW w:type="dxa" w:w="1234"/>
+          </w:tcPr>
+          <w:p>
+            <w:r/>
+          </w:p>
+        </w:tc>
+      </w:tr>
+      <w:tr>
+        <w:tc>
+          <w:tcPr>
+            <w:tcW w:type="dxa" w:w="1234"/>
+          </w:tcPr>
+          <w:p>
+            <w:r>
+              <w:t>PRJ.23026-ST-ETB-9002</w:t>
+            </w:r>
+          </w:p>
+        </w:tc>
+        <w:tc>
+          <w:tcPr>
+            <w:tcW w:type="dxa" w:w="1234"/>
+          </w:tcPr>
+          <w:p>
+            <w:r>
+              <w:t>ETB</w:t>
+            </w:r>
+          </w:p>
+        </w:tc>
+        <w:tc>
+          <w:tcPr>
+            <w:tcW w:type="dxa" w:w="1234"/>
+          </w:tcPr>
+          <w:p>
+            <w:r>
+              <w:t>Structural ETABS Models</w:t>
+            </w:r>
+          </w:p>
+        </w:tc>
+        <w:tc>
+          <w:tcPr>
+            <w:tcW w:type="dxa" w:w="1234"/>
+          </w:tcPr>
+          <w:p>
+            <w:r>
+              <w:t>Structural Engineer</w:t>
+            </w:r>
+          </w:p>
+        </w:tc>
+        <w:tc>
+          <w:tcPr>
+            <w:tcW w:type="dxa" w:w="1234"/>
+          </w:tcPr>
+          <w:p>
+            <w:r>
+              <w:t>2026-04-25</w:t>
+            </w:r>
+          </w:p>
+        </w:tc>
+        <w:tc>
+          <w:tcPr>
+            <w:tcW w:type="dxa" w:w="1234"/>
+          </w:tcPr>
+          <w:p>
+            <w:r>
+              <w:t>Planned</w:t>
+            </w:r>
+          </w:p>
+        </w:tc>
+        <w:tc>
+          <w:tcPr>
+            <w:tcW w:type="dxa" w:w="1234"/>
+          </w:tcPr>
+          <w:p>
+            <w:r/>
+          </w:p>
+        </w:tc>
+      </w:tr>
+      <w:tr>
+        <w:tc>
+          <w:tcPr>
+            <w:tcW w:type="dxa" w:w="1234"/>
+          </w:tcPr>
+          <w:p>
+            <w:r>
+              <w:t>PRJ.23026-ST-SAF-9001</w:t>
+            </w:r>
+          </w:p>
+        </w:tc>
+        <w:tc>
+          <w:tcPr>
+            <w:tcW w:type="dxa" w:w="1234"/>
+          </w:tcPr>
+          <w:p>
+            <w:r>
+              <w:t>SAF</w:t>
+            </w:r>
+          </w:p>
+        </w:tc>
+        <w:tc>
+          <w:tcPr>
+            <w:tcW w:type="dxa" w:w="1234"/>
+          </w:tcPr>
+          <w:p>
+            <w:r>
+              <w:t>Structural SAFE Models</w:t>
+            </w:r>
+          </w:p>
+        </w:tc>
+        <w:tc>
+          <w:tcPr>
+            <w:tcW w:type="dxa" w:w="1234"/>
+          </w:tcPr>
+          <w:p>
+            <w:r>
+              <w:t>Structural Engineer</w:t>
+            </w:r>
+          </w:p>
+        </w:tc>
+        <w:tc>
+          <w:tcPr>
+            <w:tcW w:type="dxa" w:w="1234"/>
+          </w:tcPr>
+          <w:p>
+            <w:r>
+              <w:t>2026-04-25</w:t>
+            </w:r>
+          </w:p>
+        </w:tc>
+        <w:tc>
+          <w:tcPr>
+            <w:tcW w:type="dxa" w:w="1234"/>
+          </w:tcPr>
+          <w:p>
+            <w:r>
+              <w:t>Planned</w:t>
+            </w:r>
+          </w:p>
+        </w:tc>
+        <w:tc>
+          <w:tcPr>
+            <w:tcW w:type="dxa" w:w="1234"/>
+          </w:tcPr>
+          <w:p>
+            <w:r/>
+          </w:p>
+        </w:tc>
+      </w:tr>
+      <w:tr>
+        <w:tc>
+          <w:tcPr>
+            <w:tcW w:type="dxa" w:w="1234"/>
+          </w:tcPr>
+          <w:p>
+            <w:r>
+              <w:t>PRJ.23026-ST-MOD-9001</w:t>
+            </w:r>
+          </w:p>
+        </w:tc>
+        <w:tc>
+          <w:tcPr>
+            <w:tcW w:type="dxa" w:w="1234"/>
+          </w:tcPr>
+          <w:p>
+            <w:r>
+              <w:t>MOD</w:t>
+            </w:r>
+          </w:p>
+        </w:tc>
+        <w:tc>
+          <w:tcPr>
+            <w:tcW w:type="dxa" w:w="1234"/>
+          </w:tcPr>
+          <w:p>
+            <w:r>
+              <w:t>Structural Revit Model (LOD 350)</w:t>
+            </w:r>
+          </w:p>
+        </w:tc>
+        <w:tc>
+          <w:tcPr>
+            <w:tcW w:type="dxa" w:w="1234"/>
+          </w:tcPr>
+          <w:p>
+            <w:r>
+              <w:t>Structural Engineer</w:t>
+            </w:r>
+          </w:p>
+        </w:tc>
+        <w:tc>
+          <w:tcPr>
+            <w:tcW w:type="dxa" w:w="1234"/>
+          </w:tcPr>
+          <w:p>
+            <w:r>
+              <w:t>2026-05-09</w:t>
+            </w:r>
+          </w:p>
+        </w:tc>
+        <w:tc>
+          <w:tcPr>
+            <w:tcW w:type="dxa" w:w="1234"/>
+          </w:tcPr>
+          <w:p>
+            <w:r>
+              <w:t>Planned</w:t>
+            </w:r>
+          </w:p>
+        </w:tc>
+        <w:tc>
+          <w:tcPr>
+            <w:tcW w:type="dxa" w:w="1234"/>
+          </w:tcPr>
+          <w:p>
+            <w:r/>
+          </w:p>
+        </w:tc>
+      </w:tr>
+      <w:tr>
+        <w:tc>
+          <w:tcPr>
+            <w:tcW w:type="dxa" w:w="1234"/>
+          </w:tcPr>
+          <w:p>
+            <w:r>
+              <w:t>PRJ.23026-ST-MOD-9002</w:t>
+            </w:r>
+          </w:p>
+        </w:tc>
+        <w:tc>
+          <w:tcPr>
+            <w:tcW w:type="dxa" w:w="1234"/>
+          </w:tcPr>
+          <w:p>
+            <w:r>
+              <w:t>MOD</w:t>
+            </w:r>
+          </w:p>
+        </w:tc>
+        <w:tc>
+          <w:tcPr>
+            <w:tcW w:type="dxa" w:w="1234"/>
+          </w:tcPr>
+          <w:p>
+            <w:r>
+              <w:t>Revit Model Structural</w:t>
+            </w:r>
+          </w:p>
+        </w:tc>
+        <w:tc>
+          <w:tcPr>
+            <w:tcW w:type="dxa" w:w="1234"/>
+          </w:tcPr>
+          <w:p>
+            <w:r>
+              <w:t>Structural Engineer</w:t>
+            </w:r>
+          </w:p>
+        </w:tc>
+        <w:tc>
+          <w:tcPr>
+            <w:tcW w:type="dxa" w:w="1234"/>
+          </w:tcPr>
+          <w:p>
+            <w:r>
+              <w:t>2026-05-09</w:t>
+            </w:r>
+          </w:p>
+        </w:tc>
+        <w:tc>
+          <w:tcPr>
+            <w:tcW w:type="dxa" w:w="1234"/>
+          </w:tcPr>
+          <w:p>
+            <w:r>
+              <w:t>Planned</w:t>
+            </w:r>
+          </w:p>
+        </w:tc>
+        <w:tc>
+          <w:tcPr>
+            <w:tcW w:type="dxa" w:w="1234"/>
+          </w:tcPr>
+          <w:p>
+            <w:r/>
+          </w:p>
+        </w:tc>
+      </w:tr>
+      <w:tr>
+        <w:tc>
+          <w:tcPr>
+            <w:tcW w:type="dxa" w:w="1234"/>
+          </w:tcPr>
+          <w:p>
+            <w:r>
+              <w:t>PRJ.23026-ST-CRR-9001</w:t>
+            </w:r>
+          </w:p>
+        </w:tc>
+        <w:tc>
+          <w:tcPr>
+            <w:tcW w:type="dxa" w:w="1234"/>
+          </w:tcPr>
+          <w:p>
+            <w:r>
+              <w:t>CRR</w:t>
+            </w:r>
+          </w:p>
+        </w:tc>
+        <w:tc>
+          <w:tcPr>
+            <w:tcW w:type="dxa" w:w="1234"/>
+          </w:tcPr>
+          <w:p>
+            <w:r>
+              <w:t>CRS Reply</w:t>
+            </w:r>
+          </w:p>
+        </w:tc>
+        <w:tc>
+          <w:tcPr>
+            <w:tcW w:type="dxa" w:w="1234"/>
+          </w:tcPr>
+          <w:p>
+            <w:r>
+              <w:t>Structural Engineer</w:t>
+            </w:r>
+          </w:p>
+        </w:tc>
+        <w:tc>
+          <w:tcPr>
+            <w:tcW w:type="dxa" w:w="1234"/>
+          </w:tcPr>
+          <w:p>
+            <w:r>
+              <w:t>2026-07-04</w:t>
+            </w:r>
+          </w:p>
+        </w:tc>
+        <w:tc>
+          <w:tcPr>
+            <w:tcW w:type="dxa" w:w="1234"/>
+          </w:tcPr>
+          <w:p>
+            <w:r>
+              <w:t>Planned</w:t>
+            </w:r>
+          </w:p>
+        </w:tc>
+        <w:tc>
+          <w:tcPr>
+            <w:tcW w:type="dxa" w:w="1234"/>
+          </w:tcPr>
+          <w:p>
+            <w:r/>
+          </w:p>
+        </w:tc>
+      </w:tr>
+      <w:tr>
+        <w:tc>
+          <w:tcPr>
+            <w:tcW w:type="dxa" w:w="1234"/>
+          </w:tcPr>
+          <w:p>
+            <w:r>
+              <w:t>PRJ.23026-ST-CRD-9001</w:t>
+            </w:r>
+          </w:p>
+        </w:tc>
+        <w:tc>
+          <w:tcPr>
+            <w:tcW w:type="dxa" w:w="1234"/>
+          </w:tcPr>
+          <w:p>
+            <w:r>
+              <w:t>CRD</w:t>
+            </w:r>
+          </w:p>
+        </w:tc>
+        <w:tc>
+          <w:tcPr>
+            <w:tcW w:type="dxa" w:w="1234"/>
+          </w:tcPr>
+          <w:p>
+            <w:r>
+              <w:t>CRS (Owner)</w:t>
+            </w:r>
+          </w:p>
+        </w:tc>
+        <w:tc>
+          <w:tcPr>
+            <w:tcW w:type="dxa" w:w="1234"/>
+          </w:tcPr>
+          <w:p>
+            <w:r>
+              <w:t>Structural Engineer</w:t>
+            </w:r>
+          </w:p>
+        </w:tc>
+        <w:tc>
+          <w:tcPr>
+            <w:tcW w:type="dxa" w:w="1234"/>
+          </w:tcPr>
+          <w:p>
+            <w:r>
+              <w:t>2026-07-04</w:t>
+            </w:r>
+          </w:p>
+        </w:tc>
+        <w:tc>
+          <w:tcPr>
+            <w:tcW w:type="dxa" w:w="1234"/>
+          </w:tcPr>
+          <w:p>
+            <w:r>
+              <w:t>Planned</w:t>
+            </w:r>
+          </w:p>
+        </w:tc>
+        <w:tc>
+          <w:tcPr>
+            <w:tcW w:type="dxa" w:w="1234"/>
+          </w:tcPr>
+          <w:p>
+            <w:r/>
+          </w:p>
+        </w:tc>
+      </w:tr>
+      <w:tr>
+        <w:tc>
+          <w:tcPr>
+            <w:tcW w:type="dxa" w:w="1234"/>
+          </w:tcPr>
+          <w:p>
+            <w:r>
+              <w:t>PRJ.23026-HV-DWP-3001</w:t>
+            </w:r>
+          </w:p>
+        </w:tc>
+        <w:tc>
+          <w:tcPr>
+            <w:tcW w:type="dxa" w:w="1234"/>
+          </w:tcPr>
+          <w:p>
+            <w:r>
+              <w:t>DWP</w:t>
+            </w:r>
+          </w:p>
+        </w:tc>
+        <w:tc>
+          <w:tcPr>
+            <w:tcW w:type="dxa" w:w="1234"/>
+          </w:tcPr>
+          <w:p>
+            <w:r>
+              <w:t>Schematic HVAC Drawings</w:t>
+            </w:r>
+          </w:p>
+        </w:tc>
+        <w:tc>
+          <w:tcPr>
+            <w:tcW w:type="dxa" w:w="1234"/>
+          </w:tcPr>
+          <w:p>
+            <w:r>
+              <w:t>HVAC Engineer</w:t>
+            </w:r>
+          </w:p>
+        </w:tc>
+        <w:tc>
+          <w:tcPr>
+            <w:tcW w:type="dxa" w:w="1234"/>
+          </w:tcPr>
+          <w:p>
+            <w:r>
+              <w:t>2026-03-14</w:t>
+            </w:r>
+          </w:p>
+        </w:tc>
+        <w:tc>
+          <w:tcPr>
+            <w:tcW w:type="dxa" w:w="1234"/>
+          </w:tcPr>
+          <w:p>
+            <w:r>
+              <w:t>Planned</w:t>
+            </w:r>
+          </w:p>
+        </w:tc>
+        <w:tc>
+          <w:tcPr>
+            <w:tcW w:type="dxa" w:w="1234"/>
+          </w:tcPr>
+          <w:p>
+            <w:r/>
+          </w:p>
+        </w:tc>
+      </w:tr>
+      <w:tr>
+        <w:tc>
+          <w:tcPr>
+            <w:tcW w:type="dxa" w:w="1234"/>
+          </w:tcPr>
+          <w:p>
+            <w:r>
+              <w:t>PRJ.23026-HV-CAL-3001</w:t>
+            </w:r>
+          </w:p>
+        </w:tc>
+        <w:tc>
+          <w:tcPr>
+            <w:tcW w:type="dxa" w:w="1234"/>
+          </w:tcPr>
+          <w:p>
+            <w:r>
+              <w:t>CAL</w:t>
+            </w:r>
+          </w:p>
+        </w:tc>
+        <w:tc>
+          <w:tcPr>
+            <w:tcW w:type="dxa" w:w="1234"/>
+          </w:tcPr>
+          <w:p>
+            <w:r>
+              <w:t>Heat Load Calculation Report</w:t>
+            </w:r>
+          </w:p>
+        </w:tc>
+        <w:tc>
+          <w:tcPr>
+            <w:tcW w:type="dxa" w:w="1234"/>
+          </w:tcPr>
+          <w:p>
+            <w:r>
+              <w:t>HVAC Engineer</w:t>
+            </w:r>
+          </w:p>
+        </w:tc>
+        <w:tc>
+          <w:tcPr>
+            <w:tcW w:type="dxa" w:w="1234"/>
+          </w:tcPr>
+          <w:p>
+            <w:r>
+              <w:t>2026-05-02</w:t>
+            </w:r>
+          </w:p>
+        </w:tc>
+        <w:tc>
+          <w:tcPr>
+            <w:tcW w:type="dxa" w:w="1234"/>
+          </w:tcPr>
+          <w:p>
+            <w:r>
+              <w:t>Planned</w:t>
+            </w:r>
+          </w:p>
+        </w:tc>
+        <w:tc>
+          <w:tcPr>
+            <w:tcW w:type="dxa" w:w="1234"/>
+          </w:tcPr>
+          <w:p>
+            <w:r/>
+          </w:p>
+        </w:tc>
+      </w:tr>
+      <w:tr>
+        <w:tc>
+          <w:tcPr>
+            <w:tcW w:type="dxa" w:w="1234"/>
+          </w:tcPr>
+          <w:p>
+            <w:r>
+              <w:t>PRJ.23026-HV-CAL-3002</w:t>
+            </w:r>
+          </w:p>
+        </w:tc>
+        <w:tc>
+          <w:tcPr>
+            <w:tcW w:type="dxa" w:w="1234"/>
+          </w:tcPr>
+          <w:p>
+            <w:r>
+              <w:t>CAL</w:t>
+            </w:r>
+          </w:p>
+        </w:tc>
+        <w:tc>
+          <w:tcPr>
+            <w:tcW w:type="dxa" w:w="1234"/>
+          </w:tcPr>
+          <w:p>
+            <w:r>
+              <w:t>Exhaust Calculation Report</w:t>
+            </w:r>
+          </w:p>
+        </w:tc>
+        <w:tc>
+          <w:tcPr>
+            <w:tcW w:type="dxa" w:w="1234"/>
+          </w:tcPr>
+          <w:p>
+            <w:r>
+              <w:t>HVAC Engineer</w:t>
+            </w:r>
+          </w:p>
+        </w:tc>
+        <w:tc>
+          <w:tcPr>
+            <w:tcW w:type="dxa" w:w="1234"/>
+          </w:tcPr>
+          <w:p>
+            <w:r>
+              <w:t>2026-05-09</w:t>
+            </w:r>
+          </w:p>
+        </w:tc>
+        <w:tc>
+          <w:tcPr>
+            <w:tcW w:type="dxa" w:w="1234"/>
+          </w:tcPr>
+          <w:p>
+            <w:r>
+              <w:t>Planned</w:t>
+            </w:r>
+          </w:p>
+        </w:tc>
+        <w:tc>
+          <w:tcPr>
+            <w:tcW w:type="dxa" w:w="1234"/>
+          </w:tcPr>
+          <w:p>
+            <w:r/>
+          </w:p>
+        </w:tc>
+      </w:tr>
+      <w:tr>
+        <w:tc>
+          <w:tcPr>
+            <w:tcW w:type="dxa" w:w="1234"/>
+          </w:tcPr>
+          <w:p>
+            <w:r>
+              <w:t>PRJ.23026-HV-CAL-3003</w:t>
+            </w:r>
+          </w:p>
+        </w:tc>
+        <w:tc>
+          <w:tcPr>
+            <w:tcW w:type="dxa" w:w="1234"/>
+          </w:tcPr>
+          <w:p>
+            <w:r>
+              <w:t>CAL</w:t>
+            </w:r>
+          </w:p>
+        </w:tc>
+        <w:tc>
+          <w:tcPr>
+            <w:tcW w:type="dxa" w:w="1234"/>
+          </w:tcPr>
+          <w:p>
+            <w:r>
+              <w:t>Pressurization Calculation Report</w:t>
+            </w:r>
+          </w:p>
+        </w:tc>
+        <w:tc>
+          <w:tcPr>
+            <w:tcW w:type="dxa" w:w="1234"/>
+          </w:tcPr>
+          <w:p>
+            <w:r>
+              <w:t>HVAC Engineer</w:t>
+            </w:r>
+          </w:p>
+        </w:tc>
+        <w:tc>
+          <w:tcPr>
+            <w:tcW w:type="dxa" w:w="1234"/>
+          </w:tcPr>
+          <w:p>
+            <w:r>
+              <w:t>2026-05-09</w:t>
+            </w:r>
+          </w:p>
+        </w:tc>
+        <w:tc>
+          <w:tcPr>
+            <w:tcW w:type="dxa" w:w="1234"/>
+          </w:tcPr>
+          <w:p>
+            <w:r>
+              <w:t>Planned</w:t>
+            </w:r>
+          </w:p>
+        </w:tc>
+        <w:tc>
+          <w:tcPr>
+            <w:tcW w:type="dxa" w:w="1234"/>
+          </w:tcPr>
+          <w:p>
+            <w:r/>
+          </w:p>
+        </w:tc>
+      </w:tr>
+      <w:tr>
+        <w:tc>
+          <w:tcPr>
+            <w:tcW w:type="dxa" w:w="1234"/>
+          </w:tcPr>
+          <w:p>
+            <w:r>
+              <w:t>PRJ.23026-HV-CAL-3004</w:t>
+            </w:r>
+          </w:p>
+        </w:tc>
+        <w:tc>
+          <w:tcPr>
+            <w:tcW w:type="dxa" w:w="1234"/>
+          </w:tcPr>
+          <w:p>
+            <w:r>
+              <w:t>CAL</w:t>
+            </w:r>
+          </w:p>
+        </w:tc>
+        <w:tc>
+          <w:tcPr>
+            <w:tcW w:type="dxa" w:w="1234"/>
+          </w:tcPr>
+          <w:p>
+            <w:r>
+              <w:t>Ventilation Calculation Report</w:t>
+            </w:r>
+          </w:p>
+        </w:tc>
+        <w:tc>
+          <w:tcPr>
+            <w:tcW w:type="dxa" w:w="1234"/>
+          </w:tcPr>
+          <w:p>
+            <w:r>
+              <w:t>HVAC Engineer</w:t>
+            </w:r>
+          </w:p>
+        </w:tc>
+        <w:tc>
+          <w:tcPr>
+            <w:tcW w:type="dxa" w:w="1234"/>
+          </w:tcPr>
+          <w:p>
+            <w:r>
+              <w:t>2026-05-09</w:t>
+            </w:r>
+          </w:p>
+        </w:tc>
+        <w:tc>
+          <w:tcPr>
+            <w:tcW w:type="dxa" w:w="1234"/>
+          </w:tcPr>
+          <w:p>
+            <w:r>
+              <w:t>Planned</w:t>
+            </w:r>
+          </w:p>
+        </w:tc>
+        <w:tc>
+          <w:tcPr>
+            <w:tcW w:type="dxa" w:w="1234"/>
+          </w:tcPr>
+          <w:p>
+            <w:r/>
+          </w:p>
+        </w:tc>
+      </w:tr>
+      <w:tr>
+        <w:tc>
+          <w:tcPr>
+            <w:tcW w:type="dxa" w:w="1234"/>
+          </w:tcPr>
+          <w:p>
+            <w:r>
+              <w:t>PRJ.23026-HV-CAL-3005</w:t>
+            </w:r>
+          </w:p>
+        </w:tc>
+        <w:tc>
+          <w:tcPr>
+            <w:tcW w:type="dxa" w:w="1234"/>
+          </w:tcPr>
+          <w:p>
+            <w:r>
+              <w:t>CAL</w:t>
+            </w:r>
+          </w:p>
+        </w:tc>
+        <w:tc>
+          <w:tcPr>
+            <w:tcW w:type="dxa" w:w="1234"/>
+          </w:tcPr>
+          <w:p>
+            <w:r>
+              <w:t>Smoke Evacuation Calculation Report</w:t>
+            </w:r>
+          </w:p>
+        </w:tc>
+        <w:tc>
+          <w:tcPr>
+            <w:tcW w:type="dxa" w:w="1234"/>
+          </w:tcPr>
+          <w:p>
+            <w:r>
+              <w:t>HVAC Engineer</w:t>
+            </w:r>
+          </w:p>
+        </w:tc>
+        <w:tc>
+          <w:tcPr>
+            <w:tcW w:type="dxa" w:w="1234"/>
+          </w:tcPr>
+          <w:p>
+            <w:r>
+              <w:t>2026-05-09</w:t>
+            </w:r>
+          </w:p>
+        </w:tc>
+        <w:tc>
+          <w:tcPr>
+            <w:tcW w:type="dxa" w:w="1234"/>
+          </w:tcPr>
+          <w:p>
+            <w:r>
+              <w:t>Planned</w:t>
+            </w:r>
+          </w:p>
+        </w:tc>
+        <w:tc>
+          <w:tcPr>
+            <w:tcW w:type="dxa" w:w="1234"/>
+          </w:tcPr>
+          <w:p>
+            <w:r/>
+          </w:p>
+        </w:tc>
+      </w:tr>
+      <w:tr>
+        <w:tc>
+          <w:tcPr>
+            <w:tcW w:type="dxa" w:w="1234"/>
+          </w:tcPr>
+          <w:p>
+            <w:r>
+              <w:t>PRJ.23026-HV-DKS-3001</w:t>
+            </w:r>
+          </w:p>
+        </w:tc>
+        <w:tc>
+          <w:tcPr>
+            <w:tcW w:type="dxa" w:w="1234"/>
+          </w:tcPr>
+          <w:p>
+            <w:r>
+              <w:t>DKS</w:t>
+            </w:r>
+          </w:p>
+        </w:tc>
+        <w:tc>
+          <w:tcPr>
+            <w:tcW w:type="dxa" w:w="1234"/>
+          </w:tcPr>
+          <w:p>
+            <w:r>
+              <w:t>HVAC Duct Work System Drawings</w:t>
+            </w:r>
+          </w:p>
+        </w:tc>
+        <w:tc>
+          <w:tcPr>
+            <w:tcW w:type="dxa" w:w="1234"/>
+          </w:tcPr>
+          <w:p>
+            <w:r>
+              <w:t>HVAC Engineer</w:t>
+            </w:r>
+          </w:p>
+        </w:tc>
+        <w:tc>
+          <w:tcPr>
+            <w:tcW w:type="dxa" w:w="1234"/>
+          </w:tcPr>
+          <w:p>
+            <w:r>
+              <w:t>2026-05-30</w:t>
+            </w:r>
+          </w:p>
+        </w:tc>
+        <w:tc>
+          <w:tcPr>
+            <w:tcW w:type="dxa" w:w="1234"/>
+          </w:tcPr>
+          <w:p>
+            <w:r>
+              <w:t>Planned</w:t>
+            </w:r>
+          </w:p>
+        </w:tc>
+        <w:tc>
+          <w:tcPr>
+            <w:tcW w:type="dxa" w:w="1234"/>
+          </w:tcPr>
+          <w:p>
+            <w:r/>
+          </w:p>
+        </w:tc>
+      </w:tr>
+      <w:tr>
+        <w:tc>
+          <w:tcPr>
+            <w:tcW w:type="dxa" w:w="1234"/>
+          </w:tcPr>
+          <w:p>
+            <w:r>
+              <w:t>PRJ.23026-HV-PWS-3001</w:t>
+            </w:r>
+          </w:p>
+        </w:tc>
+        <w:tc>
+          <w:tcPr>
+            <w:tcW w:type="dxa" w:w="1234"/>
+          </w:tcPr>
+          <w:p>
+            <w:r>
+              <w:t>PWS</w:t>
+            </w:r>
+          </w:p>
+        </w:tc>
+        <w:tc>
+          <w:tcPr>
+            <w:tcW w:type="dxa" w:w="1234"/>
+          </w:tcPr>
+          <w:p>
+            <w:r>
+              <w:t>HVAC Pipe Work System Drawings</w:t>
+            </w:r>
+          </w:p>
+        </w:tc>
+        <w:tc>
+          <w:tcPr>
+            <w:tcW w:type="dxa" w:w="1234"/>
+          </w:tcPr>
+          <w:p>
+            <w:r>
+              <w:t>HVAC Engineer</w:t>
+            </w:r>
+          </w:p>
+        </w:tc>
+        <w:tc>
+          <w:tcPr>
+            <w:tcW w:type="dxa" w:w="1234"/>
+          </w:tcPr>
+          <w:p>
+            <w:r>
+              <w:t>2026-05-30</w:t>
+            </w:r>
+          </w:p>
+        </w:tc>
+        <w:tc>
+          <w:tcPr>
+            <w:tcW w:type="dxa" w:w="1234"/>
+          </w:tcPr>
+          <w:p>
+            <w:r>
+              <w:t>Planned</w:t>
+            </w:r>
+          </w:p>
+        </w:tc>
+        <w:tc>
+          <w:tcPr>
+            <w:tcW w:type="dxa" w:w="1234"/>
+          </w:tcPr>
+          <w:p>
+            <w:r/>
+          </w:p>
+        </w:tc>
+      </w:tr>
+      <w:tr>
+        <w:tc>
+          <w:tcPr>
+            <w:tcW w:type="dxa" w:w="1234"/>
+          </w:tcPr>
+          <w:p>
+            <w:r>
+              <w:t>PRJ.23026-HV-HRD-3001</w:t>
+            </w:r>
+          </w:p>
+        </w:tc>
+        <w:tc>
+          <w:tcPr>
+            <w:tcW w:type="dxa" w:w="1234"/>
+          </w:tcPr>
+          <w:p>
+            <w:r>
+              <w:t>HRD</w:t>
+            </w:r>
+          </w:p>
+        </w:tc>
+        <w:tc>
+          <w:tcPr>
+            <w:tcW w:type="dxa" w:w="1234"/>
+          </w:tcPr>
+          <w:p>
+            <w:r>
+              <w:t>HVAC Riser Diagram Drawings</w:t>
+            </w:r>
+          </w:p>
+        </w:tc>
+        <w:tc>
+          <w:tcPr>
+            <w:tcW w:type="dxa" w:w="1234"/>
+          </w:tcPr>
+          <w:p>
+            <w:r>
+              <w:t>HVAC Engineer</w:t>
+            </w:r>
+          </w:p>
+        </w:tc>
+        <w:tc>
+          <w:tcPr>
+            <w:tcW w:type="dxa" w:w="1234"/>
+          </w:tcPr>
+          <w:p>
+            <w:r>
+              <w:t>2026-05-30</w:t>
+            </w:r>
+          </w:p>
+        </w:tc>
+        <w:tc>
+          <w:tcPr>
+            <w:tcW w:type="dxa" w:w="1234"/>
+          </w:tcPr>
+          <w:p>
+            <w:r>
+              <w:t>Planned</w:t>
+            </w:r>
+          </w:p>
+        </w:tc>
+        <w:tc>
+          <w:tcPr>
+            <w:tcW w:type="dxa" w:w="1234"/>
+          </w:tcPr>
+          <w:p>
+            <w:r/>
+          </w:p>
+        </w:tc>
+      </w:tr>
+      <w:tr>
+        <w:tc>
+          <w:tcPr>
+            <w:tcW w:type="dxa" w:w="1234"/>
+          </w:tcPr>
+          <w:p>
+            <w:r>
+              <w:t>PRJ.23026-HV-HSC-3001</w:t>
+            </w:r>
+          </w:p>
+        </w:tc>
+        <w:tc>
+          <w:tcPr>
+            <w:tcW w:type="dxa" w:w="1234"/>
+          </w:tcPr>
+          <w:p>
+            <w:r>
+              <w:t>HSC</w:t>
+            </w:r>
+          </w:p>
+        </w:tc>
+        <w:tc>
+          <w:tcPr>
+            <w:tcW w:type="dxa" w:w="1234"/>
+          </w:tcPr>
+          <w:p>
+            <w:r>
+              <w:t>HVAC Schematics Drawings</w:t>
+            </w:r>
+          </w:p>
+        </w:tc>
+        <w:tc>
+          <w:tcPr>
+            <w:tcW w:type="dxa" w:w="1234"/>
+          </w:tcPr>
+          <w:p>
+            <w:r>
+              <w:t>HVAC Engineer</w:t>
+            </w:r>
+          </w:p>
+        </w:tc>
+        <w:tc>
+          <w:tcPr>
+            <w:tcW w:type="dxa" w:w="1234"/>
+          </w:tcPr>
+          <w:p>
+            <w:r>
+              <w:t>2026-05-30</w:t>
+            </w:r>
+          </w:p>
+        </w:tc>
+        <w:tc>
+          <w:tcPr>
+            <w:tcW w:type="dxa" w:w="1234"/>
+          </w:tcPr>
+          <w:p>
+            <w:r>
+              <w:t>Planned</w:t>
+            </w:r>
+          </w:p>
+        </w:tc>
+        <w:tc>
+          <w:tcPr>
+            <w:tcW w:type="dxa" w:w="1234"/>
+          </w:tcPr>
+          <w:p>
+            <w:r/>
+          </w:p>
+        </w:tc>
+      </w:tr>
+      <w:tr>
+        <w:tc>
+          <w:tcPr>
+            <w:tcW w:type="dxa" w:w="1234"/>
+          </w:tcPr>
+          <w:p>
+            <w:r>
+              <w:t>PRJ.23026-HV-HSP-3001</w:t>
+            </w:r>
+          </w:p>
+        </w:tc>
+        <w:tc>
+          <w:tcPr>
+            <w:tcW w:type="dxa" w:w="1234"/>
+          </w:tcPr>
+          <w:p>
+            <w:r>
+              <w:t>HSP</w:t>
+            </w:r>
+          </w:p>
+        </w:tc>
+        <w:tc>
+          <w:tcPr>
+            <w:tcW w:type="dxa" w:w="1234"/>
+          </w:tcPr>
+          <w:p>
+            <w:r>
+              <w:t>HVAC System Plan Drawings</w:t>
+            </w:r>
+          </w:p>
+        </w:tc>
+        <w:tc>
+          <w:tcPr>
+            <w:tcW w:type="dxa" w:w="1234"/>
+          </w:tcPr>
+          <w:p>
+            <w:r>
+              <w:t>HVAC Engineer</w:t>
+            </w:r>
+          </w:p>
+        </w:tc>
+        <w:tc>
+          <w:tcPr>
+            <w:tcW w:type="dxa" w:w="1234"/>
+          </w:tcPr>
+          <w:p>
+            <w:r>
+              <w:t>2026-06-06</w:t>
+            </w:r>
+          </w:p>
+        </w:tc>
+        <w:tc>
+          <w:tcPr>
+            <w:tcW w:type="dxa" w:w="1234"/>
+          </w:tcPr>
+          <w:p>
+            <w:r>
+              <w:t>Planned</w:t>
+            </w:r>
+          </w:p>
+        </w:tc>
+        <w:tc>
+          <w:tcPr>
+            <w:tcW w:type="dxa" w:w="1234"/>
+          </w:tcPr>
+          <w:p>
+            <w:r/>
+          </w:p>
+        </w:tc>
+      </w:tr>
+      <w:tr>
+        <w:tc>
+          <w:tcPr>
+            <w:tcW w:type="dxa" w:w="1234"/>
+          </w:tcPr>
+          <w:p>
+            <w:r>
+              <w:t>PRJ.23026-HV-HGD-3001</w:t>
+            </w:r>
+          </w:p>
+        </w:tc>
+        <w:tc>
+          <w:tcPr>
+            <w:tcW w:type="dxa" w:w="1234"/>
+          </w:tcPr>
+          <w:p>
+            <w:r>
+              <w:t>HGD</w:t>
+            </w:r>
+          </w:p>
+        </w:tc>
+        <w:tc>
+          <w:tcPr>
+            <w:tcW w:type="dxa" w:w="1234"/>
+          </w:tcPr>
+          <w:p>
+            <w:r>
+              <w:t>HVAC General Details Drawings</w:t>
+            </w:r>
+          </w:p>
+        </w:tc>
+        <w:tc>
+          <w:tcPr>
+            <w:tcW w:type="dxa" w:w="1234"/>
+          </w:tcPr>
+          <w:p>
+            <w:r>
+              <w:t>HVAC Engineer</w:t>
+            </w:r>
+          </w:p>
+        </w:tc>
+        <w:tc>
+          <w:tcPr>
+            <w:tcW w:type="dxa" w:w="1234"/>
+          </w:tcPr>
+          <w:p>
+            <w:r>
+              <w:t>2026-06-06</w:t>
+            </w:r>
+          </w:p>
+        </w:tc>
+        <w:tc>
+          <w:tcPr>
+            <w:tcW w:type="dxa" w:w="1234"/>
+          </w:tcPr>
+          <w:p>
+            <w:r>
+              <w:t>Planned</w:t>
+            </w:r>
+          </w:p>
+        </w:tc>
+        <w:tc>
+          <w:tcPr>
+            <w:tcW w:type="dxa" w:w="1234"/>
+          </w:tcPr>
+          <w:p>
+            <w:r/>
+          </w:p>
+        </w:tc>
+      </w:tr>
+      <w:tr>
+        <w:tc>
+          <w:tcPr>
+            <w:tcW w:type="dxa" w:w="1234"/>
+          </w:tcPr>
+          <w:p>
+            <w:r>
+              <w:t>PRJ.23026-HV-LEG-3001</w:t>
+            </w:r>
+          </w:p>
+        </w:tc>
+        <w:tc>
+          <w:tcPr>
+            <w:tcW w:type="dxa" w:w="1234"/>
+          </w:tcPr>
+          <w:p>
+            <w:r>
+              <w:t>LEG</w:t>
+            </w:r>
+          </w:p>
+        </w:tc>
+        <w:tc>
+          <w:tcPr>
+            <w:tcW w:type="dxa" w:w="1234"/>
+          </w:tcPr>
+          <w:p>
+            <w:r>
+              <w:t>HVAC Legend Drawings</w:t>
+            </w:r>
+          </w:p>
+        </w:tc>
+        <w:tc>
+          <w:tcPr>
+            <w:tcW w:type="dxa" w:w="1234"/>
+          </w:tcPr>
+          <w:p>
+            <w:r>
+              <w:t>HVAC Engineer</w:t>
+            </w:r>
+          </w:p>
+        </w:tc>
+        <w:tc>
+          <w:tcPr>
+            <w:tcW w:type="dxa" w:w="1234"/>
+          </w:tcPr>
+          <w:p>
+            <w:r>
+              <w:t>2026-06-06</w:t>
+            </w:r>
+          </w:p>
+        </w:tc>
+        <w:tc>
+          <w:tcPr>
+            <w:tcW w:type="dxa" w:w="1234"/>
+          </w:tcPr>
+          <w:p>
+            <w:r>
+              <w:t>Planned</w:t>
+            </w:r>
+          </w:p>
+        </w:tc>
+        <w:tc>
+          <w:tcPr>
+            <w:tcW w:type="dxa" w:w="1234"/>
+          </w:tcPr>
+          <w:p>
+            <w:r/>
+          </w:p>
+        </w:tc>
+      </w:tr>
+      <w:tr>
+        <w:tc>
+          <w:tcPr>
+            <w:tcW w:type="dxa" w:w="1234"/>
+          </w:tcPr>
+          <w:p>
+            <w:r>
+              <w:t>PRJ.23026-HV-BOQ-3001</w:t>
+            </w:r>
+          </w:p>
+        </w:tc>
+        <w:tc>
+          <w:tcPr>
+            <w:tcW w:type="dxa" w:w="1234"/>
+          </w:tcPr>
+          <w:p>
+            <w:r>
+              <w:t>BOQ</w:t>
+            </w:r>
+          </w:p>
+        </w:tc>
+        <w:tc>
+          <w:tcPr>
+            <w:tcW w:type="dxa" w:w="1234"/>
+          </w:tcPr>
+          <w:p>
+            <w:r>
+              <w:t>HVAC Bill Of Quantity</w:t>
+            </w:r>
+          </w:p>
+        </w:tc>
+        <w:tc>
+          <w:tcPr>
+            <w:tcW w:type="dxa" w:w="1234"/>
+          </w:tcPr>
+          <w:p>
+            <w:r>
+              <w:t>HVAC Engineer</w:t>
+            </w:r>
+          </w:p>
+        </w:tc>
+        <w:tc>
+          <w:tcPr>
+            <w:tcW w:type="dxa" w:w="1234"/>
+          </w:tcPr>
+          <w:p>
+            <w:r>
+              <w:t>2026-06-27</w:t>
+            </w:r>
+          </w:p>
+        </w:tc>
+        <w:tc>
+          <w:tcPr>
+            <w:tcW w:type="dxa" w:w="1234"/>
+          </w:tcPr>
+          <w:p>
+            <w:r>
+              <w:t>Planned</w:t>
+            </w:r>
+          </w:p>
+        </w:tc>
+        <w:tc>
+          <w:tcPr>
+            <w:tcW w:type="dxa" w:w="1234"/>
+          </w:tcPr>
+          <w:p>
+            <w:r/>
+          </w:p>
+        </w:tc>
+      </w:tr>
+      <w:tr>
+        <w:tc>
+          <w:tcPr>
+            <w:tcW w:type="dxa" w:w="1234"/>
+          </w:tcPr>
+          <w:p>
+            <w:r>
+              <w:t>PRJ.23026-HV-MOD-3001</w:t>
+            </w:r>
+          </w:p>
+        </w:tc>
+        <w:tc>
+          <w:tcPr>
+            <w:tcW w:type="dxa" w:w="1234"/>
+          </w:tcPr>
+          <w:p>
+            <w:r>
+              <w:t>MOD</w:t>
+            </w:r>
+          </w:p>
+        </w:tc>
+        <w:tc>
+          <w:tcPr>
+            <w:tcW w:type="dxa" w:w="1234"/>
+          </w:tcPr>
+          <w:p>
+            <w:r>
+              <w:t>HVAC Model</w:t>
+            </w:r>
+          </w:p>
+        </w:tc>
+        <w:tc>
+          <w:tcPr>
+            <w:tcW w:type="dxa" w:w="1234"/>
+          </w:tcPr>
+          <w:p>
+            <w:r>
+              <w:t>HVAC Engineer</w:t>
+            </w:r>
+          </w:p>
+        </w:tc>
+        <w:tc>
+          <w:tcPr>
+            <w:tcW w:type="dxa" w:w="1234"/>
+          </w:tcPr>
+          <w:p>
+            <w:r>
+              <w:t>2026-05-23</w:t>
+            </w:r>
+          </w:p>
+        </w:tc>
+        <w:tc>
+          <w:tcPr>
+            <w:tcW w:type="dxa" w:w="1234"/>
+          </w:tcPr>
+          <w:p>
+            <w:r>
+              <w:t>Planned</w:t>
+            </w:r>
+          </w:p>
+        </w:tc>
+        <w:tc>
+          <w:tcPr>
+            <w:tcW w:type="dxa" w:w="1234"/>
+          </w:tcPr>
+          <w:p>
+            <w:r/>
+          </w:p>
+        </w:tc>
+      </w:tr>
+      <w:tr>
+        <w:tc>
+          <w:tcPr>
+            <w:tcW w:type="dxa" w:w="1234"/>
+          </w:tcPr>
+          <w:p>
+            <w:r>
+              <w:t>PRJ.23026-HV-MOD-3002</w:t>
+            </w:r>
+          </w:p>
+        </w:tc>
+        <w:tc>
+          <w:tcPr>
+            <w:tcW w:type="dxa" w:w="1234"/>
+          </w:tcPr>
+          <w:p>
+            <w:r>
+              <w:t>MOD</w:t>
+            </w:r>
+          </w:p>
+        </w:tc>
+        <w:tc>
+          <w:tcPr>
+            <w:tcW w:type="dxa" w:w="1234"/>
+          </w:tcPr>
+          <w:p>
+            <w:r>
+              <w:t>HVAC Revit Model</w:t>
+            </w:r>
+          </w:p>
+        </w:tc>
+        <w:tc>
+          <w:tcPr>
+            <w:tcW w:type="dxa" w:w="1234"/>
+          </w:tcPr>
+          <w:p>
+            <w:r>
+              <w:t>HVAC Engineer</w:t>
+            </w:r>
+          </w:p>
+        </w:tc>
+        <w:tc>
+          <w:tcPr>
+            <w:tcW w:type="dxa" w:w="1234"/>
+          </w:tcPr>
+          <w:p>
+            <w:r>
+              <w:t>2026-05-23</w:t>
+            </w:r>
+          </w:p>
+        </w:tc>
+        <w:tc>
+          <w:tcPr>
+            <w:tcW w:type="dxa" w:w="1234"/>
+          </w:tcPr>
+          <w:p>
+            <w:r>
+              <w:t>Planned</w:t>
+            </w:r>
+          </w:p>
+        </w:tc>
+        <w:tc>
+          <w:tcPr>
+            <w:tcW w:type="dxa" w:w="1234"/>
+          </w:tcPr>
+          <w:p>
+            <w:r/>
+          </w:p>
+        </w:tc>
+      </w:tr>
+      <w:tr>
+        <w:tc>
+          <w:tcPr>
+            <w:tcW w:type="dxa" w:w="1234"/>
+          </w:tcPr>
+          <w:p>
+            <w:r>
+              <w:t>PRJ.23026-PL-DWP-7001</w:t>
+            </w:r>
+          </w:p>
+        </w:tc>
+        <w:tc>
+          <w:tcPr>
+            <w:tcW w:type="dxa" w:w="1234"/>
+          </w:tcPr>
+          <w:p>
+            <w:r>
+              <w:t>DWP</w:t>
+            </w:r>
+          </w:p>
+        </w:tc>
+        <w:tc>
+          <w:tcPr>
+            <w:tcW w:type="dxa" w:w="1234"/>
+          </w:tcPr>
+          <w:p>
+            <w:r>
+              <w:t>Schematic Plumbing Drawings</w:t>
+            </w:r>
+          </w:p>
+        </w:tc>
+        <w:tc>
+          <w:tcPr>
+            <w:tcW w:type="dxa" w:w="1234"/>
+          </w:tcPr>
+          <w:p>
+            <w:r>
+              <w:t>Plumbing Engineer</w:t>
+            </w:r>
+          </w:p>
+        </w:tc>
+        <w:tc>
+          <w:tcPr>
+            <w:tcW w:type="dxa" w:w="1234"/>
+          </w:tcPr>
+          <w:p>
+            <w:r>
+              <w:t>2026-03-14</w:t>
+            </w:r>
+          </w:p>
+        </w:tc>
+        <w:tc>
+          <w:tcPr>
+            <w:tcW w:type="dxa" w:w="1234"/>
+          </w:tcPr>
+          <w:p>
+            <w:r>
+              <w:t>Planned</w:t>
+            </w:r>
+          </w:p>
+        </w:tc>
+        <w:tc>
+          <w:tcPr>
+            <w:tcW w:type="dxa" w:w="1234"/>
+          </w:tcPr>
+          <w:p>
+            <w:r/>
+          </w:p>
+        </w:tc>
+      </w:tr>
+      <w:tr>
+        <w:tc>
+          <w:tcPr>
+            <w:tcW w:type="dxa" w:w="1234"/>
+          </w:tcPr>
+          <w:p>
+            <w:r>
+              <w:t>PRJ.23026-PL-CAL-7001</w:t>
+            </w:r>
+          </w:p>
+        </w:tc>
+        <w:tc>
+          <w:tcPr>
+            <w:tcW w:type="dxa" w:w="1234"/>
+          </w:tcPr>
+          <w:p>
+            <w:r>
+              <w:t>CAL</w:t>
+            </w:r>
+          </w:p>
+        </w:tc>
+        <w:tc>
+          <w:tcPr>
+            <w:tcW w:type="dxa" w:w="1234"/>
+          </w:tcPr>
+          <w:p>
+            <w:r>
+              <w:t>Plumbing Calculation Report</w:t>
+            </w:r>
+          </w:p>
+        </w:tc>
+        <w:tc>
+          <w:tcPr>
+            <w:tcW w:type="dxa" w:w="1234"/>
+          </w:tcPr>
+          <w:p>
+            <w:r>
+              <w:t>Plumbing Engineer</w:t>
+            </w:r>
+          </w:p>
+        </w:tc>
+        <w:tc>
+          <w:tcPr>
+            <w:tcW w:type="dxa" w:w="1234"/>
+          </w:tcPr>
+          <w:p>
+            <w:r>
+              <w:t>2026-05-02</w:t>
+            </w:r>
+          </w:p>
+        </w:tc>
+        <w:tc>
+          <w:tcPr>
+            <w:tcW w:type="dxa" w:w="1234"/>
+          </w:tcPr>
+          <w:p>
+            <w:r>
+              <w:t>Planned</w:t>
+            </w:r>
+          </w:p>
+        </w:tc>
+        <w:tc>
+          <w:tcPr>
+            <w:tcW w:type="dxa" w:w="1234"/>
+          </w:tcPr>
+          <w:p>
+            <w:r/>
+          </w:p>
+        </w:tc>
+      </w:tr>
+      <w:tr>
+        <w:tc>
+          <w:tcPr>
+            <w:tcW w:type="dxa" w:w="1234"/>
+          </w:tcPr>
+          <w:p>
+            <w:r>
+              <w:t>PRJ.23026-PL-WSS-7001</w:t>
+            </w:r>
+          </w:p>
+        </w:tc>
+        <w:tc>
+          <w:tcPr>
+            <w:tcW w:type="dxa" w:w="1234"/>
+          </w:tcPr>
+          <w:p>
+            <w:r>
+              <w:t>WSS</w:t>
+            </w:r>
+          </w:p>
+        </w:tc>
+        <w:tc>
+          <w:tcPr>
+            <w:tcW w:type="dxa" w:w="1234"/>
+          </w:tcPr>
+          <w:p>
+            <w:r>
+              <w:t>Water Supply System Layout Drawings</w:t>
+            </w:r>
+          </w:p>
+        </w:tc>
+        <w:tc>
+          <w:tcPr>
+            <w:tcW w:type="dxa" w:w="1234"/>
+          </w:tcPr>
+          <w:p>
+            <w:r>
+              <w:t>Plumbing Engineer</w:t>
+            </w:r>
+          </w:p>
+        </w:tc>
+        <w:tc>
+          <w:tcPr>
+            <w:tcW w:type="dxa" w:w="1234"/>
+          </w:tcPr>
+          <w:p>
+            <w:r>
+              <w:t>2026-05-30</w:t>
+            </w:r>
+          </w:p>
+        </w:tc>
+        <w:tc>
+          <w:tcPr>
+            <w:tcW w:type="dxa" w:w="1234"/>
+          </w:tcPr>
+          <w:p>
+            <w:r>
+              <w:t>Planned</w:t>
+            </w:r>
+          </w:p>
+        </w:tc>
+        <w:tc>
+          <w:tcPr>
+            <w:tcW w:type="dxa" w:w="1234"/>
+          </w:tcPr>
+          <w:p>
+            <w:r/>
+          </w:p>
+        </w:tc>
+      </w:tr>
+      <w:tr>
+        <w:tc>
+          <w:tcPr>
+            <w:tcW w:type="dxa" w:w="1234"/>
+          </w:tcPr>
+          <w:p>
+            <w:r>
+              <w:t>PRJ.23026-PL-DSL-7001</w:t>
+            </w:r>
+          </w:p>
+        </w:tc>
+        <w:tc>
+          <w:tcPr>
+            <w:tcW w:type="dxa" w:w="1234"/>
+          </w:tcPr>
+          <w:p>
+            <w:r>
+              <w:t>DSL</w:t>
+            </w:r>
+          </w:p>
+        </w:tc>
+        <w:tc>
+          <w:tcPr>
+            <w:tcW w:type="dxa" w:w="1234"/>
+          </w:tcPr>
+          <w:p>
+            <w:r>
+              <w:t>Drainage System Layout Drawings</w:t>
+            </w:r>
+          </w:p>
+        </w:tc>
+        <w:tc>
+          <w:tcPr>
+            <w:tcW w:type="dxa" w:w="1234"/>
+          </w:tcPr>
+          <w:p>
+            <w:r>
+              <w:t>Plumbing Engineer</w:t>
+            </w:r>
+          </w:p>
+        </w:tc>
+        <w:tc>
+          <w:tcPr>
+            <w:tcW w:type="dxa" w:w="1234"/>
+          </w:tcPr>
+          <w:p>
+            <w:r>
+              <w:t>2026-05-30</w:t>
+            </w:r>
+          </w:p>
+        </w:tc>
+        <w:tc>
+          <w:tcPr>
+            <w:tcW w:type="dxa" w:w="1234"/>
+          </w:tcPr>
+          <w:p>
+            <w:r>
+              <w:t>Planned</w:t>
+            </w:r>
+          </w:p>
+        </w:tc>
+        <w:tc>
+          <w:tcPr>
+            <w:tcW w:type="dxa" w:w="1234"/>
+          </w:tcPr>
+          <w:p>
+            <w:r/>
+          </w:p>
+        </w:tc>
+      </w:tr>
+      <w:tr>
+        <w:tc>
+          <w:tcPr>
+            <w:tcW w:type="dxa" w:w="1234"/>
+          </w:tcPr>
+          <w:p>
+            <w:r>
+              <w:t>PRJ.23026-PL-WSR-7001</w:t>
+            </w:r>
+          </w:p>
+        </w:tc>
+        <w:tc>
+          <w:tcPr>
+            <w:tcW w:type="dxa" w:w="1234"/>
+          </w:tcPr>
+          <w:p>
+            <w:r>
+              <w:t>WSR</w:t>
+            </w:r>
+          </w:p>
+        </w:tc>
+        <w:tc>
+          <w:tcPr>
+            <w:tcW w:type="dxa" w:w="1234"/>
+          </w:tcPr>
+          <w:p>
+            <w:r>
+              <w:t>Water Supply Pump Room Drawings</w:t>
+            </w:r>
+          </w:p>
+        </w:tc>
+        <w:tc>
+          <w:tcPr>
+            <w:tcW w:type="dxa" w:w="1234"/>
+          </w:tcPr>
+          <w:p>
+            <w:r>
+              <w:t>Plumbing Engineer</w:t>
+            </w:r>
+          </w:p>
+        </w:tc>
+        <w:tc>
+          <w:tcPr>
+            <w:tcW w:type="dxa" w:w="1234"/>
+          </w:tcPr>
+          <w:p>
+            <w:r>
+              <w:t>2026-06-06</w:t>
+            </w:r>
+          </w:p>
+        </w:tc>
+        <w:tc>
+          <w:tcPr>
+            <w:tcW w:type="dxa" w:w="1234"/>
+          </w:tcPr>
+          <w:p>
+            <w:r>
+              <w:t>Planned</w:t>
+            </w:r>
+          </w:p>
+        </w:tc>
+        <w:tc>
+          <w:tcPr>
+            <w:tcW w:type="dxa" w:w="1234"/>
+          </w:tcPr>
+          <w:p>
+            <w:r/>
+          </w:p>
+        </w:tc>
+      </w:tr>
+      <w:tr>
+        <w:tc>
+          <w:tcPr>
+            <w:tcW w:type="dxa" w:w="1234"/>
+          </w:tcPr>
+          <w:p>
+            <w:r>
+              <w:t>PRJ.23026-PL-WST-7001</w:t>
+            </w:r>
+          </w:p>
+        </w:tc>
+        <w:tc>
+          <w:tcPr>
+            <w:tcW w:type="dxa" w:w="1234"/>
+          </w:tcPr>
+          <w:p>
+            <w:r>
+              <w:t>WST</w:t>
+            </w:r>
+          </w:p>
+        </w:tc>
+        <w:tc>
+          <w:tcPr>
+            <w:tcW w:type="dxa" w:w="1234"/>
+          </w:tcPr>
+          <w:p>
+            <w:r>
+              <w:t>Water Supply Tank Drawings</w:t>
+            </w:r>
+          </w:p>
+        </w:tc>
+        <w:tc>
+          <w:tcPr>
+            <w:tcW w:type="dxa" w:w="1234"/>
+          </w:tcPr>
+          <w:p>
+            <w:r>
+              <w:t>Plumbing Engineer</w:t>
+            </w:r>
+          </w:p>
+        </w:tc>
+        <w:tc>
+          <w:tcPr>
+            <w:tcW w:type="dxa" w:w="1234"/>
+          </w:tcPr>
+          <w:p>
+            <w:r>
+              <w:t>2026-06-06</w:t>
+            </w:r>
+          </w:p>
+        </w:tc>
+        <w:tc>
+          <w:tcPr>
+            <w:tcW w:type="dxa" w:w="1234"/>
+          </w:tcPr>
+          <w:p>
+            <w:r>
+              <w:t>Planned</w:t>
+            </w:r>
+          </w:p>
+        </w:tc>
+        <w:tc>
+          <w:tcPr>
+            <w:tcW w:type="dxa" w:w="1234"/>
+          </w:tcPr>
+          <w:p>
+            <w:r/>
+          </w:p>
+        </w:tc>
+      </w:tr>
+      <w:tr>
+        <w:tc>
+          <w:tcPr>
+            <w:tcW w:type="dxa" w:w="1234"/>
+          </w:tcPr>
+          <w:p>
+            <w:r>
+              <w:t>PRJ.23026-PL-PSC-7001</w:t>
+            </w:r>
+          </w:p>
+        </w:tc>
+        <w:tc>
+          <w:tcPr>
+            <w:tcW w:type="dxa" w:w="1234"/>
+          </w:tcPr>
+          <w:p>
+            <w:r>
+              <w:t>PSC</w:t>
+            </w:r>
+          </w:p>
+        </w:tc>
+        <w:tc>
+          <w:tcPr>
+            <w:tcW w:type="dxa" w:w="1234"/>
+          </w:tcPr>
+          <w:p>
+            <w:r>
+              <w:t>Plumbing Schematics Drawings</w:t>
+            </w:r>
+          </w:p>
+        </w:tc>
+        <w:tc>
+          <w:tcPr>
+            <w:tcW w:type="dxa" w:w="1234"/>
+          </w:tcPr>
+          <w:p>
+            <w:r>
+              <w:t>Plumbing Engineer</w:t>
+            </w:r>
+          </w:p>
+        </w:tc>
+        <w:tc>
+          <w:tcPr>
+            <w:tcW w:type="dxa" w:w="1234"/>
+          </w:tcPr>
+          <w:p>
+            <w:r>
+              <w:t>2026-05-30</w:t>
+            </w:r>
+          </w:p>
+        </w:tc>
+        <w:tc>
+          <w:tcPr>
+            <w:tcW w:type="dxa" w:w="1234"/>
+          </w:tcPr>
+          <w:p>
+            <w:r>
+              <w:t>Planned</w:t>
+            </w:r>
+          </w:p>
+        </w:tc>
+        <w:tc>
+          <w:tcPr>
+            <w:tcW w:type="dxa" w:w="1234"/>
+          </w:tcPr>
+          <w:p>
+            <w:r/>
+          </w:p>
+        </w:tc>
+      </w:tr>
+      <w:tr>
+        <w:tc>
+          <w:tcPr>
+            <w:tcW w:type="dxa" w:w="1234"/>
+          </w:tcPr>
+          <w:p>
+            <w:r>
+              <w:t>PRJ.23026-PL-TOD-7001</w:t>
+            </w:r>
+          </w:p>
+        </w:tc>
+        <w:tc>
+          <w:tcPr>
+            <w:tcW w:type="dxa" w:w="1234"/>
+          </w:tcPr>
+          <w:p>
+            <w:r>
+              <w:t>TOD</w:t>
+            </w:r>
+          </w:p>
+        </w:tc>
+        <w:tc>
+          <w:tcPr>
+            <w:tcW w:type="dxa" w:w="1234"/>
+          </w:tcPr>
+          <w:p>
+            <w:r>
+              <w:t>Toilet Details Drawings</w:t>
+            </w:r>
+          </w:p>
+        </w:tc>
+        <w:tc>
+          <w:tcPr>
+            <w:tcW w:type="dxa" w:w="1234"/>
+          </w:tcPr>
+          <w:p>
+            <w:r>
+              <w:t>Plumbing Engineer</w:t>
+            </w:r>
+          </w:p>
+        </w:tc>
+        <w:tc>
+          <w:tcPr>
+            <w:tcW w:type="dxa" w:w="1234"/>
+          </w:tcPr>
+          <w:p>
+            <w:r>
+              <w:t>2026-06-06</w:t>
+            </w:r>
+          </w:p>
+        </w:tc>
+        <w:tc>
+          <w:tcPr>
+            <w:tcW w:type="dxa" w:w="1234"/>
+          </w:tcPr>
+          <w:p>
+            <w:r>
+              <w:t>Planned</w:t>
+            </w:r>
+          </w:p>
+        </w:tc>
+        <w:tc>
+          <w:tcPr>
+            <w:tcW w:type="dxa" w:w="1234"/>
+          </w:tcPr>
+          <w:p>
+            <w:r/>
+          </w:p>
+        </w:tc>
+      </w:tr>
+      <w:tr>
+        <w:tc>
+          <w:tcPr>
+            <w:tcW w:type="dxa" w:w="1234"/>
+          </w:tcPr>
+          <w:p>
+            <w:r>
+              <w:t>PRJ.23026-PL-PGD-7001</w:t>
+            </w:r>
+          </w:p>
+        </w:tc>
+        <w:tc>
+          <w:tcPr>
+            <w:tcW w:type="dxa" w:w="1234"/>
+          </w:tcPr>
+          <w:p>
+            <w:r>
+              <w:t>PGD</w:t>
+            </w:r>
+          </w:p>
+        </w:tc>
+        <w:tc>
+          <w:tcPr>
+            <w:tcW w:type="dxa" w:w="1234"/>
+          </w:tcPr>
+          <w:p>
+            <w:r>
+              <w:t>Plumbing General Details Drawings</w:t>
+            </w:r>
+          </w:p>
+        </w:tc>
+        <w:tc>
+          <w:tcPr>
+            <w:tcW w:type="dxa" w:w="1234"/>
+          </w:tcPr>
+          <w:p>
+            <w:r>
+              <w:t>Plumbing Engineer</w:t>
+            </w:r>
+          </w:p>
+        </w:tc>
+        <w:tc>
+          <w:tcPr>
+            <w:tcW w:type="dxa" w:w="1234"/>
+          </w:tcPr>
+          <w:p>
+            <w:r>
+              <w:t>2026-06-06</w:t>
+            </w:r>
+          </w:p>
+        </w:tc>
+        <w:tc>
+          <w:tcPr>
+            <w:tcW w:type="dxa" w:w="1234"/>
+          </w:tcPr>
+          <w:p>
+            <w:r>
+              <w:t>Planned</w:t>
+            </w:r>
+          </w:p>
+        </w:tc>
+        <w:tc>
+          <w:tcPr>
+            <w:tcW w:type="dxa" w:w="1234"/>
+          </w:tcPr>
+          <w:p>
+            <w:r/>
+          </w:p>
+        </w:tc>
+      </w:tr>
+      <w:tr>
+        <w:tc>
+          <w:tcPr>
+            <w:tcW w:type="dxa" w:w="1234"/>
+          </w:tcPr>
+          <w:p>
+            <w:r>
+              <w:t>PRJ.23026-PL-LEG-7001</w:t>
+            </w:r>
+          </w:p>
+        </w:tc>
+        <w:tc>
+          <w:tcPr>
+            <w:tcW w:type="dxa" w:w="1234"/>
+          </w:tcPr>
+          <w:p>
+            <w:r>
+              <w:t>LEG</w:t>
+            </w:r>
+          </w:p>
+        </w:tc>
+        <w:tc>
+          <w:tcPr>
+            <w:tcW w:type="dxa" w:w="1234"/>
+          </w:tcPr>
+          <w:p>
+            <w:r>
+              <w:t>Plumbing Legend Drawings</w:t>
+            </w:r>
+          </w:p>
+        </w:tc>
+        <w:tc>
+          <w:tcPr>
+            <w:tcW w:type="dxa" w:w="1234"/>
+          </w:tcPr>
+          <w:p>
+            <w:r>
+              <w:t>Plumbing Engineer</w:t>
+            </w:r>
+          </w:p>
+        </w:tc>
+        <w:tc>
+          <w:tcPr>
+            <w:tcW w:type="dxa" w:w="1234"/>
+          </w:tcPr>
+          <w:p>
+            <w:r>
+              <w:t>2026-06-06</w:t>
+            </w:r>
+          </w:p>
+        </w:tc>
+        <w:tc>
+          <w:tcPr>
+            <w:tcW w:type="dxa" w:w="1234"/>
+          </w:tcPr>
+          <w:p>
+            <w:r>
+              <w:t>Planned</w:t>
+            </w:r>
+          </w:p>
+        </w:tc>
+        <w:tc>
+          <w:tcPr>
+            <w:tcW w:type="dxa" w:w="1234"/>
+          </w:tcPr>
+          <w:p>
+            <w:r/>
+          </w:p>
+        </w:tc>
+      </w:tr>
+      <w:tr>
+        <w:tc>
+          <w:tcPr>
+            <w:tcW w:type="dxa" w:w="1234"/>
+          </w:tcPr>
+          <w:p>
+            <w:r>
+              <w:t>PRJ.23026-PL-BOQ-7001</w:t>
+            </w:r>
+          </w:p>
+        </w:tc>
+        <w:tc>
+          <w:tcPr>
+            <w:tcW w:type="dxa" w:w="1234"/>
+          </w:tcPr>
+          <w:p>
+            <w:r>
+              <w:t>BOQ</w:t>
+            </w:r>
+          </w:p>
+        </w:tc>
+        <w:tc>
+          <w:tcPr>
+            <w:tcW w:type="dxa" w:w="1234"/>
+          </w:tcPr>
+          <w:p>
+            <w:r>
+              <w:t>Plumbing Bill Of Quantity</w:t>
+            </w:r>
+          </w:p>
+        </w:tc>
+        <w:tc>
+          <w:tcPr>
+            <w:tcW w:type="dxa" w:w="1234"/>
+          </w:tcPr>
+          <w:p>
+            <w:r>
+              <w:t>Plumbing Engineer</w:t>
+            </w:r>
+          </w:p>
+        </w:tc>
+        <w:tc>
+          <w:tcPr>
+            <w:tcW w:type="dxa" w:w="1234"/>
+          </w:tcPr>
+          <w:p>
+            <w:r>
+              <w:t>2026-06-27</w:t>
+            </w:r>
+          </w:p>
+        </w:tc>
+        <w:tc>
+          <w:tcPr>
+            <w:tcW w:type="dxa" w:w="1234"/>
+          </w:tcPr>
+          <w:p>
+            <w:r>
+              <w:t>Planned</w:t>
+            </w:r>
+          </w:p>
+        </w:tc>
+        <w:tc>
+          <w:tcPr>
+            <w:tcW w:type="dxa" w:w="1234"/>
+          </w:tcPr>
+          <w:p>
+            <w:r/>
+          </w:p>
+        </w:tc>
+      </w:tr>
+      <w:tr>
+        <w:tc>
+          <w:tcPr>
+            <w:tcW w:type="dxa" w:w="1234"/>
+          </w:tcPr>
+          <w:p>
+            <w:r>
+              <w:t>PRJ.23026-PL-MOD-7001</w:t>
+            </w:r>
+          </w:p>
+        </w:tc>
+        <w:tc>
+          <w:tcPr>
+            <w:tcW w:type="dxa" w:w="1234"/>
+          </w:tcPr>
+          <w:p>
+            <w:r>
+              <w:t>MOD</w:t>
+            </w:r>
+          </w:p>
+        </w:tc>
+        <w:tc>
+          <w:tcPr>
+            <w:tcW w:type="dxa" w:w="1234"/>
+          </w:tcPr>
+          <w:p>
+            <w:r>
+              <w:t>Plumbing Model</w:t>
+            </w:r>
+          </w:p>
+        </w:tc>
+        <w:tc>
+          <w:tcPr>
+            <w:tcW w:type="dxa" w:w="1234"/>
+          </w:tcPr>
+          <w:p>
+            <w:r>
+              <w:t>Plumbing Engineer</w:t>
+            </w:r>
+          </w:p>
+        </w:tc>
+        <w:tc>
+          <w:tcPr>
+            <w:tcW w:type="dxa" w:w="1234"/>
+          </w:tcPr>
+          <w:p>
+            <w:r>
+              <w:t>2026-05-23</w:t>
+            </w:r>
+          </w:p>
+        </w:tc>
+        <w:tc>
+          <w:tcPr>
+            <w:tcW w:type="dxa" w:w="1234"/>
+          </w:tcPr>
+          <w:p>
+            <w:r>
+              <w:t>Planned</w:t>
+            </w:r>
+          </w:p>
+        </w:tc>
+        <w:tc>
+          <w:tcPr>
+            <w:tcW w:type="dxa" w:w="1234"/>
+          </w:tcPr>
+          <w:p>
+            <w:r/>
+          </w:p>
+        </w:tc>
+      </w:tr>
+      <w:tr>
+        <w:tc>
+          <w:tcPr>
+            <w:tcW w:type="dxa" w:w="1234"/>
+          </w:tcPr>
+          <w:p>
+            <w:r>
+              <w:t>PRJ.23026-PL-MOD-7002</w:t>
+            </w:r>
+          </w:p>
+        </w:tc>
+        <w:tc>
+          <w:tcPr>
+            <w:tcW w:type="dxa" w:w="1234"/>
+          </w:tcPr>
+          <w:p>
+            <w:r>
+              <w:t>MOD</w:t>
+            </w:r>
+          </w:p>
+        </w:tc>
+        <w:tc>
+          <w:tcPr>
+            <w:tcW w:type="dxa" w:w="1234"/>
+          </w:tcPr>
+          <w:p>
+            <w:r>
+              <w:t>Plumbing Revit Model</w:t>
+            </w:r>
+          </w:p>
+        </w:tc>
+        <w:tc>
+          <w:tcPr>
+            <w:tcW w:type="dxa" w:w="1234"/>
+          </w:tcPr>
+          <w:p>
+            <w:r>
+              <w:t>Plumbing Engineer</w:t>
+            </w:r>
+          </w:p>
+        </w:tc>
+        <w:tc>
+          <w:tcPr>
+            <w:tcW w:type="dxa" w:w="1234"/>
+          </w:tcPr>
+          <w:p>
+            <w:r>
+              <w:t>2026-05-23</w:t>
+            </w:r>
+          </w:p>
+        </w:tc>
+        <w:tc>
+          <w:tcPr>
+            <w:tcW w:type="dxa" w:w="1234"/>
+          </w:tcPr>
+          <w:p>
+            <w:r>
+              <w:t>Planned</w:t>
+            </w:r>
+          </w:p>
+        </w:tc>
+        <w:tc>
+          <w:tcPr>
+            <w:tcW w:type="dxa" w:w="1234"/>
+          </w:tcPr>
+          <w:p>
+            <w:r/>
+          </w:p>
+        </w:tc>
+      </w:tr>
+      <w:tr>
+        <w:tc>
+          <w:tcPr>
+            <w:tcW w:type="dxa" w:w="1234"/>
+          </w:tcPr>
+          <w:p>
+            <w:r>
+              <w:t>PRJ.23026-FF-DWP-4001</w:t>
+            </w:r>
+          </w:p>
+        </w:tc>
+        <w:tc>
+          <w:tcPr>
+            <w:tcW w:type="dxa" w:w="1234"/>
+          </w:tcPr>
+          <w:p>
+            <w:r>
+              <w:t>DWP</w:t>
+            </w:r>
+          </w:p>
+        </w:tc>
+        <w:tc>
+          <w:tcPr>
+            <w:tcW w:type="dxa" w:w="1234"/>
+          </w:tcPr>
+          <w:p>
+            <w:r>
+              <w:t>Schematic Fire Fighting Drawings</w:t>
+            </w:r>
+          </w:p>
+        </w:tc>
+        <w:tc>
+          <w:tcPr>
+            <w:tcW w:type="dxa" w:w="1234"/>
+          </w:tcPr>
+          <w:p>
+            <w:r>
+              <w:t>Fire Fighting Engineer</w:t>
+            </w:r>
+          </w:p>
+        </w:tc>
+        <w:tc>
+          <w:tcPr>
+            <w:tcW w:type="dxa" w:w="1234"/>
+          </w:tcPr>
+          <w:p>
+            <w:r>
+              <w:t>2026-03-14</w:t>
+            </w:r>
+          </w:p>
+        </w:tc>
+        <w:tc>
+          <w:tcPr>
+            <w:tcW w:type="dxa" w:w="1234"/>
+          </w:tcPr>
+          <w:p>
+            <w:r>
+              <w:t>Planned</w:t>
+            </w:r>
+          </w:p>
+        </w:tc>
+        <w:tc>
+          <w:tcPr>
+            <w:tcW w:type="dxa" w:w="1234"/>
+          </w:tcPr>
+          <w:p>
+            <w:r/>
+          </w:p>
+        </w:tc>
+      </w:tr>
+      <w:tr>
+        <w:tc>
+          <w:tcPr>
+            <w:tcW w:type="dxa" w:w="1234"/>
+          </w:tcPr>
+          <w:p>
+            <w:r>
+              <w:t>PRJ.23026-FF-REP-4001</w:t>
+            </w:r>
+          </w:p>
+        </w:tc>
+        <w:tc>
+          <w:tcPr>
+            <w:tcW w:type="dxa" w:w="1234"/>
+          </w:tcPr>
+          <w:p>
+            <w:r>
+              <w:t>REP</w:t>
+            </w:r>
+          </w:p>
+        </w:tc>
+        <w:tc>
+          <w:tcPr>
+            <w:tcW w:type="dxa" w:w="1234"/>
+          </w:tcPr>
+          <w:p>
+            <w:r>
+              <w:t>Elec &amp; LC Room CO2 Calculation Report</w:t>
+            </w:r>
+          </w:p>
+        </w:tc>
+        <w:tc>
+          <w:tcPr>
+            <w:tcW w:type="dxa" w:w="1234"/>
+          </w:tcPr>
+          <w:p>
+            <w:r>
+              <w:t>Fire Fighting Engineer</w:t>
+            </w:r>
+          </w:p>
+        </w:tc>
+        <w:tc>
+          <w:tcPr>
+            <w:tcW w:type="dxa" w:w="1234"/>
+          </w:tcPr>
+          <w:p>
+            <w:r>
+              <w:t>2026-05-16</w:t>
+            </w:r>
+          </w:p>
+        </w:tc>
+        <w:tc>
+          <w:tcPr>
+            <w:tcW w:type="dxa" w:w="1234"/>
+          </w:tcPr>
+          <w:p>
+            <w:r>
+              <w:t>Planned</w:t>
+            </w:r>
+          </w:p>
+        </w:tc>
+        <w:tc>
+          <w:tcPr>
+            <w:tcW w:type="dxa" w:w="1234"/>
+          </w:tcPr>
+          <w:p>
+            <w:r/>
+          </w:p>
+        </w:tc>
+      </w:tr>
+      <w:tr>
+        <w:tc>
+          <w:tcPr>
+            <w:tcW w:type="dxa" w:w="1234"/>
+          </w:tcPr>
+          <w:p>
+            <w:r>
+              <w:t>PRJ.23026-FF-REP-4002</w:t>
+            </w:r>
+          </w:p>
+        </w:tc>
+        <w:tc>
+          <w:tcPr>
+            <w:tcW w:type="dxa" w:w="1234"/>
+          </w:tcPr>
+          <w:p>
+            <w:r>
+              <w:t>REP</w:t>
+            </w:r>
+          </w:p>
+        </w:tc>
+        <w:tc>
+          <w:tcPr>
+            <w:tcW w:type="dxa" w:w="1234"/>
+          </w:tcPr>
+          <w:p>
+            <w:r>
+              <w:t>Fire Sprinkler Report</w:t>
+            </w:r>
+          </w:p>
+        </w:tc>
+        <w:tc>
+          <w:tcPr>
+            <w:tcW w:type="dxa" w:w="1234"/>
+          </w:tcPr>
+          <w:p>
+            <w:r>
+              <w:t>Fire Fighting Engineer</w:t>
+            </w:r>
+          </w:p>
+        </w:tc>
+        <w:tc>
+          <w:tcPr>
+            <w:tcW w:type="dxa" w:w="1234"/>
+          </w:tcPr>
+          <w:p>
+            <w:r>
+              <w:t>2026-05-09</w:t>
+            </w:r>
+          </w:p>
+        </w:tc>
+        <w:tc>
+          <w:tcPr>
+            <w:tcW w:type="dxa" w:w="1234"/>
+          </w:tcPr>
+          <w:p>
+            <w:r>
+              <w:t>Planned</w:t>
+            </w:r>
+          </w:p>
+        </w:tc>
+        <w:tc>
+          <w:tcPr>
+            <w:tcW w:type="dxa" w:w="1234"/>
+          </w:tcPr>
+          <w:p>
+            <w:r/>
+          </w:p>
+        </w:tc>
+      </w:tr>
+      <w:tr>
+        <w:tc>
+          <w:tcPr>
+            <w:tcW w:type="dxa" w:w="1234"/>
+          </w:tcPr>
+          <w:p>
+            <w:r>
+              <w:t>PRJ.23026-FF-REP-4003</w:t>
+            </w:r>
+          </w:p>
+        </w:tc>
+        <w:tc>
+          <w:tcPr>
+            <w:tcW w:type="dxa" w:w="1234"/>
+          </w:tcPr>
+          <w:p>
+            <w:r>
+              <w:t>REP</w:t>
+            </w:r>
+          </w:p>
+        </w:tc>
+        <w:tc>
+          <w:tcPr>
+            <w:tcW w:type="dxa" w:w="1234"/>
+          </w:tcPr>
+          <w:p>
+            <w:r>
+              <w:t>Generator Room CO2 Calculation Report</w:t>
+            </w:r>
+          </w:p>
+        </w:tc>
+        <w:tc>
+          <w:tcPr>
+            <w:tcW w:type="dxa" w:w="1234"/>
+          </w:tcPr>
+          <w:p>
+            <w:r>
+              <w:t>Fire Fighting Engineer</w:t>
+            </w:r>
+          </w:p>
+        </w:tc>
+        <w:tc>
+          <w:tcPr>
+            <w:tcW w:type="dxa" w:w="1234"/>
+          </w:tcPr>
+          <w:p>
+            <w:r>
+              <w:t>2026-05-16</w:t>
+            </w:r>
+          </w:p>
+        </w:tc>
+        <w:tc>
+          <w:tcPr>
+            <w:tcW w:type="dxa" w:w="1234"/>
+          </w:tcPr>
+          <w:p>
+            <w:r>
+              <w:t>Planned</w:t>
+            </w:r>
+          </w:p>
+        </w:tc>
+        <w:tc>
+          <w:tcPr>
+            <w:tcW w:type="dxa" w:w="1234"/>
+          </w:tcPr>
+          <w:p>
+            <w:r/>
+          </w:p>
+        </w:tc>
+      </w:tr>
+      <w:tr>
+        <w:tc>
+          <w:tcPr>
+            <w:tcW w:type="dxa" w:w="1234"/>
+          </w:tcPr>
+          <w:p>
+            <w:r>
+              <w:t>PRJ.23026-FF-REP-4004</w:t>
+            </w:r>
+          </w:p>
+        </w:tc>
+        <w:tc>
+          <w:tcPr>
+            <w:tcW w:type="dxa" w:w="1234"/>
+          </w:tcPr>
+          <w:p>
+            <w:r>
+              <w:t>REP</w:t>
+            </w:r>
+          </w:p>
+        </w:tc>
+        <w:tc>
+          <w:tcPr>
+            <w:tcW w:type="dxa" w:w="1234"/>
+          </w:tcPr>
+          <w:p>
+            <w:r>
+              <w:t>Transformer-MDB &amp; Main LC FM-200 Calculation Report</w:t>
+            </w:r>
+          </w:p>
+        </w:tc>
+        <w:tc>
+          <w:tcPr>
+            <w:tcW w:type="dxa" w:w="1234"/>
+          </w:tcPr>
+          <w:p>
+            <w:r>
+              <w:t>Fire Fighting Engineer</w:t>
+            </w:r>
+          </w:p>
+        </w:tc>
+        <w:tc>
+          <w:tcPr>
+            <w:tcW w:type="dxa" w:w="1234"/>
+          </w:tcPr>
+          <w:p>
+            <w:r>
+              <w:t>2026-05-16</w:t>
+            </w:r>
+          </w:p>
+        </w:tc>
+        <w:tc>
+          <w:tcPr>
+            <w:tcW w:type="dxa" w:w="1234"/>
+          </w:tcPr>
+          <w:p>
+            <w:r>
+              <w:t>Planned</w:t>
+            </w:r>
+          </w:p>
+        </w:tc>
+        <w:tc>
+          <w:tcPr>
+            <w:tcW w:type="dxa" w:w="1234"/>
+          </w:tcPr>
+          <w:p>
+            <w:r/>
+          </w:p>
+        </w:tc>
+      </w:tr>
+      <w:tr>
+        <w:tc>
+          <w:tcPr>
+            <w:tcW w:type="dxa" w:w="1234"/>
+          </w:tcPr>
+          <w:p>
+            <w:r>
+              <w:t>PRJ.23026-FF-REP-4005</w:t>
+            </w:r>
+          </w:p>
+        </w:tc>
+        <w:tc>
+          <w:tcPr>
+            <w:tcW w:type="dxa" w:w="1234"/>
+          </w:tcPr>
+          <w:p>
+            <w:r>
+              <w:t>REP</w:t>
+            </w:r>
+          </w:p>
+        </w:tc>
+        <w:tc>
+          <w:tcPr>
+            <w:tcW w:type="dxa" w:w="1234"/>
+          </w:tcPr>
+          <w:p>
+            <w:r>
+              <w:t>Transformer CO2 Calculation Report</w:t>
+            </w:r>
+          </w:p>
+        </w:tc>
+        <w:tc>
+          <w:tcPr>
+            <w:tcW w:type="dxa" w:w="1234"/>
+          </w:tcPr>
+          <w:p>
+            <w:r>
+              <w:t>Fire Fighting Engineer</w:t>
+            </w:r>
+          </w:p>
+        </w:tc>
+        <w:tc>
+          <w:tcPr>
+            <w:tcW w:type="dxa" w:w="1234"/>
+          </w:tcPr>
+          <w:p>
+            <w:r>
+              <w:t>2026-05-16</w:t>
+            </w:r>
+          </w:p>
+        </w:tc>
+        <w:tc>
+          <w:tcPr>
+            <w:tcW w:type="dxa" w:w="1234"/>
+          </w:tcPr>
+          <w:p>
+            <w:r>
+              <w:t>Planned</w:t>
+            </w:r>
+          </w:p>
+        </w:tc>
+        <w:tc>
+          <w:tcPr>
+            <w:tcW w:type="dxa" w:w="1234"/>
+          </w:tcPr>
+          <w:p>
+            <w:r/>
+          </w:p>
+        </w:tc>
+      </w:tr>
+      <w:tr>
+        <w:tc>
+          <w:tcPr>
+            <w:tcW w:type="dxa" w:w="1234"/>
+          </w:tcPr>
+          <w:p>
+            <w:r>
+              <w:t>PRJ.23026-FF-FFS-4001</w:t>
+            </w:r>
+          </w:p>
+        </w:tc>
+        <w:tc>
+          <w:tcPr>
+            <w:tcW w:type="dxa" w:w="1234"/>
+          </w:tcPr>
+          <w:p>
+            <w:r>
+              <w:t>FFS</w:t>
+            </w:r>
+          </w:p>
+        </w:tc>
+        <w:tc>
+          <w:tcPr>
+            <w:tcW w:type="dxa" w:w="1234"/>
+          </w:tcPr>
+          <w:p>
+            <w:r>
+              <w:t>Fire Fighting System Layout Drawings</w:t>
+            </w:r>
+          </w:p>
+        </w:tc>
+        <w:tc>
+          <w:tcPr>
+            <w:tcW w:type="dxa" w:w="1234"/>
+          </w:tcPr>
+          <w:p>
+            <w:r>
+              <w:t>Fire Fighting Engineer</w:t>
+            </w:r>
+          </w:p>
+        </w:tc>
+        <w:tc>
+          <w:tcPr>
+            <w:tcW w:type="dxa" w:w="1234"/>
+          </w:tcPr>
+          <w:p>
+            <w:r>
+              <w:t>2026-05-30</w:t>
+            </w:r>
+          </w:p>
+        </w:tc>
+        <w:tc>
+          <w:tcPr>
+            <w:tcW w:type="dxa" w:w="1234"/>
+          </w:tcPr>
+          <w:p>
+            <w:r>
+              <w:t>Planned</w:t>
+            </w:r>
+          </w:p>
+        </w:tc>
+        <w:tc>
+          <w:tcPr>
+            <w:tcW w:type="dxa" w:w="1234"/>
+          </w:tcPr>
+          <w:p>
+            <w:r/>
+          </w:p>
+        </w:tc>
+      </w:tr>
+      <w:tr>
+        <w:tc>
+          <w:tcPr>
+            <w:tcW w:type="dxa" w:w="1234"/>
+          </w:tcPr>
+          <w:p>
+            <w:r>
+              <w:t>PRJ.23026-FF-FSC-4001</w:t>
+            </w:r>
+          </w:p>
+        </w:tc>
+        <w:tc>
+          <w:tcPr>
+            <w:tcW w:type="dxa" w:w="1234"/>
+          </w:tcPr>
+          <w:p>
+            <w:r>
+              <w:t>FSC</w:t>
+            </w:r>
+          </w:p>
+        </w:tc>
+        <w:tc>
+          <w:tcPr>
+            <w:tcW w:type="dxa" w:w="1234"/>
+          </w:tcPr>
+          <w:p>
+            <w:r>
+              <w:t>Fire Fighting Schematics Drawings</w:t>
+            </w:r>
+          </w:p>
+        </w:tc>
+        <w:tc>
+          <w:tcPr>
+            <w:tcW w:type="dxa" w:w="1234"/>
+          </w:tcPr>
+          <w:p>
+            <w:r>
+              <w:t>Fire Fighting Engineer</w:t>
+            </w:r>
+          </w:p>
+        </w:tc>
+        <w:tc>
+          <w:tcPr>
+            <w:tcW w:type="dxa" w:w="1234"/>
+          </w:tcPr>
+          <w:p>
+            <w:r>
+              <w:t>2026-05-30</w:t>
+            </w:r>
+          </w:p>
+        </w:tc>
+        <w:tc>
+          <w:tcPr>
+            <w:tcW w:type="dxa" w:w="1234"/>
+          </w:tcPr>
+          <w:p>
+            <w:r>
+              <w:t>Planned</w:t>
+            </w:r>
+          </w:p>
+        </w:tc>
+        <w:tc>
+          <w:tcPr>
+            <w:tcW w:type="dxa" w:w="1234"/>
+          </w:tcPr>
+          <w:p>
+            <w:r/>
+          </w:p>
+        </w:tc>
+      </w:tr>
+      <w:tr>
+        <w:tc>
+          <w:tcPr>
+            <w:tcW w:type="dxa" w:w="1234"/>
+          </w:tcPr>
+          <w:p>
+            <w:r>
+              <w:t>PRJ.23026-FF-FGD-4001</w:t>
+            </w:r>
+          </w:p>
+        </w:tc>
+        <w:tc>
+          <w:tcPr>
+            <w:tcW w:type="dxa" w:w="1234"/>
+          </w:tcPr>
+          <w:p>
+            <w:r>
+              <w:t>FGD</w:t>
+            </w:r>
+          </w:p>
+        </w:tc>
+        <w:tc>
+          <w:tcPr>
+            <w:tcW w:type="dxa" w:w="1234"/>
+          </w:tcPr>
+          <w:p>
+            <w:r>
+              <w:t>Fire Fighting General Details Drawings</w:t>
+            </w:r>
+          </w:p>
+        </w:tc>
+        <w:tc>
+          <w:tcPr>
+            <w:tcW w:type="dxa" w:w="1234"/>
+          </w:tcPr>
+          <w:p>
+            <w:r>
+              <w:t>Fire Fighting Engineer</w:t>
+            </w:r>
+          </w:p>
+        </w:tc>
+        <w:tc>
+          <w:tcPr>
+            <w:tcW w:type="dxa" w:w="1234"/>
+          </w:tcPr>
+          <w:p>
+            <w:r>
+              <w:t>2026-06-06</w:t>
+            </w:r>
+          </w:p>
+        </w:tc>
+        <w:tc>
+          <w:tcPr>
+            <w:tcW w:type="dxa" w:w="1234"/>
+          </w:tcPr>
+          <w:p>
+            <w:r>
+              <w:t>Planned</w:t>
+            </w:r>
+          </w:p>
+        </w:tc>
+        <w:tc>
+          <w:tcPr>
+            <w:tcW w:type="dxa" w:w="1234"/>
+          </w:tcPr>
+          <w:p>
+            <w:r/>
+          </w:p>
+        </w:tc>
+      </w:tr>
+      <w:tr>
+        <w:tc>
+          <w:tcPr>
+            <w:tcW w:type="dxa" w:w="1234"/>
+          </w:tcPr>
+          <w:p>
+            <w:r>
+              <w:t>PRJ.23026-FF-FPR-4001</w:t>
+            </w:r>
+          </w:p>
+        </w:tc>
+        <w:tc>
+          <w:tcPr>
+            <w:tcW w:type="dxa" w:w="1234"/>
+          </w:tcPr>
+          <w:p>
+            <w:r>
+              <w:t>FPR</w:t>
+            </w:r>
+          </w:p>
+        </w:tc>
+        <w:tc>
+          <w:tcPr>
+            <w:tcW w:type="dxa" w:w="1234"/>
+          </w:tcPr>
+          <w:p>
+            <w:r>
+              <w:t>Fire Fighting Pump Room Drawings</w:t>
+            </w:r>
+          </w:p>
+        </w:tc>
+        <w:tc>
+          <w:tcPr>
+            <w:tcW w:type="dxa" w:w="1234"/>
+          </w:tcPr>
+          <w:p>
+            <w:r>
+              <w:t>Fire Fighting Engineer</w:t>
+            </w:r>
+          </w:p>
+        </w:tc>
+        <w:tc>
+          <w:tcPr>
+            <w:tcW w:type="dxa" w:w="1234"/>
+          </w:tcPr>
+          <w:p>
+            <w:r>
+              <w:t>2026-06-06</w:t>
+            </w:r>
+          </w:p>
+        </w:tc>
+        <w:tc>
+          <w:tcPr>
+            <w:tcW w:type="dxa" w:w="1234"/>
+          </w:tcPr>
+          <w:p>
+            <w:r>
+              <w:t>Planned</w:t>
+            </w:r>
+          </w:p>
+        </w:tc>
+        <w:tc>
+          <w:tcPr>
+            <w:tcW w:type="dxa" w:w="1234"/>
+          </w:tcPr>
+          <w:p>
+            <w:r/>
+          </w:p>
+        </w:tc>
+      </w:tr>
+      <w:tr>
+        <w:tc>
+          <w:tcPr>
+            <w:tcW w:type="dxa" w:w="1234"/>
+          </w:tcPr>
+          <w:p>
+            <w:r>
+              <w:t>PRJ.23026-FF-FFT-4001</w:t>
+            </w:r>
+          </w:p>
+        </w:tc>
+        <w:tc>
+          <w:tcPr>
+            <w:tcW w:type="dxa" w:w="1234"/>
+          </w:tcPr>
+          <w:p>
+            <w:r>
+              <w:t>FFT</w:t>
+            </w:r>
+          </w:p>
+        </w:tc>
+        <w:tc>
+          <w:tcPr>
+            <w:tcW w:type="dxa" w:w="1234"/>
+          </w:tcPr>
+          <w:p>
+            <w:r>
+              <w:t>Fire Fighting Tanks Drawings</w:t>
+            </w:r>
+          </w:p>
+        </w:tc>
+        <w:tc>
+          <w:tcPr>
+            <w:tcW w:type="dxa" w:w="1234"/>
+          </w:tcPr>
+          <w:p>
+            <w:r>
+              <w:t>Fire Fighting Engineer</w:t>
+            </w:r>
+          </w:p>
+        </w:tc>
+        <w:tc>
+          <w:tcPr>
+            <w:tcW w:type="dxa" w:w="1234"/>
+          </w:tcPr>
+          <w:p>
+            <w:r>
+              <w:t>2026-06-06</w:t>
+            </w:r>
+          </w:p>
+        </w:tc>
+        <w:tc>
+          <w:tcPr>
+            <w:tcW w:type="dxa" w:w="1234"/>
+          </w:tcPr>
+          <w:p>
+            <w:r>
+              <w:t>Planned</w:t>
+            </w:r>
+          </w:p>
+        </w:tc>
+        <w:tc>
+          <w:tcPr>
+            <w:tcW w:type="dxa" w:w="1234"/>
+          </w:tcPr>
+          <w:p>
+            <w:r/>
+          </w:p>
+        </w:tc>
+      </w:tr>
+      <w:tr>
+        <w:tc>
+          <w:tcPr>
+            <w:tcW w:type="dxa" w:w="1234"/>
+          </w:tcPr>
+          <w:p>
+            <w:r>
+              <w:t>PRJ.23026-FF-BOQ-4001</w:t>
+            </w:r>
+          </w:p>
+        </w:tc>
+        <w:tc>
+          <w:tcPr>
+            <w:tcW w:type="dxa" w:w="1234"/>
+          </w:tcPr>
+          <w:p>
+            <w:r>
+              <w:t>BOQ</w:t>
+            </w:r>
+          </w:p>
+        </w:tc>
+        <w:tc>
+          <w:tcPr>
+            <w:tcW w:type="dxa" w:w="1234"/>
+          </w:tcPr>
+          <w:p>
+            <w:r>
+              <w:t>Fire Fighting Bill Of Quantity</w:t>
+            </w:r>
+          </w:p>
+        </w:tc>
+        <w:tc>
+          <w:tcPr>
+            <w:tcW w:type="dxa" w:w="1234"/>
+          </w:tcPr>
+          <w:p>
+            <w:r>
+              <w:t>Fire Fighting Engineer</w:t>
+            </w:r>
+          </w:p>
+        </w:tc>
+        <w:tc>
+          <w:tcPr>
+            <w:tcW w:type="dxa" w:w="1234"/>
+          </w:tcPr>
+          <w:p>
+            <w:r>
+              <w:t>2026-06-27</w:t>
+            </w:r>
+          </w:p>
+        </w:tc>
+        <w:tc>
+          <w:tcPr>
+            <w:tcW w:type="dxa" w:w="1234"/>
+          </w:tcPr>
+          <w:p>
+            <w:r>
+              <w:t>Planned</w:t>
+            </w:r>
+          </w:p>
+        </w:tc>
+        <w:tc>
+          <w:tcPr>
+            <w:tcW w:type="dxa" w:w="1234"/>
+          </w:tcPr>
+          <w:p>
+            <w:r/>
+          </w:p>
+        </w:tc>
+      </w:tr>
+      <w:tr>
+        <w:tc>
+          <w:tcPr>
+            <w:tcW w:type="dxa" w:w="1234"/>
+          </w:tcPr>
+          <w:p>
+            <w:r>
+              <w:t>PRJ.23026-FF-MOD-4001</w:t>
+            </w:r>
+          </w:p>
+        </w:tc>
+        <w:tc>
+          <w:tcPr>
+            <w:tcW w:type="dxa" w:w="1234"/>
+          </w:tcPr>
+          <w:p>
+            <w:r>
+              <w:t>MOD</w:t>
+            </w:r>
+          </w:p>
+        </w:tc>
+        <w:tc>
+          <w:tcPr>
+            <w:tcW w:type="dxa" w:w="1234"/>
+          </w:tcPr>
+          <w:p>
+            <w:r>
+              <w:t>Fire Fighting Model</w:t>
+            </w:r>
+          </w:p>
+        </w:tc>
+        <w:tc>
+          <w:tcPr>
+            <w:tcW w:type="dxa" w:w="1234"/>
+          </w:tcPr>
+          <w:p>
+            <w:r>
+              <w:t>Fire Fighting Engineer</w:t>
+            </w:r>
+          </w:p>
+        </w:tc>
+        <w:tc>
+          <w:tcPr>
+            <w:tcW w:type="dxa" w:w="1234"/>
+          </w:tcPr>
+          <w:p>
+            <w:r>
+              <w:t>2026-05-23</w:t>
+            </w:r>
+          </w:p>
+        </w:tc>
+        <w:tc>
+          <w:tcPr>
+            <w:tcW w:type="dxa" w:w="1234"/>
+          </w:tcPr>
+          <w:p>
+            <w:r>
+              <w:t>Planned</w:t>
+            </w:r>
+          </w:p>
+        </w:tc>
+        <w:tc>
+          <w:tcPr>
+            <w:tcW w:type="dxa" w:w="1234"/>
+          </w:tcPr>
+          <w:p>
+            <w:r/>
+          </w:p>
+        </w:tc>
+      </w:tr>
+      <w:tr>
+        <w:tc>
+          <w:tcPr>
+            <w:tcW w:type="dxa" w:w="1234"/>
+          </w:tcPr>
+          <w:p>
+            <w:r>
+              <w:t>PRJ.23026-LC-DWP-6001</w:t>
+            </w:r>
+          </w:p>
+        </w:tc>
+        <w:tc>
+          <w:tcPr>
+            <w:tcW w:type="dxa" w:w="1234"/>
+          </w:tcPr>
+          <w:p>
+            <w:r>
+              <w:t>DWP</w:t>
+            </w:r>
+          </w:p>
+        </w:tc>
+        <w:tc>
+          <w:tcPr>
+            <w:tcW w:type="dxa" w:w="1234"/>
+          </w:tcPr>
+          <w:p>
+            <w:r>
+              <w:t>Schematic Low Current Drawings</w:t>
+            </w:r>
+          </w:p>
+        </w:tc>
+        <w:tc>
+          <w:tcPr>
+            <w:tcW w:type="dxa" w:w="1234"/>
+          </w:tcPr>
+          <w:p>
+            <w:r>
+              <w:t>Low Current Engineer</w:t>
+            </w:r>
+          </w:p>
+        </w:tc>
+        <w:tc>
+          <w:tcPr>
+            <w:tcW w:type="dxa" w:w="1234"/>
+          </w:tcPr>
+          <w:p>
+            <w:r>
+              <w:t>2026-03-14</w:t>
+            </w:r>
+          </w:p>
+        </w:tc>
+        <w:tc>
+          <w:tcPr>
+            <w:tcW w:type="dxa" w:w="1234"/>
+          </w:tcPr>
+          <w:p>
+            <w:r>
+              <w:t>Planned</w:t>
+            </w:r>
+          </w:p>
+        </w:tc>
+        <w:tc>
+          <w:tcPr>
+            <w:tcW w:type="dxa" w:w="1234"/>
+          </w:tcPr>
+          <w:p>
+            <w:r/>
+          </w:p>
+        </w:tc>
+      </w:tr>
+      <w:tr>
+        <w:tc>
+          <w:tcPr>
+            <w:tcW w:type="dxa" w:w="1234"/>
+          </w:tcPr>
+          <w:p>
+            <w:r>
+              <w:t>PRJ.23026-LC-FAS-6001</w:t>
+            </w:r>
+          </w:p>
+        </w:tc>
+        <w:tc>
+          <w:tcPr>
+            <w:tcW w:type="dxa" w:w="1234"/>
+          </w:tcPr>
+          <w:p>
+            <w:r>
+              <w:t>FAS</w:t>
+            </w:r>
+          </w:p>
+        </w:tc>
+        <w:tc>
+          <w:tcPr>
+            <w:tcW w:type="dxa" w:w="1234"/>
+          </w:tcPr>
+          <w:p>
+            <w:r>
+              <w:t>Fire Alarm System Drawings</w:t>
+            </w:r>
+          </w:p>
+        </w:tc>
+        <w:tc>
+          <w:tcPr>
+            <w:tcW w:type="dxa" w:w="1234"/>
+          </w:tcPr>
+          <w:p>
+            <w:r>
+              <w:t>Low Current Engineer</w:t>
+            </w:r>
+          </w:p>
+        </w:tc>
+        <w:tc>
+          <w:tcPr>
+            <w:tcW w:type="dxa" w:w="1234"/>
+          </w:tcPr>
+          <w:p>
+            <w:r>
+              <w:t>2026-05-30</w:t>
+            </w:r>
+          </w:p>
+        </w:tc>
+        <w:tc>
+          <w:tcPr>
+            <w:tcW w:type="dxa" w:w="1234"/>
+          </w:tcPr>
+          <w:p>
+            <w:r>
+              <w:t>Planned</w:t>
+            </w:r>
+          </w:p>
+        </w:tc>
+        <w:tc>
+          <w:tcPr>
+            <w:tcW w:type="dxa" w:w="1234"/>
+          </w:tcPr>
+          <w:p>
+            <w:r/>
+          </w:p>
+        </w:tc>
+      </w:tr>
+      <w:tr>
+        <w:tc>
+          <w:tcPr>
+            <w:tcW w:type="dxa" w:w="1234"/>
+          </w:tcPr>
+          <w:p>
+            <w:r>
+              <w:t>PRJ.23026-LC-CTS-6001</w:t>
+            </w:r>
+          </w:p>
+        </w:tc>
+        <w:tc>
+          <w:tcPr>
+            <w:tcW w:type="dxa" w:w="1234"/>
+          </w:tcPr>
+          <w:p>
+            <w:r>
+              <w:t>CTS</w:t>
+            </w:r>
+          </w:p>
+        </w:tc>
+        <w:tc>
+          <w:tcPr>
+            <w:tcW w:type="dxa" w:w="1234"/>
+          </w:tcPr>
+          <w:p>
+            <w:r>
+              <w:t>CCTV System Drawings</w:t>
+            </w:r>
+          </w:p>
+        </w:tc>
+        <w:tc>
+          <w:tcPr>
+            <w:tcW w:type="dxa" w:w="1234"/>
+          </w:tcPr>
+          <w:p>
+            <w:r>
+              <w:t>Low Current Engineer</w:t>
+            </w:r>
+          </w:p>
+        </w:tc>
+        <w:tc>
+          <w:tcPr>
+            <w:tcW w:type="dxa" w:w="1234"/>
+          </w:tcPr>
+          <w:p>
+            <w:r>
+              <w:t>2026-05-30</w:t>
+            </w:r>
+          </w:p>
+        </w:tc>
+        <w:tc>
+          <w:tcPr>
+            <w:tcW w:type="dxa" w:w="1234"/>
+          </w:tcPr>
+          <w:p>
+            <w:r>
+              <w:t>Planned</w:t>
+            </w:r>
+          </w:p>
+        </w:tc>
+        <w:tc>
+          <w:tcPr>
+            <w:tcW w:type="dxa" w:w="1234"/>
+          </w:tcPr>
+          <w:p>
+            <w:r/>
+          </w:p>
+        </w:tc>
+      </w:tr>
+      <w:tr>
+        <w:tc>
+          <w:tcPr>
+            <w:tcW w:type="dxa" w:w="1234"/>
+          </w:tcPr>
+          <w:p>
+            <w:r>
+              <w:t>PRJ.23026-LC-ACS-6001</w:t>
+            </w:r>
+          </w:p>
+        </w:tc>
+        <w:tc>
+          <w:tcPr>
+            <w:tcW w:type="dxa" w:w="1234"/>
+          </w:tcPr>
+          <w:p>
+            <w:r>
+              <w:t>ACS</w:t>
+            </w:r>
+          </w:p>
+        </w:tc>
+        <w:tc>
+          <w:tcPr>
+            <w:tcW w:type="dxa" w:w="1234"/>
+          </w:tcPr>
+          <w:p>
+            <w:r>
+              <w:t>Access Control System Drawings</w:t>
+            </w:r>
+          </w:p>
+        </w:tc>
+        <w:tc>
+          <w:tcPr>
+            <w:tcW w:type="dxa" w:w="1234"/>
+          </w:tcPr>
+          <w:p>
+            <w:r>
+              <w:t>Low Current Engineer</w:t>
+            </w:r>
+          </w:p>
+        </w:tc>
+        <w:tc>
+          <w:tcPr>
+            <w:tcW w:type="dxa" w:w="1234"/>
+          </w:tcPr>
+          <w:p>
+            <w:r>
+              <w:t>2026-05-30</w:t>
+            </w:r>
+          </w:p>
+        </w:tc>
+        <w:tc>
+          <w:tcPr>
+            <w:tcW w:type="dxa" w:w="1234"/>
+          </w:tcPr>
+          <w:p>
+            <w:r>
+              <w:t>Planned</w:t>
+            </w:r>
+          </w:p>
+        </w:tc>
+        <w:tc>
+          <w:tcPr>
+            <w:tcW w:type="dxa" w:w="1234"/>
+          </w:tcPr>
+          <w:p>
+            <w:r/>
+          </w:p>
+        </w:tc>
+      </w:tr>
+      <w:tr>
+        <w:tc>
+          <w:tcPr>
+            <w:tcW w:type="dxa" w:w="1234"/>
+          </w:tcPr>
+          <w:p>
+            <w:r>
+              <w:t>PRJ.23026-LC-PAS-6001</w:t>
+            </w:r>
+          </w:p>
+        </w:tc>
+        <w:tc>
+          <w:tcPr>
+            <w:tcW w:type="dxa" w:w="1234"/>
+          </w:tcPr>
+          <w:p>
+            <w:r>
+              <w:t>PAS</w:t>
+            </w:r>
+          </w:p>
+        </w:tc>
+        <w:tc>
+          <w:tcPr>
+            <w:tcW w:type="dxa" w:w="1234"/>
+          </w:tcPr>
+          <w:p>
+            <w:r>
+              <w:t>Public Address System Drawings</w:t>
+            </w:r>
+          </w:p>
+        </w:tc>
+        <w:tc>
+          <w:tcPr>
+            <w:tcW w:type="dxa" w:w="1234"/>
+          </w:tcPr>
+          <w:p>
+            <w:r>
+              <w:t>Low Current Engineer</w:t>
+            </w:r>
+          </w:p>
+        </w:tc>
+        <w:tc>
+          <w:tcPr>
+            <w:tcW w:type="dxa" w:w="1234"/>
+          </w:tcPr>
+          <w:p>
+            <w:r>
+              <w:t>2026-05-30</w:t>
+            </w:r>
+          </w:p>
+        </w:tc>
+        <w:tc>
+          <w:tcPr>
+            <w:tcW w:type="dxa" w:w="1234"/>
+          </w:tcPr>
+          <w:p>
+            <w:r>
+              <w:t>Planned</w:t>
+            </w:r>
+          </w:p>
+        </w:tc>
+        <w:tc>
+          <w:tcPr>
+            <w:tcW w:type="dxa" w:w="1234"/>
+          </w:tcPr>
+          <w:p>
+            <w:r/>
+          </w:p>
+        </w:tc>
+      </w:tr>
+      <w:tr>
+        <w:tc>
+          <w:tcPr>
+            <w:tcW w:type="dxa" w:w="1234"/>
+          </w:tcPr>
+          <w:p>
+            <w:r>
+              <w:t>PRJ.23026-LC-SCS-6001</w:t>
+            </w:r>
+          </w:p>
+        </w:tc>
+        <w:tc>
+          <w:tcPr>
+            <w:tcW w:type="dxa" w:w="1234"/>
+          </w:tcPr>
+          <w:p>
+            <w:r>
+              <w:t>SCS</w:t>
+            </w:r>
+          </w:p>
+        </w:tc>
+        <w:tc>
+          <w:tcPr>
+            <w:tcW w:type="dxa" w:w="1234"/>
+          </w:tcPr>
+          <w:p>
+            <w:r>
+              <w:t>Structured Cabling System Drawings</w:t>
+            </w:r>
+          </w:p>
+        </w:tc>
+        <w:tc>
+          <w:tcPr>
+            <w:tcW w:type="dxa" w:w="1234"/>
+          </w:tcPr>
+          <w:p>
+            <w:r>
+              <w:t>Low Current Engineer</w:t>
+            </w:r>
+          </w:p>
+        </w:tc>
+        <w:tc>
+          <w:tcPr>
+            <w:tcW w:type="dxa" w:w="1234"/>
+          </w:tcPr>
+          <w:p>
+            <w:r>
+              <w:t>2026-05-30</w:t>
+            </w:r>
+          </w:p>
+        </w:tc>
+        <w:tc>
+          <w:tcPr>
+            <w:tcW w:type="dxa" w:w="1234"/>
+          </w:tcPr>
+          <w:p>
+            <w:r>
+              <w:t>Planned</w:t>
+            </w:r>
+          </w:p>
+        </w:tc>
+        <w:tc>
+          <w:tcPr>
+            <w:tcW w:type="dxa" w:w="1234"/>
+          </w:tcPr>
+          <w:p>
+            <w:r/>
+          </w:p>
+        </w:tc>
+      </w:tr>
+      <w:tr>
+        <w:tc>
+          <w:tcPr>
+            <w:tcW w:type="dxa" w:w="1234"/>
+          </w:tcPr>
+          <w:p>
+            <w:r>
+              <w:t>PRJ.23026-LC-LRD-6001</w:t>
+            </w:r>
+          </w:p>
+        </w:tc>
+        <w:tc>
+          <w:tcPr>
+            <w:tcW w:type="dxa" w:w="1234"/>
+          </w:tcPr>
+          <w:p>
+            <w:r>
+              <w:t>LRD</w:t>
+            </w:r>
+          </w:p>
+        </w:tc>
+        <w:tc>
+          <w:tcPr>
+            <w:tcW w:type="dxa" w:w="1234"/>
+          </w:tcPr>
+          <w:p>
+            <w:r>
+              <w:t>Low Current Riser Diagram Drawings</w:t>
+            </w:r>
+          </w:p>
+        </w:tc>
+        <w:tc>
+          <w:tcPr>
+            <w:tcW w:type="dxa" w:w="1234"/>
+          </w:tcPr>
+          <w:p>
+            <w:r>
+              <w:t>Low Current Engineer</w:t>
+            </w:r>
+          </w:p>
+        </w:tc>
+        <w:tc>
+          <w:tcPr>
+            <w:tcW w:type="dxa" w:w="1234"/>
+          </w:tcPr>
+          <w:p>
+            <w:r>
+              <w:t>2026-06-06</w:t>
+            </w:r>
+          </w:p>
+        </w:tc>
+        <w:tc>
+          <w:tcPr>
+            <w:tcW w:type="dxa" w:w="1234"/>
+          </w:tcPr>
+          <w:p>
+            <w:r>
+              <w:t>Planned</w:t>
+            </w:r>
+          </w:p>
+        </w:tc>
+        <w:tc>
+          <w:tcPr>
+            <w:tcW w:type="dxa" w:w="1234"/>
+          </w:tcPr>
+          <w:p>
+            <w:r/>
+          </w:p>
+        </w:tc>
+      </w:tr>
+      <w:tr>
+        <w:tc>
+          <w:tcPr>
+            <w:tcW w:type="dxa" w:w="1234"/>
+          </w:tcPr>
+          <w:p>
+            <w:r>
+              <w:t>PRJ.23026-LC-LSC-6001</w:t>
+            </w:r>
+          </w:p>
+        </w:tc>
+        <w:tc>
+          <w:tcPr>
+            <w:tcW w:type="dxa" w:w="1234"/>
+          </w:tcPr>
+          <w:p>
+            <w:r>
+              <w:t>LSC</w:t>
+            </w:r>
+          </w:p>
+        </w:tc>
+        <w:tc>
+          <w:tcPr>
+            <w:tcW w:type="dxa" w:w="1234"/>
+          </w:tcPr>
+          <w:p>
+            <w:r>
+              <w:t>Low Current Schematics Drawings</w:t>
+            </w:r>
+          </w:p>
+        </w:tc>
+        <w:tc>
+          <w:tcPr>
+            <w:tcW w:type="dxa" w:w="1234"/>
+          </w:tcPr>
+          <w:p>
+            <w:r>
+              <w:t>Low Current Engineer</w:t>
+            </w:r>
+          </w:p>
+        </w:tc>
+        <w:tc>
+          <w:tcPr>
+            <w:tcW w:type="dxa" w:w="1234"/>
+          </w:tcPr>
+          <w:p>
+            <w:r>
+              <w:t>2026-06-06</w:t>
+            </w:r>
+          </w:p>
+        </w:tc>
+        <w:tc>
+          <w:tcPr>
+            <w:tcW w:type="dxa" w:w="1234"/>
+          </w:tcPr>
+          <w:p>
+            <w:r>
+              <w:t>Planned</w:t>
+            </w:r>
+          </w:p>
+        </w:tc>
+        <w:tc>
+          <w:tcPr>
+            <w:tcW w:type="dxa" w:w="1234"/>
+          </w:tcPr>
+          <w:p>
+            <w:r/>
+          </w:p>
+        </w:tc>
+      </w:tr>
+      <w:tr>
+        <w:tc>
+          <w:tcPr>
+            <w:tcW w:type="dxa" w:w="1234"/>
+          </w:tcPr>
+          <w:p>
+            <w:r>
+              <w:t>PRJ.23026-LC-LEG-6001</w:t>
+            </w:r>
+          </w:p>
+        </w:tc>
+        <w:tc>
+          <w:tcPr>
+            <w:tcW w:type="dxa" w:w="1234"/>
+          </w:tcPr>
+          <w:p>
+            <w:r>
+              <w:t>LEG</w:t>
+            </w:r>
+          </w:p>
+        </w:tc>
+        <w:tc>
+          <w:tcPr>
+            <w:tcW w:type="dxa" w:w="1234"/>
+          </w:tcPr>
+          <w:p>
+            <w:r>
+              <w:t>Low Current Legend Drawings</w:t>
+            </w:r>
+          </w:p>
+        </w:tc>
+        <w:tc>
+          <w:tcPr>
+            <w:tcW w:type="dxa" w:w="1234"/>
+          </w:tcPr>
+          <w:p>
+            <w:r>
+              <w:t>Low Current Engineer</w:t>
+            </w:r>
+          </w:p>
+        </w:tc>
+        <w:tc>
+          <w:tcPr>
+            <w:tcW w:type="dxa" w:w="1234"/>
+          </w:tcPr>
+          <w:p>
+            <w:r>
+              <w:t>2026-06-06</w:t>
+            </w:r>
+          </w:p>
+        </w:tc>
+        <w:tc>
+          <w:tcPr>
+            <w:tcW w:type="dxa" w:w="1234"/>
+          </w:tcPr>
+          <w:p>
+            <w:r>
+              <w:t>Planned</w:t>
+            </w:r>
+          </w:p>
+        </w:tc>
+        <w:tc>
+          <w:tcPr>
+            <w:tcW w:type="dxa" w:w="1234"/>
+          </w:tcPr>
+          <w:p>
+            <w:r/>
+          </w:p>
+        </w:tc>
+      </w:tr>
+      <w:tr>
+        <w:tc>
+          <w:tcPr>
+            <w:tcW w:type="dxa" w:w="1234"/>
+          </w:tcPr>
+          <w:p>
+            <w:r>
+              <w:t>PRJ.23026-LC-BOQ-6001</w:t>
+            </w:r>
+          </w:p>
+        </w:tc>
+        <w:tc>
+          <w:tcPr>
+            <w:tcW w:type="dxa" w:w="1234"/>
+          </w:tcPr>
+          <w:p>
+            <w:r>
+              <w:t>BOQ</w:t>
+            </w:r>
+          </w:p>
+        </w:tc>
+        <w:tc>
+          <w:tcPr>
+            <w:tcW w:type="dxa" w:w="1234"/>
+          </w:tcPr>
+          <w:p>
+            <w:r>
+              <w:t>Low Current Bill Of Quantity</w:t>
+            </w:r>
+          </w:p>
+        </w:tc>
+        <w:tc>
+          <w:tcPr>
+            <w:tcW w:type="dxa" w:w="1234"/>
+          </w:tcPr>
+          <w:p>
+            <w:r>
+              <w:t>Low Current Engineer</w:t>
+            </w:r>
+          </w:p>
+        </w:tc>
+        <w:tc>
+          <w:tcPr>
+            <w:tcW w:type="dxa" w:w="1234"/>
+          </w:tcPr>
+          <w:p>
+            <w:r>
+              <w:t>2026-06-27</w:t>
+            </w:r>
+          </w:p>
+        </w:tc>
+        <w:tc>
+          <w:tcPr>
+            <w:tcW w:type="dxa" w:w="1234"/>
+          </w:tcPr>
+          <w:p>
+            <w:r>
+              <w:t>Planned</w:t>
+            </w:r>
+          </w:p>
+        </w:tc>
+        <w:tc>
+          <w:tcPr>
+            <w:tcW w:type="dxa" w:w="1234"/>
+          </w:tcPr>
+          <w:p>
+            <w:r/>
+          </w:p>
+        </w:tc>
+      </w:tr>
+      <w:tr>
+        <w:tc>
+          <w:tcPr>
+            <w:tcW w:type="dxa" w:w="1234"/>
+          </w:tcPr>
+          <w:p>
+            <w:r>
+              <w:t>PRJ.23026-LC-MOD-6001</w:t>
+            </w:r>
+          </w:p>
+        </w:tc>
+        <w:tc>
+          <w:tcPr>
+            <w:tcW w:type="dxa" w:w="1234"/>
+          </w:tcPr>
+          <w:p>
+            <w:r>
+              <w:t>MOD</w:t>
+            </w:r>
+          </w:p>
+        </w:tc>
+        <w:tc>
+          <w:tcPr>
+            <w:tcW w:type="dxa" w:w="1234"/>
+          </w:tcPr>
+          <w:p>
+            <w:r>
+              <w:t>Low Current Model</w:t>
+            </w:r>
+          </w:p>
+        </w:tc>
+        <w:tc>
+          <w:tcPr>
+            <w:tcW w:type="dxa" w:w="1234"/>
+          </w:tcPr>
+          <w:p>
+            <w:r>
+              <w:t>Low Current Engineer</w:t>
+            </w:r>
+          </w:p>
+        </w:tc>
+        <w:tc>
+          <w:tcPr>
+            <w:tcW w:type="dxa" w:w="1234"/>
+          </w:tcPr>
+          <w:p>
+            <w:r>
+              <w:t>2026-05-23</w:t>
+            </w:r>
+          </w:p>
+        </w:tc>
+        <w:tc>
+          <w:tcPr>
+            <w:tcW w:type="dxa" w:w="1234"/>
+          </w:tcPr>
+          <w:p>
+            <w:r>
+              <w:t>Planned</w:t>
+            </w:r>
+          </w:p>
+        </w:tc>
+        <w:tc>
+          <w:tcPr>
+            <w:tcW w:type="dxa" w:w="1234"/>
+          </w:tcPr>
+          <w:p>
+            <w:r/>
+          </w:p>
+        </w:tc>
+      </w:tr>
+      <w:tr>
+        <w:tc>
+          <w:tcPr>
+            <w:tcW w:type="dxa" w:w="1234"/>
+          </w:tcPr>
+          <w:p>
+            <w:r>
+              <w:t>PRJ.23026-LC-MOD-6002</w:t>
+            </w:r>
+          </w:p>
+        </w:tc>
+        <w:tc>
+          <w:tcPr>
+            <w:tcW w:type="dxa" w:w="1234"/>
+          </w:tcPr>
+          <w:p>
+            <w:r>
+              <w:t>MOD</w:t>
+            </w:r>
+          </w:p>
+        </w:tc>
+        <w:tc>
+          <w:tcPr>
+            <w:tcW w:type="dxa" w:w="1234"/>
+          </w:tcPr>
+          <w:p>
+            <w:r>
+              <w:t>Model For Detailed Low Current Drawings</w:t>
+            </w:r>
+          </w:p>
+        </w:tc>
+        <w:tc>
+          <w:tcPr>
+            <w:tcW w:type="dxa" w:w="1234"/>
+          </w:tcPr>
+          <w:p>
+            <w:r>
+              <w:t>Low Current Engineer</w:t>
+            </w:r>
+          </w:p>
+        </w:tc>
+        <w:tc>
+          <w:tcPr>
+            <w:tcW w:type="dxa" w:w="1234"/>
+          </w:tcPr>
+          <w:p>
+            <w:r>
+              <w:t>2026-05-23</w:t>
+            </w:r>
+          </w:p>
+        </w:tc>
+        <w:tc>
+          <w:tcPr>
+            <w:tcW w:type="dxa" w:w="1234"/>
+          </w:tcPr>
+          <w:p>
+            <w:r>
+              <w:t>Planned</w:t>
+            </w:r>
+          </w:p>
+        </w:tc>
+        <w:tc>
+          <w:tcPr>
+            <w:tcW w:type="dxa" w:w="1234"/>
+          </w:tcPr>
+          <w:p>
+            <w:r/>
+          </w:p>
+        </w:tc>
+      </w:tr>
+      <w:tr>
+        <w:tc>
+          <w:tcPr>
+            <w:tcW w:type="dxa" w:w="1234"/>
+          </w:tcPr>
+          <w:p>
+            <w:r>
+              <w:t>PRJ.23026-LC-MOD-6003</w:t>
+            </w:r>
+          </w:p>
+        </w:tc>
+        <w:tc>
+          <w:tcPr>
+            <w:tcW w:type="dxa" w:w="1234"/>
+          </w:tcPr>
+          <w:p>
+            <w:r>
+              <w:t>MOD</w:t>
+            </w:r>
+          </w:p>
+        </w:tc>
+        <w:tc>
+          <w:tcPr>
+            <w:tcW w:type="dxa" w:w="1234"/>
+          </w:tcPr>
+          <w:p>
+            <w:r>
+              <w:t>Model For Low Current Schematic Drawings</w:t>
+            </w:r>
+          </w:p>
+        </w:tc>
+        <w:tc>
+          <w:tcPr>
+            <w:tcW w:type="dxa" w:w="1234"/>
+          </w:tcPr>
+          <w:p>
+            <w:r>
+              <w:t>Low Current Engineer</w:t>
+            </w:r>
+          </w:p>
+        </w:tc>
+        <w:tc>
+          <w:tcPr>
+            <w:tcW w:type="dxa" w:w="1234"/>
+          </w:tcPr>
+          <w:p>
+            <w:r>
+              <w:t>2026-05-23</w:t>
+            </w:r>
+          </w:p>
+        </w:tc>
+        <w:tc>
+          <w:tcPr>
+            <w:tcW w:type="dxa" w:w="1234"/>
+          </w:tcPr>
+          <w:p>
+            <w:r>
+              <w:t>Planned</w:t>
+            </w:r>
+          </w:p>
+        </w:tc>
+        <w:tc>
+          <w:tcPr>
+            <w:tcW w:type="dxa" w:w="1234"/>
+          </w:tcPr>
+          <w:p>
+            <w:r/>
+          </w:p>
+        </w:tc>
+      </w:tr>
+      <w:tr>
+        <w:tc>
+          <w:tcPr>
+            <w:tcW w:type="dxa" w:w="1234"/>
+          </w:tcPr>
+          <w:p>
+            <w:r>
+              <w:t>PRJ.23026-EL-DWP-5001</w:t>
+            </w:r>
+          </w:p>
+        </w:tc>
+        <w:tc>
+          <w:tcPr>
+            <w:tcW w:type="dxa" w:w="1234"/>
+          </w:tcPr>
+          <w:p>
+            <w:r>
+              <w:t>DWP</w:t>
+            </w:r>
+          </w:p>
+        </w:tc>
+        <w:tc>
+          <w:tcPr>
+            <w:tcW w:type="dxa" w:w="1234"/>
+          </w:tcPr>
+          <w:p>
+            <w:r>
+              <w:t>Schematic Electrical Drawings</w:t>
+            </w:r>
+          </w:p>
+        </w:tc>
+        <w:tc>
+          <w:tcPr>
+            <w:tcW w:type="dxa" w:w="1234"/>
+          </w:tcPr>
+          <w:p>
+            <w:r>
+              <w:t>Electrical Engineer</w:t>
+            </w:r>
+          </w:p>
+        </w:tc>
+        <w:tc>
+          <w:tcPr>
+            <w:tcW w:type="dxa" w:w="1234"/>
+          </w:tcPr>
+          <w:p>
+            <w:r>
+              <w:t>2026-03-14</w:t>
+            </w:r>
+          </w:p>
+        </w:tc>
+        <w:tc>
+          <w:tcPr>
+            <w:tcW w:type="dxa" w:w="1234"/>
+          </w:tcPr>
+          <w:p>
+            <w:r>
+              <w:t>Planned</w:t>
+            </w:r>
+          </w:p>
+        </w:tc>
+        <w:tc>
+          <w:tcPr>
+            <w:tcW w:type="dxa" w:w="1234"/>
+          </w:tcPr>
+          <w:p>
+            <w:r/>
+          </w:p>
+        </w:tc>
+      </w:tr>
+      <w:tr>
+        <w:tc>
+          <w:tcPr>
+            <w:tcW w:type="dxa" w:w="1234"/>
+          </w:tcPr>
+          <w:p>
+            <w:r>
+              <w:t>PRJ.23026-EL-CAL-5001</w:t>
+            </w:r>
+          </w:p>
+        </w:tc>
+        <w:tc>
+          <w:tcPr>
+            <w:tcW w:type="dxa" w:w="1234"/>
+          </w:tcPr>
+          <w:p>
+            <w:r>
+              <w:t>CAL</w:t>
+            </w:r>
+          </w:p>
+        </w:tc>
+        <w:tc>
+          <w:tcPr>
+            <w:tcW w:type="dxa" w:w="1234"/>
+          </w:tcPr>
+          <w:p>
+            <w:r>
+              <w:t>LUX Calculations</w:t>
+            </w:r>
+          </w:p>
+        </w:tc>
+        <w:tc>
+          <w:tcPr>
+            <w:tcW w:type="dxa" w:w="1234"/>
+          </w:tcPr>
+          <w:p>
+            <w:r>
+              <w:t>Electrical Engineer</w:t>
+            </w:r>
+          </w:p>
+        </w:tc>
+        <w:tc>
+          <w:tcPr>
+            <w:tcW w:type="dxa" w:w="1234"/>
+          </w:tcPr>
+          <w:p>
+            <w:r>
+              <w:t>2026-05-09</w:t>
+            </w:r>
+          </w:p>
+        </w:tc>
+        <w:tc>
+          <w:tcPr>
+            <w:tcW w:type="dxa" w:w="1234"/>
+          </w:tcPr>
+          <w:p>
+            <w:r>
+              <w:t>Planned</w:t>
+            </w:r>
+          </w:p>
+        </w:tc>
+        <w:tc>
+          <w:tcPr>
+            <w:tcW w:type="dxa" w:w="1234"/>
+          </w:tcPr>
+          <w:p>
+            <w:r/>
+          </w:p>
+        </w:tc>
+      </w:tr>
+      <w:tr>
+        <w:tc>
+          <w:tcPr>
+            <w:tcW w:type="dxa" w:w="1234"/>
+          </w:tcPr>
+          <w:p>
+            <w:r>
+              <w:t>PRJ.23026-EL-CAL-5002</w:t>
+            </w:r>
+          </w:p>
+        </w:tc>
+        <w:tc>
+          <w:tcPr>
+            <w:tcW w:type="dxa" w:w="1234"/>
+          </w:tcPr>
+          <w:p>
+            <w:r>
+              <w:t>CAL</w:t>
+            </w:r>
+          </w:p>
+        </w:tc>
+        <w:tc>
+          <w:tcPr>
+            <w:tcW w:type="dxa" w:w="1234"/>
+          </w:tcPr>
+          <w:p>
+            <w:r>
+              <w:t>Electrical Calculations Report (Load)</w:t>
+            </w:r>
+          </w:p>
+        </w:tc>
+        <w:tc>
+          <w:tcPr>
+            <w:tcW w:type="dxa" w:w="1234"/>
+          </w:tcPr>
+          <w:p>
+            <w:r>
+              <w:t>Electrical Engineer</w:t>
+            </w:r>
+          </w:p>
+        </w:tc>
+        <w:tc>
+          <w:tcPr>
+            <w:tcW w:type="dxa" w:w="1234"/>
+          </w:tcPr>
+          <w:p>
+            <w:r>
+              <w:t>2026-05-23</w:t>
+            </w:r>
+          </w:p>
+        </w:tc>
+        <w:tc>
+          <w:tcPr>
+            <w:tcW w:type="dxa" w:w="1234"/>
+          </w:tcPr>
+          <w:p>
+            <w:r>
+              <w:t>Planned</w:t>
+            </w:r>
+          </w:p>
+        </w:tc>
+        <w:tc>
+          <w:tcPr>
+            <w:tcW w:type="dxa" w:w="1234"/>
+          </w:tcPr>
+          <w:p>
+            <w:r/>
+          </w:p>
+        </w:tc>
+      </w:tr>
+      <w:tr>
+        <w:tc>
+          <w:tcPr>
+            <w:tcW w:type="dxa" w:w="1234"/>
+          </w:tcPr>
+          <w:p>
+            <w:r>
+              <w:t>PRJ.23026-EL-CAL-5003</w:t>
+            </w:r>
+          </w:p>
+        </w:tc>
+        <w:tc>
+          <w:tcPr>
+            <w:tcW w:type="dxa" w:w="1234"/>
+          </w:tcPr>
+          <w:p>
+            <w:r>
+              <w:t>CAL</w:t>
+            </w:r>
+          </w:p>
+        </w:tc>
+        <w:tc>
+          <w:tcPr>
+            <w:tcW w:type="dxa" w:w="1234"/>
+          </w:tcPr>
+          <w:p>
+            <w:r>
+              <w:t>Electrical Cable Tray Calculation Report</w:t>
+            </w:r>
+          </w:p>
+        </w:tc>
+        <w:tc>
+          <w:tcPr>
+            <w:tcW w:type="dxa" w:w="1234"/>
+          </w:tcPr>
+          <w:p>
+            <w:r>
+              <w:t>Electrical Engineer</w:t>
+            </w:r>
+          </w:p>
+        </w:tc>
+        <w:tc>
+          <w:tcPr>
+            <w:tcW w:type="dxa" w:w="1234"/>
+          </w:tcPr>
+          <w:p>
+            <w:r>
+              <w:t>2026-06-20</w:t>
+            </w:r>
+          </w:p>
+        </w:tc>
+        <w:tc>
+          <w:tcPr>
+            <w:tcW w:type="dxa" w:w="1234"/>
+          </w:tcPr>
+          <w:p>
+            <w:r>
+              <w:t>Planned</w:t>
+            </w:r>
+          </w:p>
+        </w:tc>
+        <w:tc>
+          <w:tcPr>
+            <w:tcW w:type="dxa" w:w="1234"/>
+          </w:tcPr>
+          <w:p>
+            <w:r/>
+          </w:p>
+        </w:tc>
+      </w:tr>
+      <w:tr>
+        <w:tc>
+          <w:tcPr>
+            <w:tcW w:type="dxa" w:w="1234"/>
+          </w:tcPr>
+          <w:p>
+            <w:r>
+              <w:t>PRJ.23026-EL-CAL-5004</w:t>
+            </w:r>
+          </w:p>
+        </w:tc>
+        <w:tc>
+          <w:tcPr>
+            <w:tcW w:type="dxa" w:w="1234"/>
+          </w:tcPr>
+          <w:p>
+            <w:r>
+              <w:t>CAL</w:t>
+            </w:r>
+          </w:p>
+        </w:tc>
+        <w:tc>
+          <w:tcPr>
+            <w:tcW w:type="dxa" w:w="1234"/>
+          </w:tcPr>
+          <w:p>
+            <w:r>
+              <w:t>Earthing Calculation Report</w:t>
+            </w:r>
+          </w:p>
+        </w:tc>
+        <w:tc>
+          <w:tcPr>
+            <w:tcW w:type="dxa" w:w="1234"/>
+          </w:tcPr>
+          <w:p>
+            <w:r>
+              <w:t>Electrical Engineer</w:t>
+            </w:r>
+          </w:p>
+        </w:tc>
+        <w:tc>
+          <w:tcPr>
+            <w:tcW w:type="dxa" w:w="1234"/>
+          </w:tcPr>
+          <w:p>
+            <w:r>
+              <w:t>2026-06-20</w:t>
+            </w:r>
+          </w:p>
+        </w:tc>
+        <w:tc>
+          <w:tcPr>
+            <w:tcW w:type="dxa" w:w="1234"/>
+          </w:tcPr>
+          <w:p>
+            <w:r>
+              <w:t>Planned</w:t>
+            </w:r>
+          </w:p>
+        </w:tc>
+        <w:tc>
+          <w:tcPr>
+            <w:tcW w:type="dxa" w:w="1234"/>
+          </w:tcPr>
+          <w:p>
+            <w:r/>
+          </w:p>
+        </w:tc>
+      </w:tr>
+      <w:tr>
+        <w:tc>
+          <w:tcPr>
+            <w:tcW w:type="dxa" w:w="1234"/>
+          </w:tcPr>
+          <w:p>
+            <w:r>
+              <w:t>PRJ.23026-EL-CAL-5005</w:t>
+            </w:r>
+          </w:p>
+        </w:tc>
+        <w:tc>
+          <w:tcPr>
+            <w:tcW w:type="dxa" w:w="1234"/>
+          </w:tcPr>
+          <w:p>
+            <w:r>
+              <w:t>CAL</w:t>
+            </w:r>
+          </w:p>
+        </w:tc>
+        <w:tc>
+          <w:tcPr>
+            <w:tcW w:type="dxa" w:w="1234"/>
+          </w:tcPr>
+          <w:p>
+            <w:r>
+              <w:t>Lighting Calculation Report</w:t>
+            </w:r>
+          </w:p>
+        </w:tc>
+        <w:tc>
+          <w:tcPr>
+            <w:tcW w:type="dxa" w:w="1234"/>
+          </w:tcPr>
+          <w:p>
+            <w:r>
+              <w:t>Electrical Engineer</w:t>
+            </w:r>
+          </w:p>
+        </w:tc>
+        <w:tc>
+          <w:tcPr>
+            <w:tcW w:type="dxa" w:w="1234"/>
+          </w:tcPr>
+          <w:p>
+            <w:r>
+              <w:t>2026-06-20</w:t>
+            </w:r>
+          </w:p>
+        </w:tc>
+        <w:tc>
+          <w:tcPr>
+            <w:tcW w:type="dxa" w:w="1234"/>
+          </w:tcPr>
+          <w:p>
+            <w:r>
+              <w:t>Planned</w:t>
+            </w:r>
+          </w:p>
+        </w:tc>
+        <w:tc>
+          <w:tcPr>
+            <w:tcW w:type="dxa" w:w="1234"/>
+          </w:tcPr>
+          <w:p>
+            <w:r/>
+          </w:p>
+        </w:tc>
+      </w:tr>
+      <w:tr>
+        <w:tc>
+          <w:tcPr>
+            <w:tcW w:type="dxa" w:w="1234"/>
+          </w:tcPr>
+          <w:p>
+            <w:r>
+              <w:t>PRJ.23026-EL-DGN-5001</w:t>
+            </w:r>
+          </w:p>
+        </w:tc>
+        <w:tc>
+          <w:tcPr>
+            <w:tcW w:type="dxa" w:w="1234"/>
+          </w:tcPr>
+          <w:p>
+            <w:r>
+              <w:t>DGN</w:t>
+            </w:r>
+          </w:p>
+        </w:tc>
+        <w:tc>
+          <w:tcPr>
+            <w:tcW w:type="dxa" w:w="1234"/>
+          </w:tcPr>
+          <w:p>
+            <w:r>
+              <w:t>Electrical Drawing General Notes</w:t>
+            </w:r>
+          </w:p>
+        </w:tc>
+        <w:tc>
+          <w:tcPr>
+            <w:tcW w:type="dxa" w:w="1234"/>
+          </w:tcPr>
+          <w:p>
+            <w:r>
+              <w:t>Electrical Engineer</w:t>
+            </w:r>
+          </w:p>
+        </w:tc>
+        <w:tc>
+          <w:tcPr>
+            <w:tcW w:type="dxa" w:w="1234"/>
+          </w:tcPr>
+          <w:p>
+            <w:r>
+              <w:t>2026-06-27</w:t>
+            </w:r>
+          </w:p>
+        </w:tc>
+        <w:tc>
+          <w:tcPr>
+            <w:tcW w:type="dxa" w:w="1234"/>
+          </w:tcPr>
+          <w:p>
+            <w:r>
+              <w:t>Planned</w:t>
+            </w:r>
+          </w:p>
+        </w:tc>
+        <w:tc>
+          <w:tcPr>
+            <w:tcW w:type="dxa" w:w="1234"/>
+          </w:tcPr>
+          <w:p>
+            <w:r/>
+          </w:p>
+        </w:tc>
+      </w:tr>
+      <w:tr>
+        <w:tc>
+          <w:tcPr>
+            <w:tcW w:type="dxa" w:w="1234"/>
+          </w:tcPr>
+          <w:p>
+            <w:r>
+              <w:t>PRJ.23026-EL-ELS-5001</w:t>
+            </w:r>
+          </w:p>
+        </w:tc>
+        <w:tc>
+          <w:tcPr>
+            <w:tcW w:type="dxa" w:w="1234"/>
+          </w:tcPr>
+          <w:p>
+            <w:r>
+              <w:t>ELS</w:t>
+            </w:r>
+          </w:p>
+        </w:tc>
+        <w:tc>
+          <w:tcPr>
+            <w:tcW w:type="dxa" w:w="1234"/>
+          </w:tcPr>
+          <w:p>
+            <w:r>
+              <w:t>Electrical Schematics Drawings</w:t>
+            </w:r>
+          </w:p>
+        </w:tc>
+        <w:tc>
+          <w:tcPr>
+            <w:tcW w:type="dxa" w:w="1234"/>
+          </w:tcPr>
+          <w:p>
+            <w:r>
+              <w:t>Electrical Engineer</w:t>
+            </w:r>
+          </w:p>
+        </w:tc>
+        <w:tc>
+          <w:tcPr>
+            <w:tcW w:type="dxa" w:w="1234"/>
+          </w:tcPr>
+          <w:p>
+            <w:r>
+              <w:t>2026-06-27</w:t>
+            </w:r>
+          </w:p>
+        </w:tc>
+        <w:tc>
+          <w:tcPr>
+            <w:tcW w:type="dxa" w:w="1234"/>
+          </w:tcPr>
+          <w:p>
+            <w:r>
+              <w:t>Planned</w:t>
+            </w:r>
+          </w:p>
+        </w:tc>
+        <w:tc>
+          <w:tcPr>
+            <w:tcW w:type="dxa" w:w="1234"/>
+          </w:tcPr>
+          <w:p>
+            <w:r/>
+          </w:p>
+        </w:tc>
+      </w:tr>
+      <w:tr>
+        <w:tc>
+          <w:tcPr>
+            <w:tcW w:type="dxa" w:w="1234"/>
+          </w:tcPr>
+          <w:p>
+            <w:r>
+              <w:t>PRJ.23026-EL-SLD-5001</w:t>
+            </w:r>
+          </w:p>
+        </w:tc>
+        <w:tc>
+          <w:tcPr>
+            <w:tcW w:type="dxa" w:w="1234"/>
+          </w:tcPr>
+          <w:p>
+            <w:r>
+              <w:t>SLD</w:t>
+            </w:r>
+          </w:p>
+        </w:tc>
+        <w:tc>
+          <w:tcPr>
+            <w:tcW w:type="dxa" w:w="1234"/>
+          </w:tcPr>
+          <w:p>
+            <w:r>
+              <w:t>Single Line Diagram Drawings</w:t>
+            </w:r>
+          </w:p>
+        </w:tc>
+        <w:tc>
+          <w:tcPr>
+            <w:tcW w:type="dxa" w:w="1234"/>
+          </w:tcPr>
+          <w:p>
+            <w:r>
+              <w:t>Electrical Engineer</w:t>
+            </w:r>
+          </w:p>
+        </w:tc>
+        <w:tc>
+          <w:tcPr>
+            <w:tcW w:type="dxa" w:w="1234"/>
+          </w:tcPr>
+          <w:p>
+            <w:r>
+              <w:t>2026-06-06</w:t>
+            </w:r>
+          </w:p>
+        </w:tc>
+        <w:tc>
+          <w:tcPr>
+            <w:tcW w:type="dxa" w:w="1234"/>
+          </w:tcPr>
+          <w:p>
+            <w:r>
+              <w:t>Planned</w:t>
+            </w:r>
+          </w:p>
+        </w:tc>
+        <w:tc>
+          <w:tcPr>
+            <w:tcW w:type="dxa" w:w="1234"/>
+          </w:tcPr>
+          <w:p>
+            <w:r/>
+          </w:p>
+        </w:tc>
+      </w:tr>
+      <w:tr>
+        <w:tc>
+          <w:tcPr>
+            <w:tcW w:type="dxa" w:w="1234"/>
+          </w:tcPr>
+          <w:p>
+            <w:r>
+              <w:t>PRJ.23026-EL-PBS-5001</w:t>
+            </w:r>
+          </w:p>
+        </w:tc>
+        <w:tc>
+          <w:tcPr>
+            <w:tcW w:type="dxa" w:w="1234"/>
+          </w:tcPr>
+          <w:p>
+            <w:r>
+              <w:t>PBS</w:t>
+            </w:r>
+          </w:p>
+        </w:tc>
+        <w:tc>
+          <w:tcPr>
+            <w:tcW w:type="dxa" w:w="1234"/>
+          </w:tcPr>
+          <w:p>
+            <w:r>
+              <w:t>Panelboard Schedule Drawings</w:t>
+            </w:r>
+          </w:p>
+        </w:tc>
+        <w:tc>
+          <w:tcPr>
+            <w:tcW w:type="dxa" w:w="1234"/>
+          </w:tcPr>
+          <w:p>
+            <w:r>
+              <w:t>Electrical Engineer</w:t>
+            </w:r>
+          </w:p>
+        </w:tc>
+        <w:tc>
+          <w:tcPr>
+            <w:tcW w:type="dxa" w:w="1234"/>
+          </w:tcPr>
+          <w:p>
+            <w:r>
+              <w:t>2026-06-06</w:t>
+            </w:r>
+          </w:p>
+        </w:tc>
+        <w:tc>
+          <w:tcPr>
+            <w:tcW w:type="dxa" w:w="1234"/>
+          </w:tcPr>
+          <w:p>
+            <w:r>
+              <w:t>Planned</w:t>
+            </w:r>
+          </w:p>
+        </w:tc>
+        <w:tc>
+          <w:tcPr>
+            <w:tcW w:type="dxa" w:w="1234"/>
+          </w:tcPr>
+          <w:p>
+            <w:r/>
+          </w:p>
+        </w:tc>
+      </w:tr>
+      <w:tr>
+        <w:tc>
+          <w:tcPr>
+            <w:tcW w:type="dxa" w:w="1234"/>
+          </w:tcPr>
+          <w:p>
+            <w:r>
+              <w:t>PRJ.23026-EL-LSL-5001</w:t>
+            </w:r>
+          </w:p>
+        </w:tc>
+        <w:tc>
+          <w:tcPr>
+            <w:tcW w:type="dxa" w:w="1234"/>
+          </w:tcPr>
+          <w:p>
+            <w:r>
+              <w:t>LSL</w:t>
+            </w:r>
+          </w:p>
+        </w:tc>
+        <w:tc>
+          <w:tcPr>
+            <w:tcW w:type="dxa" w:w="1234"/>
+          </w:tcPr>
+          <w:p>
+            <w:r>
+              <w:t>Electrical Lighting System Layout Drawings</w:t>
+            </w:r>
+          </w:p>
+        </w:tc>
+        <w:tc>
+          <w:tcPr>
+            <w:tcW w:type="dxa" w:w="1234"/>
+          </w:tcPr>
+          <w:p>
+            <w:r>
+              <w:t>Electrical Engineer</w:t>
+            </w:r>
+          </w:p>
+        </w:tc>
+        <w:tc>
+          <w:tcPr>
+            <w:tcW w:type="dxa" w:w="1234"/>
+          </w:tcPr>
+          <w:p>
+            <w:r>
+              <w:t>2026-06-13</w:t>
+            </w:r>
+          </w:p>
+        </w:tc>
+        <w:tc>
+          <w:tcPr>
+            <w:tcW w:type="dxa" w:w="1234"/>
+          </w:tcPr>
+          <w:p>
+            <w:r>
+              <w:t>Planned</w:t>
+            </w:r>
+          </w:p>
+        </w:tc>
+        <w:tc>
+          <w:tcPr>
+            <w:tcW w:type="dxa" w:w="1234"/>
+          </w:tcPr>
+          <w:p>
+            <w:r/>
+          </w:p>
+        </w:tc>
+      </w:tr>
+      <w:tr>
+        <w:tc>
+          <w:tcPr>
+            <w:tcW w:type="dxa" w:w="1234"/>
+          </w:tcPr>
+          <w:p>
+            <w:r>
+              <w:t>PRJ.23026-EL-LSL-5002</w:t>
+            </w:r>
+          </w:p>
+        </w:tc>
+        <w:tc>
+          <w:tcPr>
+            <w:tcW w:type="dxa" w:w="1234"/>
+          </w:tcPr>
+          <w:p>
+            <w:r>
+              <w:t>LSL</w:t>
+            </w:r>
+          </w:p>
+        </w:tc>
+        <w:tc>
+          <w:tcPr>
+            <w:tcW w:type="dxa" w:w="1234"/>
+          </w:tcPr>
+          <w:p>
+            <w:r>
+              <w:t>Emergency Lighting Plans Drawings</w:t>
+            </w:r>
+          </w:p>
+        </w:tc>
+        <w:tc>
+          <w:tcPr>
+            <w:tcW w:type="dxa" w:w="1234"/>
+          </w:tcPr>
+          <w:p>
+            <w:r>
+              <w:t>Electrical Engineer</w:t>
+            </w:r>
+          </w:p>
+        </w:tc>
+        <w:tc>
+          <w:tcPr>
+            <w:tcW w:type="dxa" w:w="1234"/>
+          </w:tcPr>
+          <w:p>
+            <w:r>
+              <w:t>2026-06-27</w:t>
+            </w:r>
+          </w:p>
+        </w:tc>
+        <w:tc>
+          <w:tcPr>
+            <w:tcW w:type="dxa" w:w="1234"/>
+          </w:tcPr>
+          <w:p>
+            <w:r>
+              <w:t>Planned</w:t>
+            </w:r>
+          </w:p>
+        </w:tc>
+        <w:tc>
+          <w:tcPr>
+            <w:tcW w:type="dxa" w:w="1234"/>
+          </w:tcPr>
+          <w:p>
+            <w:r/>
+          </w:p>
+        </w:tc>
+      </w:tr>
+      <w:tr>
+        <w:tc>
+          <w:tcPr>
+            <w:tcW w:type="dxa" w:w="1234"/>
+          </w:tcPr>
+          <w:p>
+            <w:r>
+              <w:t>PRJ.23026-EL-SPS-5001</w:t>
+            </w:r>
+          </w:p>
+        </w:tc>
+        <w:tc>
+          <w:tcPr>
+            <w:tcW w:type="dxa" w:w="1234"/>
+          </w:tcPr>
+          <w:p>
+            <w:r>
+              <w:t>SPS</w:t>
+            </w:r>
+          </w:p>
+        </w:tc>
+        <w:tc>
+          <w:tcPr>
+            <w:tcW w:type="dxa" w:w="1234"/>
+          </w:tcPr>
+          <w:p>
+            <w:r>
+              <w:t>Electrical Small Power System Drawings</w:t>
+            </w:r>
+          </w:p>
+        </w:tc>
+        <w:tc>
+          <w:tcPr>
+            <w:tcW w:type="dxa" w:w="1234"/>
+          </w:tcPr>
+          <w:p>
+            <w:r>
+              <w:t>Electrical Engineer</w:t>
+            </w:r>
+          </w:p>
+        </w:tc>
+        <w:tc>
+          <w:tcPr>
+            <w:tcW w:type="dxa" w:w="1234"/>
+          </w:tcPr>
+          <w:p>
+            <w:r>
+              <w:t>2026-06-13</w:t>
+            </w:r>
+          </w:p>
+        </w:tc>
+        <w:tc>
+          <w:tcPr>
+            <w:tcW w:type="dxa" w:w="1234"/>
+          </w:tcPr>
+          <w:p>
+            <w:r>
+              <w:t>Planned</w:t>
+            </w:r>
+          </w:p>
+        </w:tc>
+        <w:tc>
+          <w:tcPr>
+            <w:tcW w:type="dxa" w:w="1234"/>
+          </w:tcPr>
+          <w:p>
+            <w:r/>
+          </w:p>
+        </w:tc>
+      </w:tr>
+      <w:tr>
+        <w:tc>
+          <w:tcPr>
+            <w:tcW w:type="dxa" w:w="1234"/>
+          </w:tcPr>
+          <w:p>
+            <w:r>
+              <w:t>PRJ.23026-EL-MPS-5001</w:t>
+            </w:r>
+          </w:p>
+        </w:tc>
+        <w:tc>
+          <w:tcPr>
+            <w:tcW w:type="dxa" w:w="1234"/>
+          </w:tcPr>
+          <w:p>
+            <w:r>
+              <w:t>MPS</w:t>
+            </w:r>
+          </w:p>
+        </w:tc>
+        <w:tc>
+          <w:tcPr>
+            <w:tcW w:type="dxa" w:w="1234"/>
+          </w:tcPr>
+          <w:p>
+            <w:r>
+              <w:t>Mechanical Power System Drawings</w:t>
+            </w:r>
+          </w:p>
+        </w:tc>
+        <w:tc>
+          <w:tcPr>
+            <w:tcW w:type="dxa" w:w="1234"/>
+          </w:tcPr>
+          <w:p>
+            <w:r>
+              <w:t>Electrical Engineer</w:t>
+            </w:r>
+          </w:p>
+        </w:tc>
+        <w:tc>
+          <w:tcPr>
+            <w:tcW w:type="dxa" w:w="1234"/>
+          </w:tcPr>
+          <w:p>
+            <w:r>
+              <w:t>2026-06-20</w:t>
+            </w:r>
+          </w:p>
+        </w:tc>
+        <w:tc>
+          <w:tcPr>
+            <w:tcW w:type="dxa" w:w="1234"/>
+          </w:tcPr>
+          <w:p>
+            <w:r>
+              <w:t>Planned</w:t>
+            </w:r>
+          </w:p>
+        </w:tc>
+        <w:tc>
+          <w:tcPr>
+            <w:tcW w:type="dxa" w:w="1234"/>
+          </w:tcPr>
+          <w:p>
+            <w:r/>
+          </w:p>
+        </w:tc>
+      </w:tr>
+      <w:tr>
+        <w:tc>
+          <w:tcPr>
+            <w:tcW w:type="dxa" w:w="1234"/>
+          </w:tcPr>
+          <w:p>
+            <w:r>
+              <w:t>PRJ.23026-EL-ECR-5001</w:t>
+            </w:r>
+          </w:p>
+        </w:tc>
+        <w:tc>
+          <w:tcPr>
+            <w:tcW w:type="dxa" w:w="1234"/>
+          </w:tcPr>
+          <w:p>
+            <w:r>
+              <w:t>ECR</w:t>
+            </w:r>
+          </w:p>
+        </w:tc>
+        <w:tc>
+          <w:tcPr>
+            <w:tcW w:type="dxa" w:w="1234"/>
+          </w:tcPr>
+          <w:p>
+            <w:r>
+              <w:t>Electrical Cable Routing Drawings</w:t>
+            </w:r>
+          </w:p>
+        </w:tc>
+        <w:tc>
+          <w:tcPr>
+            <w:tcW w:type="dxa" w:w="1234"/>
+          </w:tcPr>
+          <w:p>
+            <w:r>
+              <w:t>Electrical Engineer</w:t>
+            </w:r>
+          </w:p>
+        </w:tc>
+        <w:tc>
+          <w:tcPr>
+            <w:tcW w:type="dxa" w:w="1234"/>
+          </w:tcPr>
+          <w:p>
+            <w:r>
+              <w:t>2026-06-20</w:t>
+            </w:r>
+          </w:p>
+        </w:tc>
+        <w:tc>
+          <w:tcPr>
+            <w:tcW w:type="dxa" w:w="1234"/>
+          </w:tcPr>
+          <w:p>
+            <w:r>
+              <w:t>Planned</w:t>
+            </w:r>
+          </w:p>
+        </w:tc>
+        <w:tc>
+          <w:tcPr>
+            <w:tcW w:type="dxa" w:w="1234"/>
+          </w:tcPr>
+          <w:p>
+            <w:r/>
+          </w:p>
+        </w:tc>
+      </w:tr>
+      <w:tr>
+        <w:tc>
+          <w:tcPr>
+            <w:tcW w:type="dxa" w:w="1234"/>
+          </w:tcPr>
+          <w:p>
+            <w:r>
+              <w:t>PRJ.23026-EL-LEG-5001</w:t>
+            </w:r>
+          </w:p>
+        </w:tc>
+        <w:tc>
+          <w:tcPr>
+            <w:tcW w:type="dxa" w:w="1234"/>
+          </w:tcPr>
+          <w:p>
+            <w:r>
+              <w:t>LEG</w:t>
+            </w:r>
+          </w:p>
+        </w:tc>
+        <w:tc>
+          <w:tcPr>
+            <w:tcW w:type="dxa" w:w="1234"/>
+          </w:tcPr>
+          <w:p>
+            <w:r>
+              <w:t>Electrical Legend Drawings</w:t>
+            </w:r>
+          </w:p>
+        </w:tc>
+        <w:tc>
+          <w:tcPr>
+            <w:tcW w:type="dxa" w:w="1234"/>
+          </w:tcPr>
+          <w:p>
+            <w:r>
+              <w:t>Electrical Engineer</w:t>
+            </w:r>
+          </w:p>
+        </w:tc>
+        <w:tc>
+          <w:tcPr>
+            <w:tcW w:type="dxa" w:w="1234"/>
+          </w:tcPr>
+          <w:p>
+            <w:r>
+              <w:t>2026-06-27</w:t>
+            </w:r>
+          </w:p>
+        </w:tc>
+        <w:tc>
+          <w:tcPr>
+            <w:tcW w:type="dxa" w:w="1234"/>
+          </w:tcPr>
+          <w:p>
+            <w:r>
+              <w:t>Planned</w:t>
+            </w:r>
+          </w:p>
+        </w:tc>
+        <w:tc>
+          <w:tcPr>
+            <w:tcW w:type="dxa" w:w="1234"/>
+          </w:tcPr>
+          <w:p>
+            <w:r/>
+          </w:p>
+        </w:tc>
+      </w:tr>
+      <w:tr>
+        <w:tc>
+          <w:tcPr>
+            <w:tcW w:type="dxa" w:w="1234"/>
+          </w:tcPr>
+          <w:p>
+            <w:r>
+              <w:t>PRJ.23026-EL-MOD-5001</w:t>
+            </w:r>
+          </w:p>
+        </w:tc>
+        <w:tc>
+          <w:tcPr>
+            <w:tcW w:type="dxa" w:w="1234"/>
+          </w:tcPr>
+          <w:p>
+            <w:r>
+              <w:t>MOD</w:t>
+            </w:r>
+          </w:p>
+        </w:tc>
+        <w:tc>
+          <w:tcPr>
+            <w:tcW w:type="dxa" w:w="1234"/>
+          </w:tcPr>
+          <w:p>
+            <w:r>
+              <w:t>Electrical Model</w:t>
+            </w:r>
+          </w:p>
+        </w:tc>
+        <w:tc>
+          <w:tcPr>
+            <w:tcW w:type="dxa" w:w="1234"/>
+          </w:tcPr>
+          <w:p>
+            <w:r>
+              <w:t>Electrical Engineer</w:t>
+            </w:r>
+          </w:p>
+        </w:tc>
+        <w:tc>
+          <w:tcPr>
+            <w:tcW w:type="dxa" w:w="1234"/>
+          </w:tcPr>
+          <w:p>
+            <w:r>
+              <w:t>2026-05-23</w:t>
+            </w:r>
+          </w:p>
+        </w:tc>
+        <w:tc>
+          <w:tcPr>
+            <w:tcW w:type="dxa" w:w="1234"/>
+          </w:tcPr>
+          <w:p>
+            <w:r>
+              <w:t>Planned</w:t>
+            </w:r>
+          </w:p>
+        </w:tc>
+        <w:tc>
+          <w:tcPr>
+            <w:tcW w:type="dxa" w:w="1234"/>
+          </w:tcPr>
+          <w:p>
+            <w:r/>
+          </w:p>
+        </w:tc>
+      </w:tr>
+      <w:tr>
+        <w:tc>
+          <w:tcPr>
+            <w:tcW w:type="dxa" w:w="1234"/>
+          </w:tcPr>
+          <w:p>
+            <w:r>
+              <w:t>PRJ.23026-EL-CAL-5006</w:t>
+            </w:r>
+          </w:p>
+        </w:tc>
+        <w:tc>
+          <w:tcPr>
+            <w:tcW w:type="dxa" w:w="1234"/>
+          </w:tcPr>
+          <w:p>
+            <w:r>
+              <w:t>CAL</w:t>
+            </w:r>
+          </w:p>
+        </w:tc>
+        <w:tc>
+          <w:tcPr>
+            <w:tcW w:type="dxa" w:w="1234"/>
+          </w:tcPr>
+          <w:p>
+            <w:r>
+              <w:t>Transformer / MV Sizing Calculation</w:t>
+            </w:r>
+          </w:p>
+        </w:tc>
+        <w:tc>
+          <w:tcPr>
+            <w:tcW w:type="dxa" w:w="1234"/>
+          </w:tcPr>
+          <w:p>
+            <w:r>
+              <w:t>Electrical Engineer</w:t>
+            </w:r>
+          </w:p>
+        </w:tc>
+        <w:tc>
+          <w:tcPr>
+            <w:tcW w:type="dxa" w:w="1234"/>
+          </w:tcPr>
+          <w:p>
+            <w:r>
+              <w:t>2026-05-30</w:t>
+            </w:r>
+          </w:p>
+        </w:tc>
+        <w:tc>
+          <w:tcPr>
+            <w:tcW w:type="dxa" w:w="1234"/>
+          </w:tcPr>
+          <w:p>
+            <w:r>
+              <w:t>Planned</w:t>
+            </w:r>
+          </w:p>
+        </w:tc>
+        <w:tc>
+          <w:tcPr>
+            <w:tcW w:type="dxa" w:w="1234"/>
           </w:tcPr>
           <w:p>
             <w:r/>
